--- a/arb/docx/008.content.docx
+++ b/arb/docx/008.content.docx
@@ -9,6 +9,8 @@
       </w:pPr>
       <w:r>
         <w:rPr>
+          <w:rtl/>
+          <w:cs/>
           <w:lang w:val="ar_AE" w:bidi="ar_AE"/>
         </w:rPr>
       </w:r>
@@ -20,69 +22,91 @@
       </w:pPr>
       <w:r>
         <w:rPr>
+          <w:rtl/>
+          <w:cs/>
           <w:lang w:val="ar_AE" w:bidi="ar_AE"/>
         </w:rPr>
         <w:t>Resource: unfoldingWord® Translation Words</w:t>
       </w:r>
       <w:r>
         <w:rPr>
-          <w:lang w:val="ar_AE" w:bidi="ar_AE"/>
-        </w:rPr>
-      </w:r>
-    </w:p>
-    <w:p>
-      <w:pPr>
-        <w:bidi/>
-      </w:pPr>
-      <w:r>
-        <w:rPr>
+          <w:rtl/>
+          <w:cs/>
+          <w:lang w:val="ar_AE" w:bidi="ar_AE"/>
+        </w:rPr>
+      </w:r>
+    </w:p>
+    <w:p>
+      <w:pPr>
+        <w:bidi/>
+      </w:pPr>
+      <w:r>
+        <w:rPr>
+          <w:rtl/>
+          <w:cs/>
           <w:lang w:val="ar_AE" w:bidi="ar_AE"/>
         </w:rPr>
       </w:r>
       <w:r>
         <w:rPr>
           <w:b/>
+          <w:rtl/>
+          <w:cs/>
           <w:lang w:val="ar_AE" w:bidi="ar_AE"/>
         </w:rPr>
         <w:t>unfoldingWord® Translation Words</w:t>
       </w:r>
       <w:r>
         <w:rPr>
+          <w:rtl/>
+          <w:cs/>
           <w:lang w:val="ar_AE" w:bidi="ar_AE"/>
         </w:rPr>
         <w:t xml:space="preserve"> © 2022 unfoldingWord. Released under CC BY-SA 4.0 license. </w:t>
       </w:r>
       <w:r>
         <w:rPr>
+          <w:rtl/>
+          <w:cs/>
           <w:lang w:val="ar_AE" w:bidi="ar_AE"/>
         </w:rPr>
         <w:t>unfoldingWord® Translation Words</w:t>
       </w:r>
       <w:r>
         <w:rPr>
+          <w:rtl/>
+          <w:cs/>
           <w:lang w:val="ar_AE" w:bidi="ar_AE"/>
         </w:rPr>
         <w:t xml:space="preserve"> has been adapted in the following languages: Tok Pisin, Arabic (عربي), French (Français), Hindi (हिंदी), Indonesian (Bahasa Indonesia), Portuguese (Português), Russian (Русский), Spanish (Español), Swahili (Kiswahili), and Simplified Chinese (简体中文) from </w:t>
       </w:r>
       <w:r>
         <w:rPr>
+          <w:rtl/>
+          <w:cs/>
           <w:lang w:val="ar_AE" w:bidi="ar_AE"/>
         </w:rPr>
         <w:t>unfoldingWord® Translation Words</w:t>
       </w:r>
       <w:r>
         <w:rPr>
+          <w:rtl/>
+          <w:cs/>
           <w:lang w:val="ar_AE" w:bidi="ar_AE"/>
         </w:rPr>
         <w:t xml:space="preserve"> © 2022 unfoldingWord. Released under CC BY-SA 4.0 license by Mission Mutual</w:t>
       </w:r>
       <w:r>
         <w:rPr>
-          <w:lang w:val="ar_AE" w:bidi="ar_AE"/>
-        </w:rPr>
-      </w:r>
-      <w:r>
-        <w:rPr>
+          <w:rtl/>
+          <w:cs/>
+          <w:lang w:val="ar_AE" w:bidi="ar_AE"/>
+        </w:rPr>
+      </w:r>
+      <w:r>
+        <w:rPr>
+          <w:rtl/>
+          <w:cs/>
           <w:lang w:val="ar_AE" w:bidi="ar_AE"/>
         </w:rPr>
       </w:r>
@@ -94,6 +118,8 @@
       </w:pPr>
       <w:r>
         <w:rPr>
+          <w:rtl/>
+          <w:cs/>
           <w:lang w:val="ar_AE" w:bidi="ar_AE"/>
         </w:rPr>
         <w:t>unfoldingWord® Translation Words</w:t>
@@ -123,6 +149,8 @@
       </w:pPr>
       <w:r>
         <w:rPr>
+          <w:rtl/>
+          <w:cs/>
           <w:lang w:val="ar_AE" w:bidi="ar_AE"/>
         </w:rPr>
       </w:r>
@@ -134,38 +162,50 @@
       </w:pPr>
       <w:r>
         <w:rPr>
+          <w:rtl/>
+          <w:cs/>
           <w:lang w:val="ar_AE" w:bidi="ar_AE"/>
         </w:rPr>
         <w:t>د</w:t>
       </w:r>
       <w:r>
         <w:rPr>
-          <w:lang w:val="ar_AE" w:bidi="ar_AE"/>
-        </w:rPr>
-      </w:r>
-    </w:p>
-    <w:p>
-      <w:pPr>
-        <w:bidi/>
-      </w:pPr>
-      <w:r>
-        <w:rPr>
-          <w:lang w:val="ar_AE" w:bidi="ar_AE"/>
-        </w:rPr>
-      </w:r>
-      <w:r>
-        <w:rPr>
+          <w:rtl/>
+          <w:cs/>
+          <w:lang w:val="ar_AE" w:bidi="ar_AE"/>
+        </w:rPr>
+      </w:r>
+    </w:p>
+    <w:p>
+      <w:pPr>
+        <w:bidi/>
+      </w:pPr>
+      <w:r>
+        <w:rPr>
+          <w:rtl/>
+          <w:cs/>
+          <w:lang w:val="ar_AE" w:bidi="ar_AE"/>
+        </w:rPr>
+      </w:r>
+      <w:r>
+        <w:rPr>
+          <w:rtl/>
+          <w:cs/>
           <w:lang w:val="ar_AE" w:bidi="ar_AE"/>
         </w:rPr>
         <w:t xml:space="preserve"> </w:t>
       </w:r>
       <w:r>
         <w:rPr>
-          <w:lang w:val="ar_AE" w:bidi="ar_AE"/>
-        </w:rPr>
-      </w:r>
-      <w:r>
-        <w:rPr>
+          <w:rtl/>
+          <w:cs/>
+          <w:lang w:val="ar_AE" w:bidi="ar_AE"/>
+        </w:rPr>
+      </w:r>
+      <w:r>
+        <w:rPr>
+          <w:rtl/>
+          <w:cs/>
           <w:lang w:val="ar_AE" w:bidi="ar_AE"/>
         </w:rPr>
       </w:r>
@@ -191,6 +231,8 @@
       </w:pPr>
       <w:r>
         <w:rPr>
+          <w:rtl/>
+          <w:cs/>
           <w:lang w:val="ar_AE" w:bidi="ar_AE"/>
         </w:rPr>
       </w:r>
@@ -202,12 +244,16 @@
       </w:pPr>
       <w:r>
         <w:rPr>
+          <w:rtl/>
+          <w:cs/>
           <w:lang w:val="ar_AE" w:bidi="ar_AE"/>
         </w:rPr>
         <w:t>الدَرْج</w:t>
       </w:r>
       <w:r>
         <w:rPr>
+          <w:rtl/>
+          <w:cs/>
           <w:lang w:val="ar_AE" w:bidi="ar_AE"/>
         </w:rPr>
       </w:r>
@@ -219,6 +265,8 @@
       </w:pPr>
       <w:r>
         <w:rPr>
+          <w:rtl/>
+          <w:cs/>
           <w:lang w:val="ar_AE" w:bidi="ar_AE"/>
         </w:rPr>
         <w:t>تعريف:</w:t>
@@ -230,11 +278,15 @@
       </w:pPr>
       <w:r>
         <w:rPr>
-          <w:lang w:val="ar_AE" w:bidi="ar_AE"/>
-        </w:rPr>
-      </w:r>
-      <w:r>
-        <w:rPr>
+          <w:rtl/>
+          <w:cs/>
+          <w:lang w:val="ar_AE" w:bidi="ar_AE"/>
+        </w:rPr>
+      </w:r>
+      <w:r>
+        <w:rPr>
+          <w:rtl/>
+          <w:cs/>
           <w:lang w:val="ar_AE" w:bidi="ar_AE"/>
         </w:rPr>
         <w:t>في العصور القديمة، كان الدرْج نوعًا من الكتب المصنوعة من ورقة طويلة واحدة ملفوفة من البردي أو الجلد.</w:t>
@@ -249,11 +301,15 @@
       </w:pPr>
       <w:r>
         <w:rPr>
-          <w:lang w:val="ar_AE" w:bidi="ar_AE"/>
-        </w:rPr>
-      </w:r>
-      <w:r>
-        <w:rPr>
+          <w:rtl/>
+          <w:cs/>
+          <w:lang w:val="ar_AE" w:bidi="ar_AE"/>
+        </w:rPr>
+      </w:r>
+      <w:r>
+        <w:rPr>
+          <w:rtl/>
+          <w:cs/>
           <w:lang w:val="ar_AE" w:bidi="ar_AE"/>
         </w:rPr>
         <w:t>بعد الكتابة على درْج أو القراءة منه، كانت تُلفُّ باستخدام القُضبان المثبتة في نهاياتها.</w:t>
@@ -268,11 +324,15 @@
       </w:pPr>
       <w:r>
         <w:rPr>
-          <w:lang w:val="ar_AE" w:bidi="ar_AE"/>
-        </w:rPr>
-      </w:r>
-      <w:r>
-        <w:rPr>
+          <w:rtl/>
+          <w:cs/>
+          <w:lang w:val="ar_AE" w:bidi="ar_AE"/>
+        </w:rPr>
+      </w:r>
+      <w:r>
+        <w:rPr>
+          <w:rtl/>
+          <w:cs/>
           <w:lang w:val="ar_AE" w:bidi="ar_AE"/>
         </w:rPr>
         <w:t>استُخدم الدَرْج للوثائق القانونية والنصوص الكتابية.</w:t>
@@ -287,11 +347,15 @@
       </w:pPr>
       <w:r>
         <w:rPr>
-          <w:lang w:val="ar_AE" w:bidi="ar_AE"/>
-        </w:rPr>
-      </w:r>
-      <w:r>
-        <w:rPr>
+          <w:rtl/>
+          <w:cs/>
+          <w:lang w:val="ar_AE" w:bidi="ar_AE"/>
+        </w:rPr>
+      </w:r>
+      <w:r>
+        <w:rPr>
+          <w:rtl/>
+          <w:cs/>
           <w:lang w:val="ar_AE" w:bidi="ar_AE"/>
         </w:rPr>
         <w:t>كان الدرْج الذي يُسلَّم بواسطة رسول يُختم بالشمع. إذا كان الشمع لا يزال موجودًا عند استلام الدَرج، يعرف المستلم أنَّ أحدًا لم يفتحه لقراءته أو الكتابة عليه منذ أنْ خُتم.</w:t>
@@ -306,11 +370,15 @@
       </w:pPr>
       <w:r>
         <w:rPr>
-          <w:lang w:val="ar_AE" w:bidi="ar_AE"/>
-        </w:rPr>
-      </w:r>
-      <w:r>
-        <w:rPr>
+          <w:rtl/>
+          <w:cs/>
+          <w:lang w:val="ar_AE" w:bidi="ar_AE"/>
+        </w:rPr>
+      </w:r>
+      <w:r>
+        <w:rPr>
+          <w:rtl/>
+          <w:cs/>
           <w:lang w:val="ar_AE" w:bidi="ar_AE"/>
         </w:rPr>
         <w:t>كان الدرْج الذي يحتوي على النصوص الكتابية العبرية يُقرأ بصوت عالٍ في المجامع</w:t>
@@ -322,47 +390,63 @@
       </w:pPr>
       <w:r>
         <w:rPr>
-          <w:lang w:val="ar_AE" w:bidi="ar_AE"/>
-        </w:rPr>
-      </w:r>
-      <w:r>
-        <w:rPr>
+          <w:rtl/>
+          <w:cs/>
+          <w:lang w:val="ar_AE" w:bidi="ar_AE"/>
+        </w:rPr>
+      </w:r>
+      <w:r>
+        <w:rPr>
+          <w:rtl/>
+          <w:cs/>
           <w:lang w:val="ar_AE" w:bidi="ar_AE"/>
         </w:rPr>
         <w:t xml:space="preserve">(انظر أيضًا: </w:t>
       </w:r>
       <w:r>
         <w:rPr>
+          <w:rtl/>
+          <w:cs/>
           <w:lang w:val="ar_AE" w:bidi="ar_AE"/>
         </w:rPr>
         <w:t>خَتْم</w:t>
       </w:r>
       <w:r>
         <w:rPr>
+          <w:rtl/>
+          <w:cs/>
           <w:lang w:val="ar_AE" w:bidi="ar_AE"/>
         </w:rPr>
         <w:t xml:space="preserve">, </w:t>
       </w:r>
       <w:r>
         <w:rPr>
+          <w:rtl/>
+          <w:cs/>
           <w:lang w:val="ar_AE" w:bidi="ar_AE"/>
         </w:rPr>
         <w:t>مجمع</w:t>
       </w:r>
       <w:r>
         <w:rPr>
+          <w:rtl/>
+          <w:cs/>
           <w:lang w:val="ar_AE" w:bidi="ar_AE"/>
         </w:rPr>
         <w:t xml:space="preserve">, </w:t>
       </w:r>
       <w:r>
         <w:rPr>
+          <w:rtl/>
+          <w:cs/>
           <w:lang w:val="ar_AE" w:bidi="ar_AE"/>
         </w:rPr>
         <w:t>كلمة الله</w:t>
       </w:r>
       <w:r>
         <w:rPr>
+          <w:rtl/>
+          <w:cs/>
           <w:lang w:val="ar_AE" w:bidi="ar_AE"/>
         </w:rPr>
         <w:t>)</w:t>
@@ -375,6 +459,8 @@
       </w:pPr>
       <w:r>
         <w:rPr>
+          <w:rtl/>
+          <w:cs/>
           <w:lang w:val="ar_AE" w:bidi="ar_AE"/>
         </w:rPr>
         <w:t>مراجع الكتاب المقدس:</w:t>
@@ -389,12 +475,16 @@
       </w:pPr>
       <w:r>
         <w:rPr>
+          <w:rtl/>
+          <w:cs/>
           <w:lang w:val="ar_AE" w:bidi="ar_AE"/>
         </w:rPr>
       </w:r>
       <w:hyperlink r:id="rId13">
         <w:r>
           <w:rPr>
+            <w:rtl/>
+            <w:cs/>
             <w:lang w:val="ar_AE" w:bidi="ar_AE"/>
           </w:rPr>
           <w:rPr>
@@ -414,12 +504,16 @@
       </w:pPr>
       <w:r>
         <w:rPr>
+          <w:rtl/>
+          <w:cs/>
           <w:lang w:val="ar_AE" w:bidi="ar_AE"/>
         </w:rPr>
       </w:r>
       <w:hyperlink r:id="rId14">
         <w:r>
           <w:rPr>
+            <w:rtl/>
+            <w:cs/>
             <w:lang w:val="ar_AE" w:bidi="ar_AE"/>
           </w:rPr>
           <w:rPr>
@@ -439,12 +533,16 @@
       </w:pPr>
       <w:r>
         <w:rPr>
+          <w:rtl/>
+          <w:cs/>
           <w:lang w:val="ar_AE" w:bidi="ar_AE"/>
         </w:rPr>
       </w:r>
       <w:hyperlink r:id="rId15">
         <w:r>
           <w:rPr>
+            <w:rtl/>
+            <w:cs/>
             <w:lang w:val="ar_AE" w:bidi="ar_AE"/>
           </w:rPr>
           <w:rPr>
@@ -464,12 +562,16 @@
       </w:pPr>
       <w:r>
         <w:rPr>
+          <w:rtl/>
+          <w:cs/>
           <w:lang w:val="ar_AE" w:bidi="ar_AE"/>
         </w:rPr>
       </w:r>
       <w:hyperlink r:id="rId16">
         <w:r>
           <w:rPr>
+            <w:rtl/>
+            <w:cs/>
             <w:lang w:val="ar_AE" w:bidi="ar_AE"/>
           </w:rPr>
           <w:rPr>
@@ -487,6 +589,8 @@
       </w:pPr>
       <w:r>
         <w:rPr>
+          <w:rtl/>
+          <w:cs/>
           <w:lang w:val="ar_AE" w:bidi="ar_AE"/>
         </w:rPr>
         <w:t>بيانات الكلمة:</w:t>
@@ -501,32 +605,42 @@
       </w:pPr>
       <w:r>
         <w:rPr>
-          <w:lang w:val="ar_AE" w:bidi="ar_AE"/>
-        </w:rPr>
-      </w:r>
-      <w:r>
-        <w:rPr>
+          <w:rtl/>
+          <w:cs/>
+          <w:lang w:val="ar_AE" w:bidi="ar_AE"/>
+        </w:rPr>
+      </w:r>
+      <w:r>
+        <w:rPr>
+          <w:rtl/>
+          <w:cs/>
           <w:lang w:val="ar_AE" w:bidi="ar_AE"/>
         </w:rPr>
         <w:t>قاموس سترونغ: H4039, H4040, H5612, G09740, G09750</w:t>
       </w:r>
       <w:r>
         <w:rPr>
-          <w:lang w:val="ar_AE" w:bidi="ar_AE"/>
-        </w:rPr>
-      </w:r>
-      <w:r>
-        <w:rPr>
-          <w:lang w:val="ar_AE" w:bidi="ar_AE"/>
-        </w:rPr>
-      </w:r>
-    </w:p>
-    <w:p>
-      <w:pPr>
-        <w:bidi/>
-      </w:pPr>
-      <w:r>
-        <w:rPr>
+          <w:rtl/>
+          <w:cs/>
+          <w:lang w:val="ar_AE" w:bidi="ar_AE"/>
+        </w:rPr>
+      </w:r>
+      <w:r>
+        <w:rPr>
+          <w:rtl/>
+          <w:cs/>
+          <w:lang w:val="ar_AE" w:bidi="ar_AE"/>
+        </w:rPr>
+      </w:r>
+    </w:p>
+    <w:p>
+      <w:pPr>
+        <w:bidi/>
+      </w:pPr>
+      <w:r>
+        <w:rPr>
+          <w:rtl/>
+          <w:cs/>
           <w:lang w:val="ar_AE" w:bidi="ar_AE"/>
         </w:rPr>
       </w:r>
@@ -538,12 +652,16 @@
       </w:pPr>
       <w:r>
         <w:rPr>
+          <w:rtl/>
+          <w:cs/>
           <w:lang w:val="ar_AE" w:bidi="ar_AE"/>
         </w:rPr>
         <w:t>دَارِيُوس</w:t>
       </w:r>
       <w:r>
         <w:rPr>
+          <w:rtl/>
+          <w:cs/>
           <w:lang w:val="ar_AE" w:bidi="ar_AE"/>
         </w:rPr>
       </w:r>
@@ -555,6 +673,8 @@
       </w:pPr>
       <w:r>
         <w:rPr>
+          <w:rtl/>
+          <w:cs/>
           <w:lang w:val="ar_AE" w:bidi="ar_AE"/>
         </w:rPr>
         <w:t>دَارِيُوس</w:t>
@@ -567,6 +687,8 @@
       </w:pPr>
       <w:r>
         <w:rPr>
+          <w:rtl/>
+          <w:cs/>
           <w:lang w:val="ar_AE" w:bidi="ar_AE"/>
         </w:rPr>
         <w:t>حقائق:</w:t>
@@ -578,35 +700,47 @@
       </w:pPr>
       <w:r>
         <w:rPr>
-          <w:lang w:val="ar_AE" w:bidi="ar_AE"/>
-        </w:rPr>
-      </w:r>
-      <w:r>
-        <w:rPr>
+          <w:rtl/>
+          <w:cs/>
+          <w:lang w:val="ar_AE" w:bidi="ar_AE"/>
+        </w:rPr>
+      </w:r>
+      <w:r>
+        <w:rPr>
+          <w:rtl/>
+          <w:cs/>
           <w:lang w:val="ar_AE" w:bidi="ar_AE"/>
         </w:rPr>
         <w:t xml:space="preserve">كان </w:t>
       </w:r>
       <w:r>
         <w:rPr>
+          <w:rtl/>
+          <w:cs/>
           <w:lang w:val="ar_AE" w:bidi="ar_AE"/>
         </w:rPr>
         <w:t>دَارِيُوس</w:t>
       </w:r>
       <w:r>
         <w:rPr>
+          <w:rtl/>
+          <w:cs/>
           <w:lang w:val="ar_AE" w:bidi="ar_AE"/>
         </w:rPr>
         <w:t xml:space="preserve"> اسمًا لعدة ملوك من بلاد فارس. ربما كان "</w:t>
       </w:r>
       <w:r>
         <w:rPr>
+          <w:rtl/>
+          <w:cs/>
           <w:lang w:val="ar_AE" w:bidi="ar_AE"/>
         </w:rPr>
         <w:t>دَارِيُوس</w:t>
       </w:r>
       <w:r>
         <w:rPr>
+          <w:rtl/>
+          <w:cs/>
           <w:lang w:val="ar_AE" w:bidi="ar_AE"/>
         </w:rPr>
         <w:t>" لقبًا وليس اسمًا.</w:t>
@@ -621,23 +755,31 @@
       </w:pPr>
       <w:r>
         <w:rPr>
-          <w:lang w:val="ar_AE" w:bidi="ar_AE"/>
-        </w:rPr>
-      </w:r>
-      <w:r>
-        <w:rPr>
+          <w:rtl/>
+          <w:cs/>
+          <w:lang w:val="ar_AE" w:bidi="ar_AE"/>
+        </w:rPr>
+      </w:r>
+      <w:r>
+        <w:rPr>
+          <w:rtl/>
+          <w:cs/>
           <w:lang w:val="ar_AE" w:bidi="ar_AE"/>
         </w:rPr>
         <w:t>كان "</w:t>
       </w:r>
       <w:r>
         <w:rPr>
+          <w:rtl/>
+          <w:cs/>
           <w:lang w:val="ar_AE" w:bidi="ar_AE"/>
         </w:rPr>
         <w:t>دَارِيُّوس ٱلْمَادِيّ</w:t>
       </w:r>
       <w:r>
         <w:rPr>
+          <w:rtl/>
+          <w:cs/>
           <w:lang w:val="ar_AE" w:bidi="ar_AE"/>
         </w:rPr>
         <w:t>" هو الملك الذي خُدِعَ ليلقي بالنبي دانيال في جُبّ الأسود عقابًا له على عبادة الله.</w:t>
@@ -652,11 +794,15 @@
       </w:pPr>
       <w:r>
         <w:rPr>
-          <w:lang w:val="ar_AE" w:bidi="ar_AE"/>
-        </w:rPr>
-      </w:r>
-      <w:r>
-        <w:rPr>
+          <w:rtl/>
+          <w:cs/>
+          <w:lang w:val="ar_AE" w:bidi="ar_AE"/>
+        </w:rPr>
+      </w:r>
+      <w:r>
+        <w:rPr>
+          <w:rtl/>
+          <w:cs/>
           <w:lang w:val="ar_AE" w:bidi="ar_AE"/>
         </w:rPr>
         <w:t>ساعد "دَارِيُوس الفارسي" على تيسير عملية إعادة بناء الهيكل في أورشليم في زمن عزرا ونحميا.</w:t>
@@ -668,11 +814,15 @@
       </w:pPr>
       <w:r>
         <w:rPr>
-          <w:lang w:val="ar_AE" w:bidi="ar_AE"/>
-        </w:rPr>
-      </w:r>
-      <w:r>
-        <w:rPr>
+          <w:rtl/>
+          <w:cs/>
+          <w:lang w:val="ar_AE" w:bidi="ar_AE"/>
+        </w:rPr>
+      </w:r>
+      <w:r>
+        <w:rPr>
+          <w:rtl/>
+          <w:cs/>
           <w:lang w:val="ar_AE" w:bidi="ar_AE"/>
         </w:rPr>
         <w:t>(اقتراحات التَّرْجَمَة: كيفية تَرْجَمَة الأسماء)</w:t>
@@ -684,71 +834,95 @@
       </w:pPr>
       <w:r>
         <w:rPr>
-          <w:lang w:val="ar_AE" w:bidi="ar_AE"/>
-        </w:rPr>
-      </w:r>
-      <w:r>
-        <w:rPr>
+          <w:rtl/>
+          <w:cs/>
+          <w:lang w:val="ar_AE" w:bidi="ar_AE"/>
+        </w:rPr>
+      </w:r>
+      <w:r>
+        <w:rPr>
+          <w:rtl/>
+          <w:cs/>
           <w:lang w:val="ar_AE" w:bidi="ar_AE"/>
         </w:rPr>
         <w:t xml:space="preserve">(انظر أيضًا: </w:t>
       </w:r>
       <w:r>
         <w:rPr>
+          <w:rtl/>
+          <w:cs/>
           <w:lang w:val="ar_AE" w:bidi="ar_AE"/>
         </w:rPr>
         <w:t>فارس</w:t>
       </w:r>
       <w:r>
         <w:rPr>
+          <w:rtl/>
+          <w:cs/>
           <w:lang w:val="ar_AE" w:bidi="ar_AE"/>
         </w:rPr>
         <w:t xml:space="preserve">، </w:t>
       </w:r>
       <w:r>
         <w:rPr>
+          <w:rtl/>
+          <w:cs/>
           <w:lang w:val="ar_AE" w:bidi="ar_AE"/>
         </w:rPr>
         <w:t>بابل</w:t>
       </w:r>
       <w:r>
         <w:rPr>
+          <w:rtl/>
+          <w:cs/>
           <w:lang w:val="ar_AE" w:bidi="ar_AE"/>
         </w:rPr>
         <w:t xml:space="preserve">، </w:t>
       </w:r>
       <w:r>
         <w:rPr>
+          <w:rtl/>
+          <w:cs/>
           <w:lang w:val="ar_AE" w:bidi="ar_AE"/>
         </w:rPr>
         <w:t>دانيال</w:t>
       </w:r>
       <w:r>
         <w:rPr>
+          <w:rtl/>
+          <w:cs/>
           <w:lang w:val="ar_AE" w:bidi="ar_AE"/>
         </w:rPr>
         <w:t xml:space="preserve">، </w:t>
       </w:r>
       <w:r>
         <w:rPr>
+          <w:rtl/>
+          <w:cs/>
           <w:lang w:val="ar_AE" w:bidi="ar_AE"/>
         </w:rPr>
         <w:t>عزرا</w:t>
       </w:r>
       <w:r>
         <w:rPr>
+          <w:rtl/>
+          <w:cs/>
           <w:lang w:val="ar_AE" w:bidi="ar_AE"/>
         </w:rPr>
         <w:t xml:space="preserve">، </w:t>
       </w:r>
       <w:r>
         <w:rPr>
+          <w:rtl/>
+          <w:cs/>
           <w:lang w:val="ar_AE" w:bidi="ar_AE"/>
         </w:rPr>
         <w:t>نحميا</w:t>
       </w:r>
       <w:r>
         <w:rPr>
+          <w:rtl/>
+          <w:cs/>
           <w:lang w:val="ar_AE" w:bidi="ar_AE"/>
         </w:rPr>
         <w:t>)</w:t>
@@ -761,6 +935,8 @@
       </w:pPr>
       <w:r>
         <w:rPr>
+          <w:rtl/>
+          <w:cs/>
           <w:lang w:val="ar_AE" w:bidi="ar_AE"/>
         </w:rPr>
         <w:t>مراجع الكتاب المقدس:</w:t>
@@ -775,12 +951,16 @@
       </w:pPr>
       <w:r>
         <w:rPr>
+          <w:rtl/>
+          <w:cs/>
           <w:lang w:val="ar_AE" w:bidi="ar_AE"/>
         </w:rPr>
       </w:r>
       <w:hyperlink r:id="rId17">
         <w:r>
           <w:rPr>
+            <w:rtl/>
+            <w:cs/>
             <w:lang w:val="ar_AE" w:bidi="ar_AE"/>
           </w:rPr>
           <w:rPr>
@@ -800,12 +980,16 @@
       </w:pPr>
       <w:r>
         <w:rPr>
+          <w:rtl/>
+          <w:cs/>
           <w:lang w:val="ar_AE" w:bidi="ar_AE"/>
         </w:rPr>
       </w:r>
       <w:hyperlink r:id="rId18">
         <w:r>
           <w:rPr>
+            <w:rtl/>
+            <w:cs/>
             <w:lang w:val="ar_AE" w:bidi="ar_AE"/>
           </w:rPr>
           <w:rPr>
@@ -825,12 +1009,16 @@
       </w:pPr>
       <w:r>
         <w:rPr>
+          <w:rtl/>
+          <w:cs/>
           <w:lang w:val="ar_AE" w:bidi="ar_AE"/>
         </w:rPr>
       </w:r>
       <w:hyperlink r:id="rId19">
         <w:r>
           <w:rPr>
+            <w:rtl/>
+            <w:cs/>
             <w:lang w:val="ar_AE" w:bidi="ar_AE"/>
           </w:rPr>
           <w:rPr>
@@ -850,12 +1038,16 @@
       </w:pPr>
       <w:r>
         <w:rPr>
+          <w:rtl/>
+          <w:cs/>
           <w:lang w:val="ar_AE" w:bidi="ar_AE"/>
         </w:rPr>
       </w:r>
       <w:hyperlink r:id="rId20">
         <w:r>
           <w:rPr>
+            <w:rtl/>
+            <w:cs/>
             <w:lang w:val="ar_AE" w:bidi="ar_AE"/>
           </w:rPr>
           <w:rPr>
@@ -873,6 +1065,8 @@
       </w:pPr>
       <w:r>
         <w:rPr>
+          <w:rtl/>
+          <w:cs/>
           <w:lang w:val="ar_AE" w:bidi="ar_AE"/>
         </w:rPr>
         <w:t>بيانات الكلمة:</w:t>
@@ -887,32 +1081,42 @@
       </w:pPr>
       <w:r>
         <w:rPr>
-          <w:lang w:val="ar_AE" w:bidi="ar_AE"/>
-        </w:rPr>
-      </w:r>
-      <w:r>
-        <w:rPr>
+          <w:rtl/>
+          <w:cs/>
+          <w:lang w:val="ar_AE" w:bidi="ar_AE"/>
+        </w:rPr>
+      </w:r>
+      <w:r>
+        <w:rPr>
+          <w:rtl/>
+          <w:cs/>
           <w:lang w:val="ar_AE" w:bidi="ar_AE"/>
         </w:rPr>
         <w:t>سترونغ: H1867، H1868</w:t>
       </w:r>
       <w:r>
         <w:rPr>
-          <w:lang w:val="ar_AE" w:bidi="ar_AE"/>
-        </w:rPr>
-      </w:r>
-      <w:r>
-        <w:rPr>
-          <w:lang w:val="ar_AE" w:bidi="ar_AE"/>
-        </w:rPr>
-      </w:r>
-    </w:p>
-    <w:p>
-      <w:pPr>
-        <w:bidi/>
-      </w:pPr>
-      <w:r>
-        <w:rPr>
+          <w:rtl/>
+          <w:cs/>
+          <w:lang w:val="ar_AE" w:bidi="ar_AE"/>
+        </w:rPr>
+      </w:r>
+      <w:r>
+        <w:rPr>
+          <w:rtl/>
+          <w:cs/>
+          <w:lang w:val="ar_AE" w:bidi="ar_AE"/>
+        </w:rPr>
+      </w:r>
+    </w:p>
+    <w:p>
+      <w:pPr>
+        <w:bidi/>
+      </w:pPr>
+      <w:r>
+        <w:rPr>
+          <w:rtl/>
+          <w:cs/>
           <w:lang w:val="ar_AE" w:bidi="ar_AE"/>
         </w:rPr>
       </w:r>
@@ -924,12 +1128,16 @@
       </w:pPr>
       <w:r>
         <w:rPr>
+          <w:rtl/>
+          <w:cs/>
           <w:lang w:val="ar_AE" w:bidi="ar_AE"/>
         </w:rPr>
         <w:t>دان</w:t>
       </w:r>
       <w:r>
         <w:rPr>
+          <w:rtl/>
+          <w:cs/>
           <w:lang w:val="ar_AE" w:bidi="ar_AE"/>
         </w:rPr>
       </w:r>
@@ -941,6 +1149,8 @@
       </w:pPr>
       <w:r>
         <w:rPr>
+          <w:rtl/>
+          <w:cs/>
           <w:lang w:val="ar_AE" w:bidi="ar_AE"/>
         </w:rPr>
         <w:t>حقائق:</w:t>
@@ -952,11 +1162,15 @@
       </w:pPr>
       <w:r>
         <w:rPr>
-          <w:lang w:val="ar_AE" w:bidi="ar_AE"/>
-        </w:rPr>
-      </w:r>
-      <w:r>
-        <w:rPr>
+          <w:rtl/>
+          <w:cs/>
+          <w:lang w:val="ar_AE" w:bidi="ar_AE"/>
+        </w:rPr>
+      </w:r>
+      <w:r>
+        <w:rPr>
+          <w:rtl/>
+          <w:cs/>
           <w:lang w:val="ar_AE" w:bidi="ar_AE"/>
         </w:rPr>
         <w:t>كان دان الابن الخامس ليعقوب. والابن الأول لبلهة. أصبح نسله واحدًا من أسباط إسرائيل.</w:t>
@@ -971,11 +1185,15 @@
       </w:pPr>
       <w:r>
         <w:rPr>
-          <w:lang w:val="ar_AE" w:bidi="ar_AE"/>
-        </w:rPr>
-      </w:r>
-      <w:r>
-        <w:rPr>
+          <w:rtl/>
+          <w:cs/>
+          <w:lang w:val="ar_AE" w:bidi="ar_AE"/>
+        </w:rPr>
+      </w:r>
+      <w:r>
+        <w:rPr>
+          <w:rtl/>
+          <w:cs/>
           <w:lang w:val="ar_AE" w:bidi="ar_AE"/>
         </w:rPr>
         <w:t>اسمه يشبه الكلمة العبرية التي تعني "يدين".</w:t>
@@ -990,11 +1208,15 @@
       </w:pPr>
       <w:r>
         <w:rPr>
-          <w:lang w:val="ar_AE" w:bidi="ar_AE"/>
-        </w:rPr>
-      </w:r>
-      <w:r>
-        <w:rPr>
+          <w:rtl/>
+          <w:cs/>
+          <w:lang w:val="ar_AE" w:bidi="ar_AE"/>
+        </w:rPr>
+      </w:r>
+      <w:r>
+        <w:rPr>
+          <w:rtl/>
+          <w:cs/>
           <w:lang w:val="ar_AE" w:bidi="ar_AE"/>
         </w:rPr>
         <w:t>استقر سبط دان في الجزء الشمالي من كنعان. يشير مصطلح "دان"، عند استخدامه اسمًا لمنطقة من الأرض، إلى الأرض التي أعطيت لسبط دان.</w:t>
@@ -1009,11 +1231,15 @@
       </w:pPr>
       <w:r>
         <w:rPr>
-          <w:lang w:val="ar_AE" w:bidi="ar_AE"/>
-        </w:rPr>
-      </w:r>
-      <w:r>
-        <w:rPr>
+          <w:rtl/>
+          <w:cs/>
+          <w:lang w:val="ar_AE" w:bidi="ar_AE"/>
+        </w:rPr>
+      </w:r>
+      <w:r>
+        <w:rPr>
+          <w:rtl/>
+          <w:cs/>
           <w:lang w:val="ar_AE" w:bidi="ar_AE"/>
         </w:rPr>
         <w:t>كما كان "دان" أيضًا اسم المدينة الإسرائيلية التي تقع على بعد حوالي 60 ميلًا شمال أورشليم. في زمان العهد القديم، كانت مدينة دان بمثابة علامة للحدود الشمالية لإسرائيل، مقابل مدينة بئر السبع التي تعتبر علامة للحدود الجنوبية.</w:t>
@@ -1025,11 +1251,15 @@
       </w:pPr>
       <w:r>
         <w:rPr>
-          <w:lang w:val="ar_AE" w:bidi="ar_AE"/>
-        </w:rPr>
-      </w:r>
-      <w:r>
-        <w:rPr>
+          <w:rtl/>
+          <w:cs/>
+          <w:lang w:val="ar_AE" w:bidi="ar_AE"/>
+        </w:rPr>
+      </w:r>
+      <w:r>
+        <w:rPr>
+          <w:rtl/>
+          <w:cs/>
           <w:lang w:val="ar_AE" w:bidi="ar_AE"/>
         </w:rPr>
         <w:t>(اقتراحات الترجمة: كيفية ترجمة الأسماء)</w:t>
@@ -1041,47 +1271,63 @@
       </w:pPr>
       <w:r>
         <w:rPr>
-          <w:lang w:val="ar_AE" w:bidi="ar_AE"/>
-        </w:rPr>
-      </w:r>
-      <w:r>
-        <w:rPr>
+          <w:rtl/>
+          <w:cs/>
+          <w:lang w:val="ar_AE" w:bidi="ar_AE"/>
+        </w:rPr>
+      </w:r>
+      <w:r>
+        <w:rPr>
+          <w:rtl/>
+          <w:cs/>
           <w:lang w:val="ar_AE" w:bidi="ar_AE"/>
         </w:rPr>
         <w:t xml:space="preserve">(انظر أيضًا: </w:t>
       </w:r>
       <w:r>
         <w:rPr>
+          <w:rtl/>
+          <w:cs/>
           <w:lang w:val="ar_AE" w:bidi="ar_AE"/>
         </w:rPr>
         <w:t>الأسباط الاثنى عشر لإسرائيل</w:t>
       </w:r>
       <w:r>
         <w:rPr>
+          <w:rtl/>
+          <w:cs/>
           <w:lang w:val="ar_AE" w:bidi="ar_AE"/>
         </w:rPr>
         <w:t xml:space="preserve">، </w:t>
       </w:r>
       <w:r>
         <w:rPr>
+          <w:rtl/>
+          <w:cs/>
           <w:lang w:val="ar_AE" w:bidi="ar_AE"/>
         </w:rPr>
         <w:t>يعقوب</w:t>
       </w:r>
       <w:r>
         <w:rPr>
+          <w:rtl/>
+          <w:cs/>
           <w:lang w:val="ar_AE" w:bidi="ar_AE"/>
         </w:rPr>
         <w:t xml:space="preserve">، </w:t>
       </w:r>
       <w:r>
         <w:rPr>
+          <w:rtl/>
+          <w:cs/>
           <w:lang w:val="ar_AE" w:bidi="ar_AE"/>
         </w:rPr>
         <w:t>بلهة</w:t>
       </w:r>
       <w:r>
         <w:rPr>
+          <w:rtl/>
+          <w:cs/>
           <w:lang w:val="ar_AE" w:bidi="ar_AE"/>
         </w:rPr>
         <w:t>)</w:t>
@@ -1094,6 +1340,8 @@
       </w:pPr>
       <w:r>
         <w:rPr>
+          <w:rtl/>
+          <w:cs/>
           <w:lang w:val="ar_AE" w:bidi="ar_AE"/>
         </w:rPr>
         <w:t>شواهد الكتاب المقدس:</w:t>
@@ -1108,12 +1356,16 @@
       </w:pPr>
       <w:r>
         <w:rPr>
+          <w:rtl/>
+          <w:cs/>
           <w:lang w:val="ar_AE" w:bidi="ar_AE"/>
         </w:rPr>
       </w:r>
       <w:hyperlink r:id="rId21">
         <w:r>
           <w:rPr>
+            <w:rtl/>
+            <w:cs/>
             <w:lang w:val="ar_AE" w:bidi="ar_AE"/>
           </w:rPr>
           <w:rPr>
@@ -1133,12 +1385,16 @@
       </w:pPr>
       <w:r>
         <w:rPr>
+          <w:rtl/>
+          <w:cs/>
           <w:lang w:val="ar_AE" w:bidi="ar_AE"/>
         </w:rPr>
       </w:r>
       <w:hyperlink r:id="rId22">
         <w:r>
           <w:rPr>
+            <w:rtl/>
+            <w:cs/>
             <w:lang w:val="ar_AE" w:bidi="ar_AE"/>
           </w:rPr>
           <w:rPr>
@@ -1158,12 +1414,16 @@
       </w:pPr>
       <w:r>
         <w:rPr>
+          <w:rtl/>
+          <w:cs/>
           <w:lang w:val="ar_AE" w:bidi="ar_AE"/>
         </w:rPr>
       </w:r>
       <w:hyperlink r:id="rId23">
         <w:r>
           <w:rPr>
+            <w:rtl/>
+            <w:cs/>
             <w:lang w:val="ar_AE" w:bidi="ar_AE"/>
           </w:rPr>
           <w:rPr>
@@ -1183,12 +1443,16 @@
       </w:pPr>
       <w:r>
         <w:rPr>
+          <w:rtl/>
+          <w:cs/>
           <w:lang w:val="ar_AE" w:bidi="ar_AE"/>
         </w:rPr>
       </w:r>
       <w:hyperlink r:id="rId24">
         <w:r>
           <w:rPr>
+            <w:rtl/>
+            <w:cs/>
             <w:lang w:val="ar_AE" w:bidi="ar_AE"/>
           </w:rPr>
           <w:rPr>
@@ -1208,12 +1472,16 @@
       </w:pPr>
       <w:r>
         <w:rPr>
+          <w:rtl/>
+          <w:cs/>
           <w:lang w:val="ar_AE" w:bidi="ar_AE"/>
         </w:rPr>
       </w:r>
       <w:hyperlink r:id="rId25">
         <w:r>
           <w:rPr>
+            <w:rtl/>
+            <w:cs/>
             <w:lang w:val="ar_AE" w:bidi="ar_AE"/>
           </w:rPr>
           <w:rPr>
@@ -1231,6 +1499,8 @@
       </w:pPr>
       <w:r>
         <w:rPr>
+          <w:rtl/>
+          <w:cs/>
           <w:lang w:val="ar_AE" w:bidi="ar_AE"/>
         </w:rPr>
         <w:t>بيانات الكلمة:</w:t>
@@ -1245,32 +1515,42 @@
       </w:pPr>
       <w:r>
         <w:rPr>
-          <w:lang w:val="ar_AE" w:bidi="ar_AE"/>
-        </w:rPr>
-      </w:r>
-      <w:r>
-        <w:rPr>
+          <w:rtl/>
+          <w:cs/>
+          <w:lang w:val="ar_AE" w:bidi="ar_AE"/>
+        </w:rPr>
+      </w:r>
+      <w:r>
+        <w:rPr>
+          <w:rtl/>
+          <w:cs/>
           <w:lang w:val="ar_AE" w:bidi="ar_AE"/>
         </w:rPr>
         <w:t>سترونج: H1835، H1839، H2051</w:t>
       </w:r>
       <w:r>
         <w:rPr>
-          <w:lang w:val="ar_AE" w:bidi="ar_AE"/>
-        </w:rPr>
-      </w:r>
-      <w:r>
-        <w:rPr>
-          <w:lang w:val="ar_AE" w:bidi="ar_AE"/>
-        </w:rPr>
-      </w:r>
-    </w:p>
-    <w:p>
-      <w:pPr>
-        <w:bidi/>
-      </w:pPr>
-      <w:r>
-        <w:rPr>
+          <w:rtl/>
+          <w:cs/>
+          <w:lang w:val="ar_AE" w:bidi="ar_AE"/>
+        </w:rPr>
+      </w:r>
+      <w:r>
+        <w:rPr>
+          <w:rtl/>
+          <w:cs/>
+          <w:lang w:val="ar_AE" w:bidi="ar_AE"/>
+        </w:rPr>
+      </w:r>
+    </w:p>
+    <w:p>
+      <w:pPr>
+        <w:bidi/>
+      </w:pPr>
+      <w:r>
+        <w:rPr>
+          <w:rtl/>
+          <w:cs/>
           <w:lang w:val="ar_AE" w:bidi="ar_AE"/>
         </w:rPr>
       </w:r>
@@ -1282,12 +1562,16 @@
       </w:pPr>
       <w:r>
         <w:rPr>
+          <w:rtl/>
+          <w:cs/>
           <w:lang w:val="ar_AE" w:bidi="ar_AE"/>
         </w:rPr>
         <w:t>دانيال</w:t>
       </w:r>
       <w:r>
         <w:rPr>
+          <w:rtl/>
+          <w:cs/>
           <w:lang w:val="ar_AE" w:bidi="ar_AE"/>
         </w:rPr>
       </w:r>
@@ -1299,6 +1583,8 @@
       </w:pPr>
       <w:r>
         <w:rPr>
+          <w:rtl/>
+          <w:cs/>
           <w:lang w:val="ar_AE" w:bidi="ar_AE"/>
         </w:rPr>
         <w:t>حقائق:</w:t>
@@ -1310,11 +1596,15 @@
       </w:pPr>
       <w:r>
         <w:rPr>
-          <w:lang w:val="ar_AE" w:bidi="ar_AE"/>
-        </w:rPr>
-      </w:r>
-      <w:r>
-        <w:rPr>
+          <w:rtl/>
+          <w:cs/>
+          <w:lang w:val="ar_AE" w:bidi="ar_AE"/>
+        </w:rPr>
+      </w:r>
+      <w:r>
+        <w:rPr>
+          <w:rtl/>
+          <w:cs/>
           <w:lang w:val="ar_AE" w:bidi="ar_AE"/>
         </w:rPr>
         <w:t>كان دانيال نبيًا إسرائيليًا تم سبيه عندما كان شابًا على يد نبوخذ نصر ملك بابل حوالي عام 600 قبل الميلاد.</w:t>
@@ -1329,11 +1619,15 @@
       </w:pPr>
       <w:r>
         <w:rPr>
-          <w:lang w:val="ar_AE" w:bidi="ar_AE"/>
-        </w:rPr>
-      </w:r>
-      <w:r>
-        <w:rPr>
+          <w:rtl/>
+          <w:cs/>
+          <w:lang w:val="ar_AE" w:bidi="ar_AE"/>
+        </w:rPr>
+      </w:r>
+      <w:r>
+        <w:rPr>
+          <w:rtl/>
+          <w:cs/>
           <w:lang w:val="ar_AE" w:bidi="ar_AE"/>
         </w:rPr>
         <w:t>كان ذلك خلال الفترة التي تم فيها سبي العديد من الإسرائيليين الآخرين من يهوذا في بابل لمدة 70 عامًا.</w:t>
@@ -1348,11 +1642,15 @@
       </w:pPr>
       <w:r>
         <w:rPr>
-          <w:lang w:val="ar_AE" w:bidi="ar_AE"/>
-        </w:rPr>
-      </w:r>
-      <w:r>
-        <w:rPr>
+          <w:rtl/>
+          <w:cs/>
+          <w:lang w:val="ar_AE" w:bidi="ar_AE"/>
+        </w:rPr>
+      </w:r>
+      <w:r>
+        <w:rPr>
+          <w:rtl/>
+          <w:cs/>
           <w:lang w:val="ar_AE" w:bidi="ar_AE"/>
         </w:rPr>
         <w:t>أُطلق على دانيال الاسم البابلي بلطشاصر.</w:t>
@@ -1367,11 +1665,15 @@
       </w:pPr>
       <w:r>
         <w:rPr>
-          <w:lang w:val="ar_AE" w:bidi="ar_AE"/>
-        </w:rPr>
-      </w:r>
-      <w:r>
-        <w:rPr>
+          <w:rtl/>
+          <w:cs/>
+          <w:lang w:val="ar_AE" w:bidi="ar_AE"/>
+        </w:rPr>
+      </w:r>
+      <w:r>
+        <w:rPr>
+          <w:rtl/>
+          <w:cs/>
           <w:lang w:val="ar_AE" w:bidi="ar_AE"/>
         </w:rPr>
         <w:t>كان دانيال شابًا نبيلًا وصالحًا يطيع الله.</w:t>
@@ -1386,11 +1688,15 @@
       </w:pPr>
       <w:r>
         <w:rPr>
-          <w:lang w:val="ar_AE" w:bidi="ar_AE"/>
-        </w:rPr>
-      </w:r>
-      <w:r>
-        <w:rPr>
+          <w:rtl/>
+          <w:cs/>
+          <w:lang w:val="ar_AE" w:bidi="ar_AE"/>
+        </w:rPr>
+      </w:r>
+      <w:r>
+        <w:rPr>
+          <w:rtl/>
+          <w:cs/>
           <w:lang w:val="ar_AE" w:bidi="ar_AE"/>
         </w:rPr>
         <w:t>أعطى الله لدانيال القدرة على تفسير العديد من الأحلام أو الرؤى لملوك بابل.</w:t>
@@ -1405,11 +1711,15 @@
       </w:pPr>
       <w:r>
         <w:rPr>
-          <w:lang w:val="ar_AE" w:bidi="ar_AE"/>
-        </w:rPr>
-      </w:r>
-      <w:r>
-        <w:rPr>
+          <w:rtl/>
+          <w:cs/>
+          <w:lang w:val="ar_AE" w:bidi="ar_AE"/>
+        </w:rPr>
+      </w:r>
+      <w:r>
+        <w:rPr>
+          <w:rtl/>
+          <w:cs/>
           <w:lang w:val="ar_AE" w:bidi="ar_AE"/>
         </w:rPr>
         <w:t>بفضل هذه القدرة وبسبب طبيعته النبيلة، أُعطي دانيال منصبًا قياديًا رفيعًا في إمبراطورية بابل.</w:t>
@@ -1424,11 +1734,15 @@
       </w:pPr>
       <w:r>
         <w:rPr>
-          <w:lang w:val="ar_AE" w:bidi="ar_AE"/>
-        </w:rPr>
-      </w:r>
-      <w:r>
-        <w:rPr>
+          <w:rtl/>
+          <w:cs/>
+          <w:lang w:val="ar_AE" w:bidi="ar_AE"/>
+        </w:rPr>
+      </w:r>
+      <w:r>
+        <w:rPr>
+          <w:rtl/>
+          <w:cs/>
           <w:lang w:val="ar_AE" w:bidi="ar_AE"/>
         </w:rPr>
         <w:t>بعد عدة سنوات، خدع أعداء دانيال داريوس ملك بابل ليصدر أمرًا بمنع عبادة أي إله آخر غير الملك. و لكن دانيال استمر في الصلاة إلى الله، فتم القبض عليه وإلقاؤه في جب الأسود. لكن الله أنقذه ولم يُصب بأي أذى.</w:t>
@@ -1440,11 +1754,15 @@
       </w:pPr>
       <w:r>
         <w:rPr>
-          <w:lang w:val="ar_AE" w:bidi="ar_AE"/>
-        </w:rPr>
-      </w:r>
-      <w:r>
-        <w:rPr>
+          <w:rtl/>
+          <w:cs/>
+          <w:lang w:val="ar_AE" w:bidi="ar_AE"/>
+        </w:rPr>
+      </w:r>
+      <w:r>
+        <w:rPr>
+          <w:rtl/>
+          <w:cs/>
           <w:lang w:val="ar_AE" w:bidi="ar_AE"/>
         </w:rPr>
         <w:t>(اقتراحات الترجمة: كيفية ترجمة الأسماء)</w:t>
@@ -1456,35 +1774,47 @@
       </w:pPr>
       <w:r>
         <w:rPr>
-          <w:lang w:val="ar_AE" w:bidi="ar_AE"/>
-        </w:rPr>
-      </w:r>
-      <w:r>
-        <w:rPr>
+          <w:rtl/>
+          <w:cs/>
+          <w:lang w:val="ar_AE" w:bidi="ar_AE"/>
+        </w:rPr>
+      </w:r>
+      <w:r>
+        <w:rPr>
+          <w:rtl/>
+          <w:cs/>
           <w:lang w:val="ar_AE" w:bidi="ar_AE"/>
         </w:rPr>
         <w:t xml:space="preserve">(انظر أيضًا: </w:t>
       </w:r>
       <w:r>
         <w:rPr>
+          <w:rtl/>
+          <w:cs/>
           <w:lang w:val="ar_AE" w:bidi="ar_AE"/>
         </w:rPr>
         <w:t>بابل</w:t>
       </w:r>
       <w:r>
         <w:rPr>
+          <w:rtl/>
+          <w:cs/>
           <w:lang w:val="ar_AE" w:bidi="ar_AE"/>
         </w:rPr>
         <w:t xml:space="preserve">, </w:t>
       </w:r>
       <w:r>
         <w:rPr>
+          <w:rtl/>
+          <w:cs/>
           <w:lang w:val="ar_AE" w:bidi="ar_AE"/>
         </w:rPr>
         <w:t>نبوخذ نصر</w:t>
       </w:r>
       <w:r>
         <w:rPr>
+          <w:rtl/>
+          <w:cs/>
           <w:lang w:val="ar_AE" w:bidi="ar_AE"/>
         </w:rPr>
         <w:t>)</w:t>
@@ -1497,6 +1827,8 @@
       </w:pPr>
       <w:r>
         <w:rPr>
+          <w:rtl/>
+          <w:cs/>
           <w:lang w:val="ar_AE" w:bidi="ar_AE"/>
         </w:rPr>
         <w:t>نصوص كتابية:</w:t>
@@ -1511,12 +1843,16 @@
       </w:pPr>
       <w:r>
         <w:rPr>
+          <w:rtl/>
+          <w:cs/>
           <w:lang w:val="ar_AE" w:bidi="ar_AE"/>
         </w:rPr>
       </w:r>
       <w:hyperlink r:id="rId26">
         <w:r>
           <w:rPr>
+            <w:rtl/>
+            <w:cs/>
             <w:lang w:val="ar_AE" w:bidi="ar_AE"/>
           </w:rPr>
           <w:rPr>
@@ -1536,12 +1872,16 @@
       </w:pPr>
       <w:r>
         <w:rPr>
+          <w:rtl/>
+          <w:cs/>
           <w:lang w:val="ar_AE" w:bidi="ar_AE"/>
         </w:rPr>
       </w:r>
       <w:hyperlink r:id="rId27">
         <w:r>
           <w:rPr>
+            <w:rtl/>
+            <w:cs/>
             <w:lang w:val="ar_AE" w:bidi="ar_AE"/>
           </w:rPr>
           <w:rPr>
@@ -1561,12 +1901,16 @@
       </w:pPr>
       <w:r>
         <w:rPr>
+          <w:rtl/>
+          <w:cs/>
           <w:lang w:val="ar_AE" w:bidi="ar_AE"/>
         </w:rPr>
       </w:r>
       <w:hyperlink r:id="rId28">
         <w:r>
           <w:rPr>
+            <w:rtl/>
+            <w:cs/>
             <w:lang w:val="ar_AE" w:bidi="ar_AE"/>
           </w:rPr>
           <w:rPr>
@@ -1586,12 +1930,16 @@
       </w:pPr>
       <w:r>
         <w:rPr>
+          <w:rtl/>
+          <w:cs/>
           <w:lang w:val="ar_AE" w:bidi="ar_AE"/>
         </w:rPr>
       </w:r>
       <w:hyperlink r:id="rId29">
         <w:r>
           <w:rPr>
+            <w:rtl/>
+            <w:cs/>
             <w:lang w:val="ar_AE" w:bidi="ar_AE"/>
           </w:rPr>
           <w:rPr>
@@ -1611,12 +1959,16 @@
       </w:pPr>
       <w:r>
         <w:rPr>
+          <w:rtl/>
+          <w:cs/>
           <w:lang w:val="ar_AE" w:bidi="ar_AE"/>
         </w:rPr>
       </w:r>
       <w:hyperlink r:id="rId30">
         <w:r>
           <w:rPr>
+            <w:rtl/>
+            <w:cs/>
             <w:lang w:val="ar_AE" w:bidi="ar_AE"/>
           </w:rPr>
           <w:rPr>
@@ -1634,6 +1986,8 @@
       </w:pPr>
       <w:r>
         <w:rPr>
+          <w:rtl/>
+          <w:cs/>
           <w:lang w:val="ar_AE" w:bidi="ar_AE"/>
         </w:rPr>
         <w:t>بيانات الكلمة:</w:t>
@@ -1648,32 +2002,42 @@
       </w:pPr>
       <w:r>
         <w:rPr>
-          <w:lang w:val="ar_AE" w:bidi="ar_AE"/>
-        </w:rPr>
-      </w:r>
-      <w:r>
-        <w:rPr>
+          <w:rtl/>
+          <w:cs/>
+          <w:lang w:val="ar_AE" w:bidi="ar_AE"/>
+        </w:rPr>
+      </w:r>
+      <w:r>
+        <w:rPr>
+          <w:rtl/>
+          <w:cs/>
           <w:lang w:val="ar_AE" w:bidi="ar_AE"/>
         </w:rPr>
         <w:t>سترونج: H1840, H1841, G11580</w:t>
       </w:r>
       <w:r>
         <w:rPr>
-          <w:lang w:val="ar_AE" w:bidi="ar_AE"/>
-        </w:rPr>
-      </w:r>
-      <w:r>
-        <w:rPr>
-          <w:lang w:val="ar_AE" w:bidi="ar_AE"/>
-        </w:rPr>
-      </w:r>
-    </w:p>
-    <w:p>
-      <w:pPr>
-        <w:bidi/>
-      </w:pPr>
-      <w:r>
-        <w:rPr>
+          <w:rtl/>
+          <w:cs/>
+          <w:lang w:val="ar_AE" w:bidi="ar_AE"/>
+        </w:rPr>
+      </w:r>
+      <w:r>
+        <w:rPr>
+          <w:rtl/>
+          <w:cs/>
+          <w:lang w:val="ar_AE" w:bidi="ar_AE"/>
+        </w:rPr>
+      </w:r>
+    </w:p>
+    <w:p>
+      <w:pPr>
+        <w:bidi/>
+      </w:pPr>
+      <w:r>
+        <w:rPr>
+          <w:rtl/>
+          <w:cs/>
           <w:lang w:val="ar_AE" w:bidi="ar_AE"/>
         </w:rPr>
       </w:r>
@@ -1685,12 +2049,16 @@
       </w:pPr>
       <w:r>
         <w:rPr>
+          <w:rtl/>
+          <w:cs/>
           <w:lang w:val="ar_AE" w:bidi="ar_AE"/>
         </w:rPr>
         <w:t>داود</w:t>
       </w:r>
       <w:r>
         <w:rPr>
+          <w:rtl/>
+          <w:cs/>
           <w:lang w:val="ar_AE" w:bidi="ar_AE"/>
         </w:rPr>
       </w:r>
@@ -1702,6 +2070,8 @@
       </w:pPr>
       <w:r>
         <w:rPr>
+          <w:rtl/>
+          <w:cs/>
           <w:lang w:val="ar_AE" w:bidi="ar_AE"/>
         </w:rPr>
         <w:t>حقائق:</w:t>
@@ -1713,11 +2083,15 @@
       </w:pPr>
       <w:r>
         <w:rPr>
-          <w:lang w:val="ar_AE" w:bidi="ar_AE"/>
-        </w:rPr>
-      </w:r>
-      <w:r>
-        <w:rPr>
+          <w:rtl/>
+          <w:cs/>
+          <w:lang w:val="ar_AE" w:bidi="ar_AE"/>
+        </w:rPr>
+      </w:r>
+      <w:r>
+        <w:rPr>
+          <w:rtl/>
+          <w:cs/>
           <w:lang w:val="ar_AE" w:bidi="ar_AE"/>
         </w:rPr>
         <w:t>كان داود هو ثاني ملك لإسرائيل وقد كان يحب الله ويخدمه . و هو أيضا الكاتب الرئيسي لسفر المزامير.</w:t>
@@ -1732,11 +2106,15 @@
       </w:pPr>
       <w:r>
         <w:rPr>
-          <w:lang w:val="ar_AE" w:bidi="ar_AE"/>
-        </w:rPr>
-      </w:r>
-      <w:r>
-        <w:rPr>
+          <w:rtl/>
+          <w:cs/>
+          <w:lang w:val="ar_AE" w:bidi="ar_AE"/>
+        </w:rPr>
+      </w:r>
+      <w:r>
+        <w:rPr>
+          <w:rtl/>
+          <w:cs/>
           <w:lang w:val="ar_AE" w:bidi="ar_AE"/>
         </w:rPr>
         <w:t>عندما كان داود لا يزال صبيًا صغيرًا يعتني بخراف بيت أبيه، اختاره الله ليصبح الملك التالي على شعب إسرائيل.</w:t>
@@ -1751,11 +2129,15 @@
       </w:pPr>
       <w:r>
         <w:rPr>
-          <w:lang w:val="ar_AE" w:bidi="ar_AE"/>
-        </w:rPr>
-      </w:r>
-      <w:r>
-        <w:rPr>
+          <w:rtl/>
+          <w:cs/>
+          <w:lang w:val="ar_AE" w:bidi="ar_AE"/>
+        </w:rPr>
+      </w:r>
+      <w:r>
+        <w:rPr>
+          <w:rtl/>
+          <w:cs/>
           <w:lang w:val="ar_AE" w:bidi="ar_AE"/>
         </w:rPr>
         <w:t>أصبح داود مقاتلاً عظيماً وقاد جيش الإسرائيليين في المعارك ضد أعدائهم. و أشهرها هزيمته لجليات الفلسطيني.</w:t>
@@ -1770,11 +2152,15 @@
       </w:pPr>
       <w:r>
         <w:rPr>
-          <w:lang w:val="ar_AE" w:bidi="ar_AE"/>
-        </w:rPr>
-      </w:r>
-      <w:r>
-        <w:rPr>
+          <w:rtl/>
+          <w:cs/>
+          <w:lang w:val="ar_AE" w:bidi="ar_AE"/>
+        </w:rPr>
+      </w:r>
+      <w:r>
+        <w:rPr>
+          <w:rtl/>
+          <w:cs/>
           <w:lang w:val="ar_AE" w:bidi="ar_AE"/>
         </w:rPr>
         <w:t>حاول الملك شاول قتل داود، لكن الله حماه، وجعله ملكًا بعد وفاة شاول.</w:t>
@@ -1789,11 +2175,15 @@
       </w:pPr>
       <w:r>
         <w:rPr>
-          <w:lang w:val="ar_AE" w:bidi="ar_AE"/>
-        </w:rPr>
-      </w:r>
-      <w:r>
-        <w:rPr>
+          <w:rtl/>
+          <w:cs/>
+          <w:lang w:val="ar_AE" w:bidi="ar_AE"/>
+        </w:rPr>
+      </w:r>
+      <w:r>
+        <w:rPr>
+          <w:rtl/>
+          <w:cs/>
           <w:lang w:val="ar_AE" w:bidi="ar_AE"/>
         </w:rPr>
         <w:t>ارتكب داود ذنباً كبيراً، لكنه تاب وغفر الله له.</w:t>
@@ -1808,11 +2198,15 @@
       </w:pPr>
       <w:r>
         <w:rPr>
-          <w:lang w:val="ar_AE" w:bidi="ar_AE"/>
-        </w:rPr>
-      </w:r>
-      <w:r>
-        <w:rPr>
+          <w:rtl/>
+          <w:cs/>
+          <w:lang w:val="ar_AE" w:bidi="ar_AE"/>
+        </w:rPr>
+      </w:r>
+      <w:r>
+        <w:rPr>
+          <w:rtl/>
+          <w:cs/>
           <w:lang w:val="ar_AE" w:bidi="ar_AE"/>
         </w:rPr>
         <w:t xml:space="preserve"> يُدعى يسوع، المسيا، "ابن داود" لأنه من نسل داود الملك.</w:t>
@@ -1824,11 +2218,15 @@
       </w:pPr>
       <w:r>
         <w:rPr>
-          <w:lang w:val="ar_AE" w:bidi="ar_AE"/>
-        </w:rPr>
-      </w:r>
-      <w:r>
-        <w:rPr>
+          <w:rtl/>
+          <w:cs/>
+          <w:lang w:val="ar_AE" w:bidi="ar_AE"/>
+        </w:rPr>
+      </w:r>
+      <w:r>
+        <w:rPr>
+          <w:rtl/>
+          <w:cs/>
           <w:lang w:val="ar_AE" w:bidi="ar_AE"/>
         </w:rPr>
         <w:t>(اقتراحات الترجمة: كيفية ترجمة الأسماء)</w:t>
@@ -1840,47 +2238,63 @@
       </w:pPr>
       <w:r>
         <w:rPr>
-          <w:lang w:val="ar_AE" w:bidi="ar_AE"/>
-        </w:rPr>
-      </w:r>
-      <w:r>
-        <w:rPr>
+          <w:rtl/>
+          <w:cs/>
+          <w:lang w:val="ar_AE" w:bidi="ar_AE"/>
+        </w:rPr>
+      </w:r>
+      <w:r>
+        <w:rPr>
+          <w:rtl/>
+          <w:cs/>
           <w:lang w:val="ar_AE" w:bidi="ar_AE"/>
         </w:rPr>
         <w:t xml:space="preserve">(انظر أيضًا: </w:t>
       </w:r>
       <w:r>
         <w:rPr>
+          <w:rtl/>
+          <w:cs/>
           <w:lang w:val="ar_AE" w:bidi="ar_AE"/>
         </w:rPr>
         <w:t>جليات</w:t>
       </w:r>
       <w:r>
         <w:rPr>
+          <w:rtl/>
+          <w:cs/>
           <w:lang w:val="ar_AE" w:bidi="ar_AE"/>
         </w:rPr>
         <w:t xml:space="preserve">, </w:t>
       </w:r>
       <w:r>
         <w:rPr>
+          <w:rtl/>
+          <w:cs/>
           <w:lang w:val="ar_AE" w:bidi="ar_AE"/>
         </w:rPr>
         <w:t>الفلسطينيين</w:t>
       </w:r>
       <w:r>
         <w:rPr>
+          <w:rtl/>
+          <w:cs/>
           <w:lang w:val="ar_AE" w:bidi="ar_AE"/>
         </w:rPr>
         <w:t xml:space="preserve">, </w:t>
       </w:r>
       <w:r>
         <w:rPr>
+          <w:rtl/>
+          <w:cs/>
           <w:lang w:val="ar_AE" w:bidi="ar_AE"/>
         </w:rPr>
         <w:t>شاول (العهد القديم)</w:t>
       </w:r>
       <w:r>
         <w:rPr>
+          <w:rtl/>
+          <w:cs/>
           <w:lang w:val="ar_AE" w:bidi="ar_AE"/>
         </w:rPr>
         <w:t>)</w:t>
@@ -1893,6 +2307,8 @@
       </w:pPr>
       <w:r>
         <w:rPr>
+          <w:rtl/>
+          <w:cs/>
           <w:lang w:val="ar_AE" w:bidi="ar_AE"/>
         </w:rPr>
         <w:t>نصوص كتابية:</w:t>
@@ -1907,12 +2323,16 @@
       </w:pPr>
       <w:r>
         <w:rPr>
+          <w:rtl/>
+          <w:cs/>
           <w:lang w:val="ar_AE" w:bidi="ar_AE"/>
         </w:rPr>
       </w:r>
       <w:hyperlink r:id="rId31">
         <w:r>
           <w:rPr>
+            <w:rtl/>
+            <w:cs/>
             <w:lang w:val="ar_AE" w:bidi="ar_AE"/>
           </w:rPr>
           <w:rPr>
@@ -1932,12 +2352,16 @@
       </w:pPr>
       <w:r>
         <w:rPr>
+          <w:rtl/>
+          <w:cs/>
           <w:lang w:val="ar_AE" w:bidi="ar_AE"/>
         </w:rPr>
       </w:r>
       <w:hyperlink r:id="rId32">
         <w:r>
           <w:rPr>
+            <w:rtl/>
+            <w:cs/>
             <w:lang w:val="ar_AE" w:bidi="ar_AE"/>
           </w:rPr>
           <w:rPr>
@@ -1957,12 +2381,16 @@
       </w:pPr>
       <w:r>
         <w:rPr>
+          <w:rtl/>
+          <w:cs/>
           <w:lang w:val="ar_AE" w:bidi="ar_AE"/>
         </w:rPr>
       </w:r>
       <w:hyperlink r:id="rId33">
         <w:r>
           <w:rPr>
+            <w:rtl/>
+            <w:cs/>
             <w:lang w:val="ar_AE" w:bidi="ar_AE"/>
           </w:rPr>
           <w:rPr>
@@ -1982,12 +2410,16 @@
       </w:pPr>
       <w:r>
         <w:rPr>
+          <w:rtl/>
+          <w:cs/>
           <w:lang w:val="ar_AE" w:bidi="ar_AE"/>
         </w:rPr>
       </w:r>
       <w:hyperlink r:id="rId34">
         <w:r>
           <w:rPr>
+            <w:rtl/>
+            <w:cs/>
             <w:lang w:val="ar_AE" w:bidi="ar_AE"/>
           </w:rPr>
           <w:rPr>
@@ -2007,12 +2439,16 @@
       </w:pPr>
       <w:r>
         <w:rPr>
+          <w:rtl/>
+          <w:cs/>
           <w:lang w:val="ar_AE" w:bidi="ar_AE"/>
         </w:rPr>
       </w:r>
       <w:hyperlink r:id="rId35">
         <w:r>
           <w:rPr>
+            <w:rtl/>
+            <w:cs/>
             <w:lang w:val="ar_AE" w:bidi="ar_AE"/>
           </w:rPr>
           <w:rPr>
@@ -2032,12 +2468,16 @@
       </w:pPr>
       <w:r>
         <w:rPr>
+          <w:rtl/>
+          <w:cs/>
           <w:lang w:val="ar_AE" w:bidi="ar_AE"/>
         </w:rPr>
       </w:r>
       <w:hyperlink r:id="rId36">
         <w:r>
           <w:rPr>
+            <w:rtl/>
+            <w:cs/>
             <w:lang w:val="ar_AE" w:bidi="ar_AE"/>
           </w:rPr>
           <w:rPr>
@@ -2057,12 +2497,16 @@
       </w:pPr>
       <w:r>
         <w:rPr>
+          <w:rtl/>
+          <w:cs/>
           <w:lang w:val="ar_AE" w:bidi="ar_AE"/>
         </w:rPr>
       </w:r>
       <w:hyperlink r:id="rId37">
         <w:r>
           <w:rPr>
+            <w:rtl/>
+            <w:cs/>
             <w:lang w:val="ar_AE" w:bidi="ar_AE"/>
           </w:rPr>
           <w:rPr>
@@ -2082,12 +2526,16 @@
       </w:pPr>
       <w:r>
         <w:rPr>
+          <w:rtl/>
+          <w:cs/>
           <w:lang w:val="ar_AE" w:bidi="ar_AE"/>
         </w:rPr>
       </w:r>
       <w:hyperlink r:id="rId38">
         <w:r>
           <w:rPr>
+            <w:rtl/>
+            <w:cs/>
             <w:lang w:val="ar_AE" w:bidi="ar_AE"/>
           </w:rPr>
           <w:rPr>
@@ -2105,6 +2553,8 @@
       </w:pPr>
       <w:r>
         <w:rPr>
+          <w:rtl/>
+          <w:cs/>
           <w:lang w:val="ar_AE" w:bidi="ar_AE"/>
         </w:rPr>
         <w:t>أمثلة من قصص الكتاب المقدس:</w:t>
@@ -2119,18 +2569,24 @@
       </w:pPr>
       <w:r>
         <w:rPr>
+          <w:rtl/>
+          <w:cs/>
           <w:lang w:val="ar_AE" w:bidi="ar_AE"/>
         </w:rPr>
       </w:r>
       <w:r>
         <w:rPr>
           <w:b/>
+          <w:rtl/>
+          <w:cs/>
           <w:lang w:val="ar_AE" w:bidi="ar_AE"/>
         </w:rPr>
         <w:t>17:2</w:t>
       </w:r>
       <w:r>
         <w:rPr>
+          <w:rtl/>
+          <w:cs/>
           <w:lang w:val="ar_AE" w:bidi="ar_AE"/>
         </w:rPr>
         <w:t xml:space="preserve"> اختار الله شابًا إسرائيليًا يُدعى </w:t>
@@ -2138,12 +2594,16 @@
       <w:r>
         <w:rPr>
           <w:b/>
+          <w:rtl/>
+          <w:cs/>
           <w:lang w:val="ar_AE" w:bidi="ar_AE"/>
         </w:rPr>
         <w:t>داود</w:t>
       </w:r>
       <w:r>
         <w:rPr>
+          <w:rtl/>
+          <w:cs/>
           <w:lang w:val="ar_AE" w:bidi="ar_AE"/>
         </w:rPr>
         <w:t xml:space="preserve"> ليكون ملكًا بعد شاول. كان </w:t>
@@ -2151,12 +2611,16 @@
       <w:r>
         <w:rPr>
           <w:b/>
+          <w:rtl/>
+          <w:cs/>
           <w:lang w:val="ar_AE" w:bidi="ar_AE"/>
         </w:rPr>
         <w:t>داود</w:t>
       </w:r>
       <w:r>
         <w:rPr>
+          <w:rtl/>
+          <w:cs/>
           <w:lang w:val="ar_AE" w:bidi="ar_AE"/>
         </w:rPr>
         <w:t xml:space="preserve"> راعيًا من قرية بيت لحم. … وكان </w:t>
@@ -2164,12 +2628,16 @@
       <w:r>
         <w:rPr>
           <w:b/>
+          <w:rtl/>
+          <w:cs/>
           <w:lang w:val="ar_AE" w:bidi="ar_AE"/>
         </w:rPr>
         <w:t>داود</w:t>
       </w:r>
       <w:r>
         <w:rPr>
+          <w:rtl/>
+          <w:cs/>
           <w:lang w:val="ar_AE" w:bidi="ar_AE"/>
         </w:rPr>
         <w:t xml:space="preserve"> شخصاً متضعًا وصالحًا، و كان يثق بالله ويطيعه.</w:t>
@@ -2184,18 +2652,24 @@
       </w:pPr>
       <w:r>
         <w:rPr>
+          <w:rtl/>
+          <w:cs/>
           <w:lang w:val="ar_AE" w:bidi="ar_AE"/>
         </w:rPr>
       </w:r>
       <w:r>
         <w:rPr>
           <w:b/>
+          <w:rtl/>
+          <w:cs/>
           <w:lang w:val="ar_AE" w:bidi="ar_AE"/>
         </w:rPr>
         <w:t>17:3</w:t>
       </w:r>
       <w:r>
         <w:rPr>
+          <w:rtl/>
+          <w:cs/>
           <w:lang w:val="ar_AE" w:bidi="ar_AE"/>
         </w:rPr>
         <w:t xml:space="preserve"> كان </w:t>
@@ -2203,12 +2677,16 @@
       <w:r>
         <w:rPr>
           <w:b/>
+          <w:rtl/>
+          <w:cs/>
           <w:lang w:val="ar_AE" w:bidi="ar_AE"/>
         </w:rPr>
         <w:t>داود</w:t>
       </w:r>
       <w:r>
         <w:rPr>
+          <w:rtl/>
+          <w:cs/>
           <w:lang w:val="ar_AE" w:bidi="ar_AE"/>
         </w:rPr>
         <w:t xml:space="preserve"> أيضًا جنديًا وقائدًا عظيمًا. عندما كان </w:t>
@@ -2216,12 +2694,16 @@
       <w:r>
         <w:rPr>
           <w:b/>
+          <w:rtl/>
+          <w:cs/>
           <w:lang w:val="ar_AE" w:bidi="ar_AE"/>
         </w:rPr>
         <w:t>داود</w:t>
       </w:r>
       <w:r>
         <w:rPr>
+          <w:rtl/>
+          <w:cs/>
           <w:lang w:val="ar_AE" w:bidi="ar_AE"/>
         </w:rPr>
         <w:t xml:space="preserve"> لا يزال شابًا، حارب عملاق يُدعى جليات.</w:t>
@@ -2236,18 +2718,24 @@
       </w:pPr>
       <w:r>
         <w:rPr>
+          <w:rtl/>
+          <w:cs/>
           <w:lang w:val="ar_AE" w:bidi="ar_AE"/>
         </w:rPr>
       </w:r>
       <w:r>
         <w:rPr>
           <w:b/>
+          <w:rtl/>
+          <w:cs/>
           <w:lang w:val="ar_AE" w:bidi="ar_AE"/>
         </w:rPr>
         <w:t>17:4</w:t>
       </w:r>
       <w:r>
         <w:rPr>
+          <w:rtl/>
+          <w:cs/>
           <w:lang w:val="ar_AE" w:bidi="ar_AE"/>
         </w:rPr>
         <w:t xml:space="preserve"> أصبح شاول غيورًا بسبب حب الناس لـ</w:t>
@@ -2255,12 +2743,16 @@
       <w:r>
         <w:rPr>
           <w:b/>
+          <w:rtl/>
+          <w:cs/>
           <w:lang w:val="ar_AE" w:bidi="ar_AE"/>
         </w:rPr>
         <w:t>داود</w:t>
       </w:r>
       <w:r>
         <w:rPr>
+          <w:rtl/>
+          <w:cs/>
           <w:lang w:val="ar_AE" w:bidi="ar_AE"/>
         </w:rPr>
         <w:t xml:space="preserve">. فحاول قتله عدة مرات ، لذلك اختبأ </w:t>
@@ -2268,12 +2760,16 @@
       <w:r>
         <w:rPr>
           <w:b/>
+          <w:rtl/>
+          <w:cs/>
           <w:lang w:val="ar_AE" w:bidi="ar_AE"/>
         </w:rPr>
         <w:t>داود</w:t>
       </w:r>
       <w:r>
         <w:rPr>
+          <w:rtl/>
+          <w:cs/>
           <w:lang w:val="ar_AE" w:bidi="ar_AE"/>
         </w:rPr>
         <w:t xml:space="preserve"> من شاول.</w:t>
@@ -2288,18 +2784,24 @@
       </w:pPr>
       <w:r>
         <w:rPr>
+          <w:rtl/>
+          <w:cs/>
           <w:lang w:val="ar_AE" w:bidi="ar_AE"/>
         </w:rPr>
       </w:r>
       <w:r>
         <w:rPr>
           <w:b/>
+          <w:rtl/>
+          <w:cs/>
           <w:lang w:val="ar_AE" w:bidi="ar_AE"/>
         </w:rPr>
         <w:t>17:5</w:t>
       </w:r>
       <w:r>
         <w:rPr>
+          <w:rtl/>
+          <w:cs/>
           <w:lang w:val="ar_AE" w:bidi="ar_AE"/>
         </w:rPr>
         <w:t xml:space="preserve"> بارك الله </w:t>
@@ -2307,12 +2809,16 @@
       <w:r>
         <w:rPr>
           <w:b/>
+          <w:rtl/>
+          <w:cs/>
           <w:lang w:val="ar_AE" w:bidi="ar_AE"/>
         </w:rPr>
         <w:t>داود</w:t>
       </w:r>
       <w:r>
         <w:rPr>
+          <w:rtl/>
+          <w:cs/>
           <w:lang w:val="ar_AE" w:bidi="ar_AE"/>
         </w:rPr>
         <w:t xml:space="preserve"> وجعله ناجحًا. و قد خاض </w:t>
@@ -2320,12 +2826,16 @@
       <w:r>
         <w:rPr>
           <w:b/>
+          <w:rtl/>
+          <w:cs/>
           <w:lang w:val="ar_AE" w:bidi="ar_AE"/>
         </w:rPr>
         <w:t>داود</w:t>
       </w:r>
       <w:r>
         <w:rPr>
+          <w:rtl/>
+          <w:cs/>
           <w:lang w:val="ar_AE" w:bidi="ar_AE"/>
         </w:rPr>
         <w:t xml:space="preserve"> العديد من المعارك وساعده الله على هزيمة أعداء إسرائيل.</w:t>
@@ -2340,18 +2850,24 @@
       </w:pPr>
       <w:r>
         <w:rPr>
+          <w:rtl/>
+          <w:cs/>
           <w:lang w:val="ar_AE" w:bidi="ar_AE"/>
         </w:rPr>
       </w:r>
       <w:r>
         <w:rPr>
           <w:b/>
+          <w:rtl/>
+          <w:cs/>
           <w:lang w:val="ar_AE" w:bidi="ar_AE"/>
         </w:rPr>
         <w:t>17:6</w:t>
       </w:r>
       <w:r>
         <w:rPr>
+          <w:rtl/>
+          <w:cs/>
           <w:lang w:val="ar_AE" w:bidi="ar_AE"/>
         </w:rPr>
         <w:t xml:space="preserve"> أراد </w:t>
@@ -2359,12 +2875,16 @@
       <w:r>
         <w:rPr>
           <w:b/>
+          <w:rtl/>
+          <w:cs/>
           <w:lang w:val="ar_AE" w:bidi="ar_AE"/>
         </w:rPr>
         <w:t xml:space="preserve">داود </w:t>
       </w:r>
       <w:r>
         <w:rPr>
+          <w:rtl/>
+          <w:cs/>
           <w:lang w:val="ar_AE" w:bidi="ar_AE"/>
         </w:rPr>
         <w:t>بناء هيكلاً حيث يمكن لجميع شعب إسرائيل عبادة الله وتقديم الذبائح له.</w:t>
@@ -2379,18 +2899,24 @@
       </w:pPr>
       <w:r>
         <w:rPr>
+          <w:rtl/>
+          <w:cs/>
           <w:lang w:val="ar_AE" w:bidi="ar_AE"/>
         </w:rPr>
       </w:r>
       <w:r>
         <w:rPr>
           <w:b/>
+          <w:rtl/>
+          <w:cs/>
           <w:lang w:val="ar_AE" w:bidi="ar_AE"/>
         </w:rPr>
         <w:t>17:9</w:t>
       </w:r>
       <w:r>
         <w:rPr>
+          <w:rtl/>
+          <w:cs/>
           <w:lang w:val="ar_AE" w:bidi="ar_AE"/>
         </w:rPr>
         <w:t xml:space="preserve"> حكم </w:t>
@@ -2398,12 +2924,16 @@
       <w:r>
         <w:rPr>
           <w:b/>
+          <w:rtl/>
+          <w:cs/>
           <w:lang w:val="ar_AE" w:bidi="ar_AE"/>
         </w:rPr>
         <w:t>داود</w:t>
       </w:r>
       <w:r>
         <w:rPr>
+          <w:rtl/>
+          <w:cs/>
           <w:lang w:val="ar_AE" w:bidi="ar_AE"/>
         </w:rPr>
         <w:t xml:space="preserve"> بالعدل و الحق لسنوات عديدة، وباركه الله. لكنه، قرب نهاية حياته إرتكب ذنباً عظيماً ضد الله.</w:t>
@@ -2418,18 +2948,24 @@
       </w:pPr>
       <w:r>
         <w:rPr>
+          <w:rtl/>
+          <w:cs/>
           <w:lang w:val="ar_AE" w:bidi="ar_AE"/>
         </w:rPr>
       </w:r>
       <w:r>
         <w:rPr>
           <w:b/>
+          <w:rtl/>
+          <w:cs/>
           <w:lang w:val="ar_AE" w:bidi="ar_AE"/>
         </w:rPr>
         <w:t>17:13</w:t>
       </w:r>
       <w:r>
         <w:rPr>
+          <w:rtl/>
+          <w:cs/>
           <w:lang w:val="ar_AE" w:bidi="ar_AE"/>
         </w:rPr>
         <w:t xml:space="preserve"> غضب الله جداً مما فعله </w:t>
@@ -2437,12 +2973,16 @@
       <w:r>
         <w:rPr>
           <w:b/>
+          <w:rtl/>
+          <w:cs/>
           <w:lang w:val="ar_AE" w:bidi="ar_AE"/>
         </w:rPr>
         <w:t>داود</w:t>
       </w:r>
       <w:r>
         <w:rPr>
+          <w:rtl/>
+          <w:cs/>
           <w:lang w:val="ar_AE" w:bidi="ar_AE"/>
         </w:rPr>
         <w:t xml:space="preserve">، لذلك أرسل ناثان النبي ليخبر </w:t>
@@ -2450,12 +2990,16 @@
       <w:r>
         <w:rPr>
           <w:b/>
+          <w:rtl/>
+          <w:cs/>
           <w:lang w:val="ar_AE" w:bidi="ar_AE"/>
         </w:rPr>
         <w:t>داود</w:t>
       </w:r>
       <w:r>
         <w:rPr>
+          <w:rtl/>
+          <w:cs/>
           <w:lang w:val="ar_AE" w:bidi="ar_AE"/>
         </w:rPr>
         <w:t xml:space="preserve"> بمدى بشاعة خطيته. فتاب </w:t>
@@ -2463,12 +3007,16 @@
       <w:r>
         <w:rPr>
           <w:b/>
+          <w:rtl/>
+          <w:cs/>
           <w:lang w:val="ar_AE" w:bidi="ar_AE"/>
         </w:rPr>
         <w:t>داود</w:t>
       </w:r>
       <w:r>
         <w:rPr>
+          <w:rtl/>
+          <w:cs/>
           <w:lang w:val="ar_AE" w:bidi="ar_AE"/>
         </w:rPr>
         <w:t xml:space="preserve"> عن خطيته وغفر الله له. و اتبع </w:t>
@@ -2476,12 +3024,16 @@
       <w:r>
         <w:rPr>
           <w:b/>
+          <w:rtl/>
+          <w:cs/>
           <w:lang w:val="ar_AE" w:bidi="ar_AE"/>
         </w:rPr>
         <w:t xml:space="preserve">داود </w:t>
       </w:r>
       <w:r>
         <w:rPr>
+          <w:rtl/>
+          <w:cs/>
           <w:lang w:val="ar_AE" w:bidi="ar_AE"/>
         </w:rPr>
         <w:t>الله و أطاعه لبقية حياته، حتى في الأوقات الصعبة.</w:t>
@@ -2494,6 +3046,8 @@
       </w:pPr>
       <w:r>
         <w:rPr>
+          <w:rtl/>
+          <w:cs/>
           <w:lang w:val="ar_AE" w:bidi="ar_AE"/>
         </w:rPr>
         <w:t>بيانات الكلمة:</w:t>
@@ -2505,32 +3059,42 @@
       </w:pPr>
       <w:r>
         <w:rPr>
-          <w:lang w:val="ar_AE" w:bidi="ar_AE"/>
-        </w:rPr>
-      </w:r>
-      <w:r>
-        <w:rPr>
+          <w:rtl/>
+          <w:cs/>
+          <w:lang w:val="ar_AE" w:bidi="ar_AE"/>
+        </w:rPr>
+      </w:r>
+      <w:r>
+        <w:rPr>
+          <w:rtl/>
+          <w:cs/>
           <w:lang w:val="ar_AE" w:bidi="ar_AE"/>
         </w:rPr>
         <w:t>سترونج: H1732، G11380</w:t>
       </w:r>
       <w:r>
         <w:rPr>
-          <w:lang w:val="ar_AE" w:bidi="ar_AE"/>
-        </w:rPr>
-      </w:r>
-      <w:r>
-        <w:rPr>
-          <w:lang w:val="ar_AE" w:bidi="ar_AE"/>
-        </w:rPr>
-      </w:r>
-    </w:p>
-    <w:p>
-      <w:pPr>
-        <w:bidi/>
-      </w:pPr>
-      <w:r>
-        <w:rPr>
+          <w:rtl/>
+          <w:cs/>
+          <w:lang w:val="ar_AE" w:bidi="ar_AE"/>
+        </w:rPr>
+      </w:r>
+      <w:r>
+        <w:rPr>
+          <w:rtl/>
+          <w:cs/>
+          <w:lang w:val="ar_AE" w:bidi="ar_AE"/>
+        </w:rPr>
+      </w:r>
+    </w:p>
+    <w:p>
+      <w:pPr>
+        <w:bidi/>
+      </w:pPr>
+      <w:r>
+        <w:rPr>
+          <w:rtl/>
+          <w:cs/>
           <w:lang w:val="ar_AE" w:bidi="ar_AE"/>
         </w:rPr>
       </w:r>
@@ -2542,12 +3106,16 @@
       </w:pPr>
       <w:r>
         <w:rPr>
+          <w:rtl/>
+          <w:cs/>
           <w:lang w:val="ar_AE" w:bidi="ar_AE"/>
         </w:rPr>
         <w:t>دُب</w:t>
       </w:r>
       <w:r>
         <w:rPr>
+          <w:rtl/>
+          <w:cs/>
           <w:lang w:val="ar_AE" w:bidi="ar_AE"/>
         </w:rPr>
       </w:r>
@@ -2559,6 +3127,8 @@
       </w:pPr>
       <w:r>
         <w:rPr>
+          <w:rtl/>
+          <w:cs/>
           <w:lang w:val="ar_AE" w:bidi="ar_AE"/>
         </w:rPr>
         <w:t>تعريف:</w:t>
@@ -2570,11 +3140,15 @@
       </w:pPr>
       <w:r>
         <w:rPr>
-          <w:lang w:val="ar_AE" w:bidi="ar_AE"/>
-        </w:rPr>
-      </w:r>
-      <w:r>
-        <w:rPr>
+          <w:rtl/>
+          <w:cs/>
+          <w:lang w:val="ar_AE" w:bidi="ar_AE"/>
+        </w:rPr>
+      </w:r>
+      <w:r>
+        <w:rPr>
+          <w:rtl/>
+          <w:cs/>
           <w:lang w:val="ar_AE" w:bidi="ar_AE"/>
         </w:rPr>
         <w:t>الدُب حيوان ضخم ذو أربع أرجل، وفرو كثيف بلون بني داكن أو أسود، وله أسنان ومخالب حادّة. كانت الدببة شائعة في إسرائيل خلال زمن الكتاب المقدس.</w:t>
@@ -2589,11 +3163,15 @@
       </w:pPr>
       <w:r>
         <w:rPr>
-          <w:lang w:val="ar_AE" w:bidi="ar_AE"/>
-        </w:rPr>
-      </w:r>
-      <w:r>
-        <w:rPr>
+          <w:rtl/>
+          <w:cs/>
+          <w:lang w:val="ar_AE" w:bidi="ar_AE"/>
+        </w:rPr>
+      </w:r>
+      <w:r>
+        <w:rPr>
+          <w:rtl/>
+          <w:cs/>
           <w:lang w:val="ar_AE" w:bidi="ar_AE"/>
         </w:rPr>
         <w:t>تعيش هذه الحيوانات في الغابات والمناطق الجبليّة؛ تأكل الأسماك والحشرات والنباتات.</w:t>
@@ -2608,11 +3186,15 @@
       </w:pPr>
       <w:r>
         <w:rPr>
-          <w:lang w:val="ar_AE" w:bidi="ar_AE"/>
-        </w:rPr>
-      </w:r>
-      <w:r>
-        <w:rPr>
+          <w:rtl/>
+          <w:cs/>
+          <w:lang w:val="ar_AE" w:bidi="ar_AE"/>
+        </w:rPr>
+      </w:r>
+      <w:r>
+        <w:rPr>
+          <w:rtl/>
+          <w:cs/>
           <w:lang w:val="ar_AE" w:bidi="ar_AE"/>
         </w:rPr>
         <w:t>في العهد القديم، يُستخدم الدُب رمز للقوَّة.</w:t>
@@ -2627,11 +3209,15 @@
       </w:pPr>
       <w:r>
         <w:rPr>
-          <w:lang w:val="ar_AE" w:bidi="ar_AE"/>
-        </w:rPr>
-      </w:r>
-      <w:r>
-        <w:rPr>
+          <w:rtl/>
+          <w:cs/>
+          <w:lang w:val="ar_AE" w:bidi="ar_AE"/>
+        </w:rPr>
+      </w:r>
+      <w:r>
+        <w:rPr>
+          <w:rtl/>
+          <w:cs/>
           <w:lang w:val="ar_AE" w:bidi="ar_AE"/>
         </w:rPr>
         <w:t>في أثناء رعاية الأغنام، قاتَلَ الراعي داود دُبًا وهزمه.</w:t>
@@ -2646,11 +3232,15 @@
       </w:pPr>
       <w:r>
         <w:rPr>
-          <w:lang w:val="ar_AE" w:bidi="ar_AE"/>
-        </w:rPr>
-      </w:r>
-      <w:r>
-        <w:rPr>
+          <w:rtl/>
+          <w:cs/>
+          <w:lang w:val="ar_AE" w:bidi="ar_AE"/>
+        </w:rPr>
+      </w:r>
+      <w:r>
+        <w:rPr>
+          <w:rtl/>
+          <w:cs/>
           <w:lang w:val="ar_AE" w:bidi="ar_AE"/>
         </w:rPr>
         <w:t>خرج دُبّان من الغابة وهاجما مجموعة من الشباب كانوا يسخرون من النبي أليشع.</w:t>
@@ -2662,29 +3252,39 @@
       </w:pPr>
       <w:r>
         <w:rPr>
-          <w:lang w:val="ar_AE" w:bidi="ar_AE"/>
-        </w:rPr>
-      </w:r>
-      <w:r>
-        <w:rPr>
+          <w:rtl/>
+          <w:cs/>
+          <w:lang w:val="ar_AE" w:bidi="ar_AE"/>
+        </w:rPr>
+      </w:r>
+      <w:r>
+        <w:rPr>
+          <w:rtl/>
+          <w:cs/>
           <w:lang w:val="ar_AE" w:bidi="ar_AE"/>
         </w:rPr>
         <w:t xml:space="preserve">(انظر أيضًا: </w:t>
       </w:r>
       <w:r>
         <w:rPr>
+          <w:rtl/>
+          <w:cs/>
           <w:lang w:val="ar_AE" w:bidi="ar_AE"/>
         </w:rPr>
         <w:t>داود،</w:t>
       </w:r>
       <w:r>
         <w:rPr>
+          <w:rtl/>
+          <w:cs/>
           <w:lang w:val="ar_AE" w:bidi="ar_AE"/>
         </w:rPr>
         <w:t xml:space="preserve"> </w:t>
       </w:r>
       <w:r>
         <w:rPr>
+          <w:rtl/>
+          <w:cs/>
           <w:lang w:val="ar_AE" w:bidi="ar_AE"/>
         </w:rPr>
         <w:t>أليشع)</w:t>
@@ -2697,6 +3297,8 @@
       </w:pPr>
       <w:r>
         <w:rPr>
+          <w:rtl/>
+          <w:cs/>
           <w:lang w:val="ar_AE" w:bidi="ar_AE"/>
         </w:rPr>
         <w:t>مراجع الكتاب المقدس:</w:t>
@@ -2709,6 +3311,8 @@
       </w:pPr>
       <w:r>
         <w:rPr>
+          <w:rtl/>
+          <w:cs/>
           <w:lang w:val="ar_AE" w:bidi="ar_AE"/>
         </w:rPr>
         <w:t>بيانات الكلمة:</w:t>
@@ -2723,32 +3327,42 @@
       </w:pPr>
       <w:r>
         <w:rPr>
-          <w:lang w:val="ar_AE" w:bidi="ar_AE"/>
-        </w:rPr>
-      </w:r>
-      <w:r>
-        <w:rPr>
+          <w:rtl/>
+          <w:cs/>
+          <w:lang w:val="ar_AE" w:bidi="ar_AE"/>
+        </w:rPr>
+      </w:r>
+      <w:r>
+        <w:rPr>
+          <w:rtl/>
+          <w:cs/>
           <w:lang w:val="ar_AE" w:bidi="ar_AE"/>
         </w:rPr>
         <w:t>سترونج: H1677, G07150</w:t>
       </w:r>
       <w:r>
         <w:rPr>
-          <w:lang w:val="ar_AE" w:bidi="ar_AE"/>
-        </w:rPr>
-      </w:r>
-      <w:r>
-        <w:rPr>
-          <w:lang w:val="ar_AE" w:bidi="ar_AE"/>
-        </w:rPr>
-      </w:r>
-    </w:p>
-    <w:p>
-      <w:pPr>
-        <w:bidi/>
-      </w:pPr>
-      <w:r>
-        <w:rPr>
+          <w:rtl/>
+          <w:cs/>
+          <w:lang w:val="ar_AE" w:bidi="ar_AE"/>
+        </w:rPr>
+      </w:r>
+      <w:r>
+        <w:rPr>
+          <w:rtl/>
+          <w:cs/>
+          <w:lang w:val="ar_AE" w:bidi="ar_AE"/>
+        </w:rPr>
+      </w:r>
+    </w:p>
+    <w:p>
+      <w:pPr>
+        <w:bidi/>
+      </w:pPr>
+      <w:r>
+        <w:rPr>
+          <w:rtl/>
+          <w:cs/>
           <w:lang w:val="ar_AE" w:bidi="ar_AE"/>
         </w:rPr>
       </w:r>
@@ -2760,12 +3374,16 @@
       </w:pPr>
       <w:r>
         <w:rPr>
+          <w:rtl/>
+          <w:cs/>
           <w:lang w:val="ar_AE" w:bidi="ar_AE"/>
         </w:rPr>
         <w:t>درس الحبوب</w:t>
       </w:r>
       <w:r>
         <w:rPr>
+          <w:rtl/>
+          <w:cs/>
           <w:lang w:val="ar_AE" w:bidi="ar_AE"/>
         </w:rPr>
       </w:r>
@@ -2777,6 +3395,8 @@
       </w:pPr>
       <w:r>
         <w:rPr>
+          <w:rtl/>
+          <w:cs/>
           <w:lang w:val="ar_AE" w:bidi="ar_AE"/>
         </w:rPr>
         <w:t>التعريف:</w:t>
@@ -2788,11 +3408,15 @@
       </w:pPr>
       <w:r>
         <w:rPr>
-          <w:lang w:val="ar_AE" w:bidi="ar_AE"/>
-        </w:rPr>
-      </w:r>
-      <w:r>
-        <w:rPr>
+          <w:rtl/>
+          <w:cs/>
+          <w:lang w:val="ar_AE" w:bidi="ar_AE"/>
+        </w:rPr>
+      </w:r>
+      <w:r>
+        <w:rPr>
+          <w:rtl/>
+          <w:cs/>
           <w:lang w:val="ar_AE" w:bidi="ar_AE"/>
         </w:rPr>
         <w:t>تشير مصطلحات "درس" و "الدراس" إلى الجزء الأول من عملية فصل الحبوب عن باقي النبات.</w:t>
@@ -2807,11 +3431,15 @@
       </w:pPr>
       <w:r>
         <w:rPr>
-          <w:lang w:val="ar_AE" w:bidi="ar_AE"/>
-        </w:rPr>
-      </w:r>
-      <w:r>
-        <w:rPr>
+          <w:rtl/>
+          <w:cs/>
+          <w:lang w:val="ar_AE" w:bidi="ar_AE"/>
+        </w:rPr>
+      </w:r>
+      <w:r>
+        <w:rPr>
+          <w:rtl/>
+          <w:cs/>
           <w:lang w:val="ar_AE" w:bidi="ar_AE"/>
         </w:rPr>
         <w:t>يؤدي درس الغلة إلى فصل الحبوب عن الساق. وبعد ذلك يتم "التذرية" لفصل البذور تمامًا عن جميع المواد غير المرغوب فيها، تاركًا فقط الجزء الصالح للأكل.</w:t>
@@ -2826,11 +3454,15 @@
       </w:pPr>
       <w:r>
         <w:rPr>
-          <w:lang w:val="ar_AE" w:bidi="ar_AE"/>
-        </w:rPr>
-      </w:r>
-      <w:r>
-        <w:rPr>
+          <w:rtl/>
+          <w:cs/>
+          <w:lang w:val="ar_AE" w:bidi="ar_AE"/>
+        </w:rPr>
+      </w:r>
+      <w:r>
+        <w:rPr>
+          <w:rtl/>
+          <w:cs/>
           <w:lang w:val="ar_AE" w:bidi="ar_AE"/>
         </w:rPr>
         <w:t>في زمن الكتاب المقدس، كان "البيدر" عبارة عن صخرة كبيرة مسطحة أو منطقة من التربة المضغوطة، مما يوفر سطحًا صلبًا ومستويًا لسحق سيقان الحبوب وإزالة الحبوب.</w:t>
@@ -2845,11 +3477,15 @@
       </w:pPr>
       <w:r>
         <w:rPr>
-          <w:lang w:val="ar_AE" w:bidi="ar_AE"/>
-        </w:rPr>
-      </w:r>
-      <w:r>
-        <w:rPr>
+          <w:rtl/>
+          <w:cs/>
+          <w:lang w:val="ar_AE" w:bidi="ar_AE"/>
+        </w:rPr>
+      </w:r>
+      <w:r>
+        <w:rPr>
+          <w:rtl/>
+          <w:cs/>
           <w:lang w:val="ar_AE" w:bidi="ar_AE"/>
         </w:rPr>
         <w:t>كانت "عربة الدرس" أو "عجلة الدرس" تُستخدم أحيانًا لسحق الحبوب والمساعدة في فصلها عن القش والقشر.</w:t>
@@ -2864,11 +3500,15 @@
       </w:pPr>
       <w:r>
         <w:rPr>
-          <w:lang w:val="ar_AE" w:bidi="ar_AE"/>
-        </w:rPr>
-      </w:r>
-      <w:r>
-        <w:rPr>
+          <w:rtl/>
+          <w:cs/>
+          <w:lang w:val="ar_AE" w:bidi="ar_AE"/>
+        </w:rPr>
+      </w:r>
+      <w:r>
+        <w:rPr>
+          <w:rtl/>
+          <w:cs/>
           <w:lang w:val="ar_AE" w:bidi="ar_AE"/>
         </w:rPr>
         <w:t>كان "مطرقة الدرس" (أو النورج) أو "لوح الدرس" يُستخدم أيضًا لفصل الحبوب. وكان مصنوعًا من ألواح خشبية تحتوي على مسامير معدنية حادة في نهايتها.</w:t>
@@ -2880,47 +3520,63 @@
       </w:pPr>
       <w:r>
         <w:rPr>
-          <w:lang w:val="ar_AE" w:bidi="ar_AE"/>
-        </w:rPr>
-      </w:r>
-      <w:r>
-        <w:rPr>
+          <w:rtl/>
+          <w:cs/>
+          <w:lang w:val="ar_AE" w:bidi="ar_AE"/>
+        </w:rPr>
+      </w:r>
+      <w:r>
+        <w:rPr>
+          <w:rtl/>
+          <w:cs/>
           <w:lang w:val="ar_AE" w:bidi="ar_AE"/>
         </w:rPr>
         <w:t xml:space="preserve">(انظر أيضًا: </w:t>
       </w:r>
       <w:r>
         <w:rPr>
+          <w:rtl/>
+          <w:cs/>
           <w:lang w:val="ar_AE" w:bidi="ar_AE"/>
         </w:rPr>
         <w:t>القشر</w:t>
       </w:r>
       <w:r>
         <w:rPr>
+          <w:rtl/>
+          <w:cs/>
           <w:lang w:val="ar_AE" w:bidi="ar_AE"/>
         </w:rPr>
         <w:t xml:space="preserve">, </w:t>
       </w:r>
       <w:r>
         <w:rPr>
+          <w:rtl/>
+          <w:cs/>
           <w:lang w:val="ar_AE" w:bidi="ar_AE"/>
         </w:rPr>
         <w:t>الحبوب</w:t>
       </w:r>
       <w:r>
         <w:rPr>
+          <w:rtl/>
+          <w:cs/>
           <w:lang w:val="ar_AE" w:bidi="ar_AE"/>
         </w:rPr>
         <w:t xml:space="preserve">, </w:t>
       </w:r>
       <w:r>
         <w:rPr>
+          <w:rtl/>
+          <w:cs/>
           <w:lang w:val="ar_AE" w:bidi="ar_AE"/>
         </w:rPr>
         <w:t>التذرية</w:t>
       </w:r>
       <w:r>
         <w:rPr>
+          <w:rtl/>
+          <w:cs/>
           <w:lang w:val="ar_AE" w:bidi="ar_AE"/>
         </w:rPr>
         <w:t>)</w:t>
@@ -2933,6 +3589,8 @@
       </w:pPr>
       <w:r>
         <w:rPr>
+          <w:rtl/>
+          <w:cs/>
           <w:lang w:val="ar_AE" w:bidi="ar_AE"/>
         </w:rPr>
         <w:t>نصوص كتابية:</w:t>
@@ -2947,12 +3605,16 @@
       </w:pPr>
       <w:r>
         <w:rPr>
+          <w:rtl/>
+          <w:cs/>
           <w:lang w:val="ar_AE" w:bidi="ar_AE"/>
         </w:rPr>
       </w:r>
       <w:hyperlink r:id="rId39">
         <w:r>
           <w:rPr>
+            <w:rtl/>
+            <w:cs/>
             <w:lang w:val="ar_AE" w:bidi="ar_AE"/>
           </w:rPr>
           <w:rPr>
@@ -2972,12 +3634,16 @@
       </w:pPr>
       <w:r>
         <w:rPr>
+          <w:rtl/>
+          <w:cs/>
           <w:lang w:val="ar_AE" w:bidi="ar_AE"/>
         </w:rPr>
       </w:r>
       <w:hyperlink r:id="rId40">
         <w:r>
           <w:rPr>
+            <w:rtl/>
+            <w:cs/>
             <w:lang w:val="ar_AE" w:bidi="ar_AE"/>
           </w:rPr>
           <w:rPr>
@@ -2997,12 +3663,16 @@
       </w:pPr>
       <w:r>
         <w:rPr>
+          <w:rtl/>
+          <w:cs/>
           <w:lang w:val="ar_AE" w:bidi="ar_AE"/>
         </w:rPr>
       </w:r>
       <w:hyperlink r:id="rId41">
         <w:r>
           <w:rPr>
+            <w:rtl/>
+            <w:cs/>
             <w:lang w:val="ar_AE" w:bidi="ar_AE"/>
           </w:rPr>
           <w:rPr>
@@ -3022,12 +3692,16 @@
       </w:pPr>
       <w:r>
         <w:rPr>
+          <w:rtl/>
+          <w:cs/>
           <w:lang w:val="ar_AE" w:bidi="ar_AE"/>
         </w:rPr>
       </w:r>
       <w:hyperlink r:id="rId42">
         <w:r>
           <w:rPr>
+            <w:rtl/>
+            <w:cs/>
             <w:lang w:val="ar_AE" w:bidi="ar_AE"/>
           </w:rPr>
           <w:rPr>
@@ -3047,12 +3721,16 @@
       </w:pPr>
       <w:r>
         <w:rPr>
+          <w:rtl/>
+          <w:cs/>
           <w:lang w:val="ar_AE" w:bidi="ar_AE"/>
         </w:rPr>
       </w:r>
       <w:hyperlink r:id="rId43">
         <w:r>
           <w:rPr>
+            <w:rtl/>
+            <w:cs/>
             <w:lang w:val="ar_AE" w:bidi="ar_AE"/>
           </w:rPr>
           <w:rPr>
@@ -3072,12 +3750,16 @@
       </w:pPr>
       <w:r>
         <w:rPr>
+          <w:rtl/>
+          <w:cs/>
           <w:lang w:val="ar_AE" w:bidi="ar_AE"/>
         </w:rPr>
       </w:r>
       <w:hyperlink r:id="rId44">
         <w:r>
           <w:rPr>
+            <w:rtl/>
+            <w:cs/>
             <w:lang w:val="ar_AE" w:bidi="ar_AE"/>
           </w:rPr>
           <w:rPr>
@@ -3097,12 +3779,16 @@
       </w:pPr>
       <w:r>
         <w:rPr>
+          <w:rtl/>
+          <w:cs/>
           <w:lang w:val="ar_AE" w:bidi="ar_AE"/>
         </w:rPr>
       </w:r>
       <w:hyperlink r:id="rId45">
         <w:r>
           <w:rPr>
+            <w:rtl/>
+            <w:cs/>
             <w:lang w:val="ar_AE" w:bidi="ar_AE"/>
           </w:rPr>
           <w:rPr>
@@ -3120,6 +3806,8 @@
       </w:pPr>
       <w:r>
         <w:rPr>
+          <w:rtl/>
+          <w:cs/>
           <w:lang w:val="ar_AE" w:bidi="ar_AE"/>
         </w:rPr>
         <w:t>بيانات الكلمة:</w:t>
@@ -3134,32 +3822,42 @@
       </w:pPr>
       <w:r>
         <w:rPr>
-          <w:lang w:val="ar_AE" w:bidi="ar_AE"/>
-        </w:rPr>
-      </w:r>
-      <w:r>
-        <w:rPr>
+          <w:rtl/>
+          <w:cs/>
+          <w:lang w:val="ar_AE" w:bidi="ar_AE"/>
+        </w:rPr>
+      </w:r>
+      <w:r>
+        <w:rPr>
+          <w:rtl/>
+          <w:cs/>
           <w:lang w:val="ar_AE" w:bidi="ar_AE"/>
         </w:rPr>
         <w:t>سترونج: H0212, H4173, H1637, H1758, H1786, H1869, H2251, G02480</w:t>
       </w:r>
       <w:r>
         <w:rPr>
-          <w:lang w:val="ar_AE" w:bidi="ar_AE"/>
-        </w:rPr>
-      </w:r>
-      <w:r>
-        <w:rPr>
-          <w:lang w:val="ar_AE" w:bidi="ar_AE"/>
-        </w:rPr>
-      </w:r>
-    </w:p>
-    <w:p>
-      <w:pPr>
-        <w:bidi/>
-      </w:pPr>
-      <w:r>
-        <w:rPr>
+          <w:rtl/>
+          <w:cs/>
+          <w:lang w:val="ar_AE" w:bidi="ar_AE"/>
+        </w:rPr>
+      </w:r>
+      <w:r>
+        <w:rPr>
+          <w:rtl/>
+          <w:cs/>
+          <w:lang w:val="ar_AE" w:bidi="ar_AE"/>
+        </w:rPr>
+      </w:r>
+    </w:p>
+    <w:p>
+      <w:pPr>
+        <w:bidi/>
+      </w:pPr>
+      <w:r>
+        <w:rPr>
+          <w:rtl/>
+          <w:cs/>
           <w:lang w:val="ar_AE" w:bidi="ar_AE"/>
         </w:rPr>
       </w:r>
@@ -3171,12 +3869,16 @@
       </w:pPr>
       <w:r>
         <w:rPr>
+          <w:rtl/>
+          <w:cs/>
           <w:lang w:val="ar_AE" w:bidi="ar_AE"/>
         </w:rPr>
         <w:t>درع الصدر</w:t>
       </w:r>
       <w:r>
         <w:rPr>
+          <w:rtl/>
+          <w:cs/>
           <w:lang w:val="ar_AE" w:bidi="ar_AE"/>
         </w:rPr>
       </w:r>
@@ -3188,6 +3890,8 @@
       </w:pPr>
       <w:r>
         <w:rPr>
+          <w:rtl/>
+          <w:cs/>
           <w:lang w:val="ar_AE" w:bidi="ar_AE"/>
         </w:rPr>
         <w:t>التعريف:</w:t>
@@ -3199,11 +3903,15 @@
       </w:pPr>
       <w:r>
         <w:rPr>
-          <w:lang w:val="ar_AE" w:bidi="ar_AE"/>
-        </w:rPr>
-      </w:r>
-      <w:r>
-        <w:rPr>
+          <w:rtl/>
+          <w:cs/>
+          <w:lang w:val="ar_AE" w:bidi="ar_AE"/>
+        </w:rPr>
+      </w:r>
+      <w:r>
+        <w:rPr>
+          <w:rtl/>
+          <w:cs/>
           <w:lang w:val="ar_AE" w:bidi="ar_AE"/>
         </w:rPr>
         <w:t>يشير مصطلح "درع الصدر" إلى قطعة من السلاح والتي تغطي الجزء الأمامي من الصدر لحماية الجندي في أثناء المعركة. بينما يشير مصطلح "صدرة القضاء" إلى قطعة خاصة من الملابس التي كان يرتديها رئيس الكهنة في شعب إسرائيل على الجزء الأمامي من صدره.</w:t>
@@ -3218,11 +3926,15 @@
       </w:pPr>
       <w:r>
         <w:rPr>
-          <w:lang w:val="ar_AE" w:bidi="ar_AE"/>
-        </w:rPr>
-      </w:r>
-      <w:r>
-        <w:rPr>
+          <w:rtl/>
+          <w:cs/>
+          <w:lang w:val="ar_AE" w:bidi="ar_AE"/>
+        </w:rPr>
+      </w:r>
+      <w:r>
+        <w:rPr>
+          <w:rtl/>
+          <w:cs/>
           <w:lang w:val="ar_AE" w:bidi="ar_AE"/>
         </w:rPr>
         <w:t>يمكن أن يكون "درع الصدر" المستخدم من قِبَل الجندي مصنوعًا من الخشب أو المعدن أو جلد الحيوان. وقد كان يستخدم لمنع السهام أو الرماح أو السيوف من اختراق صدر الجندي.</w:t>
@@ -3237,11 +3949,15 @@
       </w:pPr>
       <w:r>
         <w:rPr>
-          <w:lang w:val="ar_AE" w:bidi="ar_AE"/>
-        </w:rPr>
-      </w:r>
-      <w:r>
-        <w:rPr>
+          <w:rtl/>
+          <w:cs/>
+          <w:lang w:val="ar_AE" w:bidi="ar_AE"/>
+        </w:rPr>
+      </w:r>
+      <w:r>
+        <w:rPr>
+          <w:rtl/>
+          <w:cs/>
           <w:lang w:val="ar_AE" w:bidi="ar_AE"/>
         </w:rPr>
         <w:t>في حين كانت "صدرة القضاء" التي يرتديها رئيس الكهنة في شعب إسرائيل مصنوعة من القماش ومزينة بالأحجار الكريمة. وكان الكاهن يرتديها عندما كان يؤدي واجباته في خدمة الله في الهيكل.</w:t>
@@ -3256,11 +3972,15 @@
       </w:pPr>
       <w:r>
         <w:rPr>
-          <w:lang w:val="ar_AE" w:bidi="ar_AE"/>
-        </w:rPr>
-      </w:r>
-      <w:r>
-        <w:rPr>
+          <w:rtl/>
+          <w:cs/>
+          <w:lang w:val="ar_AE" w:bidi="ar_AE"/>
+        </w:rPr>
+      </w:r>
+      <w:r>
+        <w:rPr>
+          <w:rtl/>
+          <w:cs/>
           <w:lang w:val="ar_AE" w:bidi="ar_AE"/>
         </w:rPr>
         <w:t>يمكن تَرْجَمَة مصطلح "درع الصدر" بطرق أخرى مثل "غطاء صدر معدني للحماية" أو "قطعة درع تحمي الصدر".</w:t>
@@ -3275,11 +3995,15 @@
       </w:pPr>
       <w:r>
         <w:rPr>
-          <w:lang w:val="ar_AE" w:bidi="ar_AE"/>
-        </w:rPr>
-      </w:r>
-      <w:r>
-        <w:rPr>
+          <w:rtl/>
+          <w:cs/>
+          <w:lang w:val="ar_AE" w:bidi="ar_AE"/>
+        </w:rPr>
+      </w:r>
+      <w:r>
+        <w:rPr>
+          <w:rtl/>
+          <w:cs/>
           <w:lang w:val="ar_AE" w:bidi="ar_AE"/>
         </w:rPr>
         <w:t>كما يمكن تَرْجَمَة مصطلح "صدرة القضاء" بكلمة تعني "ملابس كهنوتية تغطي الصدر" أو "قطعة من ملابس الكاهن" أو "الجزء الأمامي من ملابس الكاهن".</w:t>
@@ -3291,83 +4015,111 @@
       </w:pPr>
       <w:r>
         <w:rPr>
-          <w:lang w:val="ar_AE" w:bidi="ar_AE"/>
-        </w:rPr>
-      </w:r>
-      <w:r>
-        <w:rPr>
+          <w:rtl/>
+          <w:cs/>
+          <w:lang w:val="ar_AE" w:bidi="ar_AE"/>
+        </w:rPr>
+      </w:r>
+      <w:r>
+        <w:rPr>
+          <w:rtl/>
+          <w:cs/>
           <w:lang w:val="ar_AE" w:bidi="ar_AE"/>
         </w:rPr>
         <w:t xml:space="preserve">(انظر أيضًا: </w:t>
       </w:r>
       <w:r>
         <w:rPr>
+          <w:rtl/>
+          <w:cs/>
           <w:lang w:val="ar_AE" w:bidi="ar_AE"/>
         </w:rPr>
         <w:t>درع</w:t>
       </w:r>
       <w:r>
         <w:rPr>
+          <w:rtl/>
+          <w:cs/>
           <w:lang w:val="ar_AE" w:bidi="ar_AE"/>
         </w:rPr>
         <w:t xml:space="preserve">, </w:t>
       </w:r>
       <w:r>
         <w:rPr>
+          <w:rtl/>
+          <w:cs/>
           <w:lang w:val="ar_AE" w:bidi="ar_AE"/>
         </w:rPr>
         <w:t>رئيس الكهنة</w:t>
       </w:r>
       <w:r>
         <w:rPr>
+          <w:rtl/>
+          <w:cs/>
           <w:lang w:val="ar_AE" w:bidi="ar_AE"/>
         </w:rPr>
         <w:t xml:space="preserve">, </w:t>
       </w:r>
       <w:r>
         <w:rPr>
+          <w:rtl/>
+          <w:cs/>
           <w:lang w:val="ar_AE" w:bidi="ar_AE"/>
         </w:rPr>
         <w:t>يخترق</w:t>
       </w:r>
       <w:r>
         <w:rPr>
+          <w:rtl/>
+          <w:cs/>
           <w:lang w:val="ar_AE" w:bidi="ar_AE"/>
         </w:rPr>
         <w:t xml:space="preserve">, </w:t>
       </w:r>
       <w:r>
         <w:rPr>
+          <w:rtl/>
+          <w:cs/>
           <w:lang w:val="ar_AE" w:bidi="ar_AE"/>
         </w:rPr>
         <w:t>كاهن</w:t>
       </w:r>
       <w:r>
         <w:rPr>
+          <w:rtl/>
+          <w:cs/>
           <w:lang w:val="ar_AE" w:bidi="ar_AE"/>
         </w:rPr>
         <w:t xml:space="preserve">, </w:t>
       </w:r>
       <w:r>
         <w:rPr>
+          <w:rtl/>
+          <w:cs/>
           <w:lang w:val="ar_AE" w:bidi="ar_AE"/>
         </w:rPr>
         <w:t>هيكل</w:t>
       </w:r>
       <w:r>
         <w:rPr>
+          <w:rtl/>
+          <w:cs/>
           <w:lang w:val="ar_AE" w:bidi="ar_AE"/>
         </w:rPr>
         <w:t xml:space="preserve">, </w:t>
       </w:r>
       <w:r>
         <w:rPr>
+          <w:rtl/>
+          <w:cs/>
           <w:lang w:val="ar_AE" w:bidi="ar_AE"/>
         </w:rPr>
         <w:t>محارب</w:t>
       </w:r>
       <w:r>
         <w:rPr>
+          <w:rtl/>
+          <w:cs/>
           <w:lang w:val="ar_AE" w:bidi="ar_AE"/>
         </w:rPr>
         <w:t>)</w:t>
@@ -3380,6 +4132,8 @@
       </w:pPr>
       <w:r>
         <w:rPr>
+          <w:rtl/>
+          <w:cs/>
           <w:lang w:val="ar_AE" w:bidi="ar_AE"/>
         </w:rPr>
         <w:t>مراجع الكتاب المقدس:</w:t>
@@ -3394,12 +4148,16 @@
       </w:pPr>
       <w:r>
         <w:rPr>
+          <w:rtl/>
+          <w:cs/>
           <w:lang w:val="ar_AE" w:bidi="ar_AE"/>
         </w:rPr>
       </w:r>
       <w:hyperlink r:id="rId46">
         <w:r>
           <w:rPr>
+            <w:rtl/>
+            <w:cs/>
             <w:lang w:val="ar_AE" w:bidi="ar_AE"/>
           </w:rPr>
           <w:rPr>
@@ -3419,12 +4177,16 @@
       </w:pPr>
       <w:r>
         <w:rPr>
+          <w:rtl/>
+          <w:cs/>
           <w:lang w:val="ar_AE" w:bidi="ar_AE"/>
         </w:rPr>
       </w:r>
       <w:hyperlink r:id="rId47">
         <w:r>
           <w:rPr>
+            <w:rtl/>
+            <w:cs/>
             <w:lang w:val="ar_AE" w:bidi="ar_AE"/>
           </w:rPr>
           <w:rPr>
@@ -3444,12 +4206,16 @@
       </w:pPr>
       <w:r>
         <w:rPr>
+          <w:rtl/>
+          <w:cs/>
           <w:lang w:val="ar_AE" w:bidi="ar_AE"/>
         </w:rPr>
       </w:r>
       <w:hyperlink r:id="rId48">
         <w:r>
           <w:rPr>
+            <w:rtl/>
+            <w:cs/>
             <w:lang w:val="ar_AE" w:bidi="ar_AE"/>
           </w:rPr>
           <w:rPr>
@@ -3469,12 +4235,16 @@
       </w:pPr>
       <w:r>
         <w:rPr>
+          <w:rtl/>
+          <w:cs/>
           <w:lang w:val="ar_AE" w:bidi="ar_AE"/>
         </w:rPr>
       </w:r>
       <w:hyperlink r:id="rId49">
         <w:r>
           <w:rPr>
+            <w:rtl/>
+            <w:cs/>
             <w:lang w:val="ar_AE" w:bidi="ar_AE"/>
           </w:rPr>
           <w:rPr>
@@ -3492,6 +4262,8 @@
       </w:pPr>
       <w:r>
         <w:rPr>
+          <w:rtl/>
+          <w:cs/>
           <w:lang w:val="ar_AE" w:bidi="ar_AE"/>
         </w:rPr>
         <w:t>بيانات الكلمة:</w:t>
@@ -3506,32 +4278,42 @@
       </w:pPr>
       <w:r>
         <w:rPr>
-          <w:lang w:val="ar_AE" w:bidi="ar_AE"/>
-        </w:rPr>
-      </w:r>
-      <w:r>
-        <w:rPr>
+          <w:rtl/>
+          <w:cs/>
+          <w:lang w:val="ar_AE" w:bidi="ar_AE"/>
+        </w:rPr>
+      </w:r>
+      <w:r>
+        <w:rPr>
+          <w:rtl/>
+          <w:cs/>
           <w:lang w:val="ar_AE" w:bidi="ar_AE"/>
         </w:rPr>
         <w:t>سترونج: H2833, H8302, G23820</w:t>
       </w:r>
       <w:r>
         <w:rPr>
-          <w:lang w:val="ar_AE" w:bidi="ar_AE"/>
-        </w:rPr>
-      </w:r>
-      <w:r>
-        <w:rPr>
-          <w:lang w:val="ar_AE" w:bidi="ar_AE"/>
-        </w:rPr>
-      </w:r>
-    </w:p>
-    <w:p>
-      <w:pPr>
-        <w:bidi/>
-      </w:pPr>
-      <w:r>
-        <w:rPr>
+          <w:rtl/>
+          <w:cs/>
+          <w:lang w:val="ar_AE" w:bidi="ar_AE"/>
+        </w:rPr>
+      </w:r>
+      <w:r>
+        <w:rPr>
+          <w:rtl/>
+          <w:cs/>
+          <w:lang w:val="ar_AE" w:bidi="ar_AE"/>
+        </w:rPr>
+      </w:r>
+    </w:p>
+    <w:p>
+      <w:pPr>
+        <w:bidi/>
+      </w:pPr>
+      <w:r>
+        <w:rPr>
+          <w:rtl/>
+          <w:cs/>
           <w:lang w:val="ar_AE" w:bidi="ar_AE"/>
         </w:rPr>
       </w:r>
@@ -3543,12 +4325,16 @@
       </w:pPr>
       <w:r>
         <w:rPr>
+          <w:rtl/>
+          <w:cs/>
           <w:lang w:val="ar_AE" w:bidi="ar_AE"/>
         </w:rPr>
         <w:t>دَقِيق ٱلتَّقْدِمَة</w:t>
       </w:r>
       <w:r>
         <w:rPr>
+          <w:rtl/>
+          <w:cs/>
           <w:lang w:val="ar_AE" w:bidi="ar_AE"/>
         </w:rPr>
       </w:r>
@@ -3560,6 +4346,8 @@
       </w:pPr>
       <w:r>
         <w:rPr>
+          <w:rtl/>
+          <w:cs/>
           <w:lang w:val="ar_AE" w:bidi="ar_AE"/>
         </w:rPr>
         <w:t>دَقِيق ٱلتَّقْدِمَة</w:t>
@@ -3572,6 +4360,8 @@
       </w:pPr>
       <w:r>
         <w:rPr>
+          <w:rtl/>
+          <w:cs/>
           <w:lang w:val="ar_AE" w:bidi="ar_AE"/>
         </w:rPr>
         <w:t>التعريف:</w:t>
@@ -3583,47 +4373,63 @@
       </w:pPr>
       <w:r>
         <w:rPr>
-          <w:lang w:val="ar_AE" w:bidi="ar_AE"/>
-        </w:rPr>
-      </w:r>
-      <w:r>
-        <w:rPr>
+          <w:rtl/>
+          <w:cs/>
+          <w:lang w:val="ar_AE" w:bidi="ar_AE"/>
+        </w:rPr>
+      </w:r>
+      <w:r>
+        <w:rPr>
+          <w:rtl/>
+          <w:cs/>
           <w:lang w:val="ar_AE" w:bidi="ar_AE"/>
         </w:rPr>
         <w:t xml:space="preserve">كان </w:t>
       </w:r>
       <w:r>
         <w:rPr>
+          <w:rtl/>
+          <w:cs/>
           <w:lang w:val="ar_AE" w:bidi="ar_AE"/>
         </w:rPr>
         <w:t>دقِيق ٱلتَّقْدِمَةِ</w:t>
       </w:r>
       <w:r>
         <w:rPr>
+          <w:rtl/>
+          <w:cs/>
           <w:lang w:val="ar_AE" w:bidi="ar_AE"/>
         </w:rPr>
         <w:t xml:space="preserve"> عطية من دقيق القمح أو الشعير تٌقدَّم لله، غالبًا بعد </w:t>
       </w:r>
       <w:r>
         <w:rPr>
+          <w:rtl/>
+          <w:cs/>
           <w:lang w:val="ar_AE" w:bidi="ar_AE"/>
         </w:rPr>
         <w:t>ذبيحة</w:t>
       </w:r>
       <w:r>
         <w:rPr>
+          <w:rtl/>
+          <w:cs/>
           <w:lang w:val="ar_AE" w:bidi="ar_AE"/>
         </w:rPr>
         <w:t xml:space="preserve"> ال</w:t>
       </w:r>
       <w:r>
         <w:rPr>
+          <w:rtl/>
+          <w:cs/>
           <w:lang w:val="ar_AE" w:bidi="ar_AE"/>
         </w:rPr>
         <w:t>مُحْرَقَة</w:t>
       </w:r>
       <w:r>
         <w:rPr>
+          <w:rtl/>
+          <w:cs/>
           <w:lang w:val="ar_AE" w:bidi="ar_AE"/>
         </w:rPr>
         <w:t>.</w:t>
@@ -3638,11 +4444,15 @@
       </w:pPr>
       <w:r>
         <w:rPr>
-          <w:lang w:val="ar_AE" w:bidi="ar_AE"/>
-        </w:rPr>
-      </w:r>
-      <w:r>
-        <w:rPr>
+          <w:rtl/>
+          <w:cs/>
+          <w:lang w:val="ar_AE" w:bidi="ar_AE"/>
+        </w:rPr>
+      </w:r>
+      <w:r>
+        <w:rPr>
+          <w:rtl/>
+          <w:cs/>
           <w:lang w:val="ar_AE" w:bidi="ar_AE"/>
         </w:rPr>
         <w:t>كان يجب طحن الحبوب المستخدمة في دقِيقِ ٱلتَّقْدِمَةِ جيدًا. أحيانًا كانت تُطهى قبل تقديمها، ولكن في أحيانٍ أخرى كانت تُترك غير مطهيّة.</w:t>
@@ -3657,11 +4467,15 @@
       </w:pPr>
       <w:r>
         <w:rPr>
-          <w:lang w:val="ar_AE" w:bidi="ar_AE"/>
-        </w:rPr>
-      </w:r>
-      <w:r>
-        <w:rPr>
+          <w:rtl/>
+          <w:cs/>
+          <w:lang w:val="ar_AE" w:bidi="ar_AE"/>
+        </w:rPr>
+      </w:r>
+      <w:r>
+        <w:rPr>
+          <w:rtl/>
+          <w:cs/>
           <w:lang w:val="ar_AE" w:bidi="ar_AE"/>
         </w:rPr>
         <w:t>كان يُضاف الزيت والملح إلى دقِيقِ ٱلتَّقْدِمَةِ، ولكن لم يكن يُسمح بإضافة الخمير، أو العسل.</w:t>
@@ -3676,11 +4490,15 @@
       </w:pPr>
       <w:r>
         <w:rPr>
-          <w:lang w:val="ar_AE" w:bidi="ar_AE"/>
-        </w:rPr>
-      </w:r>
-      <w:r>
-        <w:rPr>
+          <w:rtl/>
+          <w:cs/>
+          <w:lang w:val="ar_AE" w:bidi="ar_AE"/>
+        </w:rPr>
+      </w:r>
+      <w:r>
+        <w:rPr>
+          <w:rtl/>
+          <w:cs/>
           <w:lang w:val="ar_AE" w:bidi="ar_AE"/>
         </w:rPr>
         <w:t>كان جزءٌ من دقِيقِ ٱلتَّقْدِمَةِ يُحرَق، وجزءٌ آخر يأكله الكهنة.</w:t>
@@ -3692,35 +4510,47 @@
       </w:pPr>
       <w:r>
         <w:rPr>
-          <w:lang w:val="ar_AE" w:bidi="ar_AE"/>
-        </w:rPr>
-      </w:r>
-      <w:r>
-        <w:rPr>
+          <w:rtl/>
+          <w:cs/>
+          <w:lang w:val="ar_AE" w:bidi="ar_AE"/>
+        </w:rPr>
+      </w:r>
+      <w:r>
+        <w:rPr>
+          <w:rtl/>
+          <w:cs/>
           <w:lang w:val="ar_AE" w:bidi="ar_AE"/>
         </w:rPr>
         <w:t xml:space="preserve">(انظر أيضًا: ذبيحة المُحْرَقَة, ذبيحة الإثم, </w:t>
       </w:r>
       <w:r>
         <w:rPr>
+          <w:rtl/>
+          <w:cs/>
           <w:lang w:val="ar_AE" w:bidi="ar_AE"/>
         </w:rPr>
         <w:t>الذبيحة</w:t>
       </w:r>
       <w:r>
         <w:rPr>
+          <w:rtl/>
+          <w:cs/>
           <w:lang w:val="ar_AE" w:bidi="ar_AE"/>
         </w:rPr>
         <w:t xml:space="preserve">, </w:t>
       </w:r>
       <w:r>
         <w:rPr>
+          <w:rtl/>
+          <w:cs/>
           <w:lang w:val="ar_AE" w:bidi="ar_AE"/>
         </w:rPr>
         <w:t>ذبيحة الخطية</w:t>
       </w:r>
       <w:r>
         <w:rPr>
+          <w:rtl/>
+          <w:cs/>
           <w:lang w:val="ar_AE" w:bidi="ar_AE"/>
         </w:rPr>
         <w:t>)</w:t>
@@ -3733,6 +4563,8 @@
       </w:pPr>
       <w:r>
         <w:rPr>
+          <w:rtl/>
+          <w:cs/>
           <w:lang w:val="ar_AE" w:bidi="ar_AE"/>
         </w:rPr>
         <w:t>مراجع الكتاب المقدس:</w:t>
@@ -3747,12 +4579,16 @@
       </w:pPr>
       <w:r>
         <w:rPr>
+          <w:rtl/>
+          <w:cs/>
           <w:lang w:val="ar_AE" w:bidi="ar_AE"/>
         </w:rPr>
       </w:r>
       <w:hyperlink r:id="rId50">
         <w:r>
           <w:rPr>
+            <w:rtl/>
+            <w:cs/>
             <w:lang w:val="ar_AE" w:bidi="ar_AE"/>
           </w:rPr>
           <w:rPr>
@@ -3772,12 +4608,16 @@
       </w:pPr>
       <w:r>
         <w:rPr>
+          <w:rtl/>
+          <w:cs/>
           <w:lang w:val="ar_AE" w:bidi="ar_AE"/>
         </w:rPr>
       </w:r>
       <w:hyperlink r:id="rId51">
         <w:r>
           <w:rPr>
+            <w:rtl/>
+            <w:cs/>
             <w:lang w:val="ar_AE" w:bidi="ar_AE"/>
           </w:rPr>
           <w:rPr>
@@ -3797,12 +4637,16 @@
       </w:pPr>
       <w:r>
         <w:rPr>
+          <w:rtl/>
+          <w:cs/>
           <w:lang w:val="ar_AE" w:bidi="ar_AE"/>
         </w:rPr>
       </w:r>
       <w:hyperlink r:id="rId52">
         <w:r>
           <w:rPr>
+            <w:rtl/>
+            <w:cs/>
             <w:lang w:val="ar_AE" w:bidi="ar_AE"/>
           </w:rPr>
           <w:rPr>
@@ -3822,12 +4666,16 @@
       </w:pPr>
       <w:r>
         <w:rPr>
+          <w:rtl/>
+          <w:cs/>
           <w:lang w:val="ar_AE" w:bidi="ar_AE"/>
         </w:rPr>
       </w:r>
       <w:hyperlink r:id="rId53">
         <w:r>
           <w:rPr>
+            <w:rtl/>
+            <w:cs/>
             <w:lang w:val="ar_AE" w:bidi="ar_AE"/>
           </w:rPr>
           <w:rPr>
@@ -3845,6 +4693,8 @@
       </w:pPr>
       <w:r>
         <w:rPr>
+          <w:rtl/>
+          <w:cs/>
           <w:lang w:val="ar_AE" w:bidi="ar_AE"/>
         </w:rPr>
         <w:t>بيانات الكلمة:</w:t>
@@ -3859,32 +4709,42 @@
       </w:pPr>
       <w:r>
         <w:rPr>
-          <w:lang w:val="ar_AE" w:bidi="ar_AE"/>
-        </w:rPr>
-      </w:r>
-      <w:r>
-        <w:rPr>
+          <w:rtl/>
+          <w:cs/>
+          <w:lang w:val="ar_AE" w:bidi="ar_AE"/>
+        </w:rPr>
+      </w:r>
+      <w:r>
+        <w:rPr>
+          <w:rtl/>
+          <w:cs/>
           <w:lang w:val="ar_AE" w:bidi="ar_AE"/>
         </w:rPr>
         <w:t>سترونغ: H4503, H8641</w:t>
       </w:r>
       <w:r>
         <w:rPr>
-          <w:lang w:val="ar_AE" w:bidi="ar_AE"/>
-        </w:rPr>
-      </w:r>
-      <w:r>
-        <w:rPr>
-          <w:lang w:val="ar_AE" w:bidi="ar_AE"/>
-        </w:rPr>
-      </w:r>
-    </w:p>
-    <w:p>
-      <w:pPr>
-        <w:bidi/>
-      </w:pPr>
-      <w:r>
-        <w:rPr>
+          <w:rtl/>
+          <w:cs/>
+          <w:lang w:val="ar_AE" w:bidi="ar_AE"/>
+        </w:rPr>
+      </w:r>
+      <w:r>
+        <w:rPr>
+          <w:rtl/>
+          <w:cs/>
+          <w:lang w:val="ar_AE" w:bidi="ar_AE"/>
+        </w:rPr>
+      </w:r>
+    </w:p>
+    <w:p>
+      <w:pPr>
+        <w:bidi/>
+      </w:pPr>
+      <w:r>
+        <w:rPr>
+          <w:rtl/>
+          <w:cs/>
           <w:lang w:val="ar_AE" w:bidi="ar_AE"/>
         </w:rPr>
       </w:r>
@@ -3896,12 +4756,16 @@
       </w:pPr>
       <w:r>
         <w:rPr>
+          <w:rtl/>
+          <w:cs/>
           <w:lang w:val="ar_AE" w:bidi="ar_AE"/>
         </w:rPr>
         <w:t>دَليلة</w:t>
       </w:r>
       <w:r>
         <w:rPr>
+          <w:rtl/>
+          <w:cs/>
           <w:lang w:val="ar_AE" w:bidi="ar_AE"/>
         </w:rPr>
       </w:r>
@@ -3913,6 +4777,8 @@
       </w:pPr>
       <w:r>
         <w:rPr>
+          <w:rtl/>
+          <w:cs/>
           <w:lang w:val="ar_AE" w:bidi="ar_AE"/>
         </w:rPr>
         <w:t>حقائق:</w:t>
@@ -3924,11 +4790,15 @@
       </w:pPr>
       <w:r>
         <w:rPr>
-          <w:lang w:val="ar_AE" w:bidi="ar_AE"/>
-        </w:rPr>
-      </w:r>
-      <w:r>
-        <w:rPr>
+          <w:rtl/>
+          <w:cs/>
+          <w:lang w:val="ar_AE" w:bidi="ar_AE"/>
+        </w:rPr>
+      </w:r>
+      <w:r>
+        <w:rPr>
+          <w:rtl/>
+          <w:cs/>
           <w:lang w:val="ar_AE" w:bidi="ar_AE"/>
         </w:rPr>
         <w:t>كانت دليلة امرأة فلسطينية أحبها شمشون ولكنها لم تكن زوجته.</w:t>
@@ -3943,11 +4813,15 @@
       </w:pPr>
       <w:r>
         <w:rPr>
-          <w:lang w:val="ar_AE" w:bidi="ar_AE"/>
-        </w:rPr>
-      </w:r>
-      <w:r>
-        <w:rPr>
+          <w:rtl/>
+          <w:cs/>
+          <w:lang w:val="ar_AE" w:bidi="ar_AE"/>
+        </w:rPr>
+      </w:r>
+      <w:r>
+        <w:rPr>
+          <w:rtl/>
+          <w:cs/>
           <w:lang w:val="ar_AE" w:bidi="ar_AE"/>
         </w:rPr>
         <w:t>أحبت دليلة المال أكثر من حبها لشمشون.</w:t>
@@ -3962,11 +4836,15 @@
       </w:pPr>
       <w:r>
         <w:rPr>
-          <w:lang w:val="ar_AE" w:bidi="ar_AE"/>
-        </w:rPr>
-      </w:r>
-      <w:r>
-        <w:rPr>
+          <w:rtl/>
+          <w:cs/>
+          <w:lang w:val="ar_AE" w:bidi="ar_AE"/>
+        </w:rPr>
+      </w:r>
+      <w:r>
+        <w:rPr>
+          <w:rtl/>
+          <w:cs/>
           <w:lang w:val="ar_AE" w:bidi="ar_AE"/>
         </w:rPr>
         <w:t>رَشا الفلسطينيون دليلة لخداع شمشون ليخبرها كيف يمكن أن يصبح ضعيفًا. وعندما خارت قوته، أسره الفلسطينيون.</w:t>
@@ -3978,11 +4856,15 @@
       </w:pPr>
       <w:r>
         <w:rPr>
-          <w:lang w:val="ar_AE" w:bidi="ar_AE"/>
-        </w:rPr>
-      </w:r>
-      <w:r>
-        <w:rPr>
+          <w:rtl/>
+          <w:cs/>
+          <w:lang w:val="ar_AE" w:bidi="ar_AE"/>
+        </w:rPr>
+      </w:r>
+      <w:r>
+        <w:rPr>
+          <w:rtl/>
+          <w:cs/>
           <w:lang w:val="ar_AE" w:bidi="ar_AE"/>
         </w:rPr>
         <w:t>(اقتراحات الترجمة: ترجمة الأسماء)</w:t>
@@ -3994,47 +4876,63 @@
       </w:pPr>
       <w:r>
         <w:rPr>
-          <w:lang w:val="ar_AE" w:bidi="ar_AE"/>
-        </w:rPr>
-      </w:r>
-      <w:r>
-        <w:rPr>
+          <w:rtl/>
+          <w:cs/>
+          <w:lang w:val="ar_AE" w:bidi="ar_AE"/>
+        </w:rPr>
+      </w:r>
+      <w:r>
+        <w:rPr>
+          <w:rtl/>
+          <w:cs/>
           <w:lang w:val="ar_AE" w:bidi="ar_AE"/>
         </w:rPr>
         <w:t xml:space="preserve">(انظر أيضًا: </w:t>
       </w:r>
       <w:r>
         <w:rPr>
+          <w:rtl/>
+          <w:cs/>
           <w:lang w:val="ar_AE" w:bidi="ar_AE"/>
         </w:rPr>
         <w:t>رشوة</w:t>
       </w:r>
       <w:r>
         <w:rPr>
+          <w:rtl/>
+          <w:cs/>
           <w:lang w:val="ar_AE" w:bidi="ar_AE"/>
         </w:rPr>
         <w:t xml:space="preserve">, </w:t>
       </w:r>
       <w:r>
         <w:rPr>
+          <w:rtl/>
+          <w:cs/>
           <w:lang w:val="ar_AE" w:bidi="ar_AE"/>
         </w:rPr>
         <w:t>الفلسطينيين</w:t>
       </w:r>
       <w:r>
         <w:rPr>
+          <w:rtl/>
+          <w:cs/>
           <w:lang w:val="ar_AE" w:bidi="ar_AE"/>
         </w:rPr>
         <w:t xml:space="preserve">, </w:t>
       </w:r>
       <w:r>
         <w:rPr>
+          <w:rtl/>
+          <w:cs/>
           <w:lang w:val="ar_AE" w:bidi="ar_AE"/>
         </w:rPr>
         <w:t>شمشون</w:t>
       </w:r>
       <w:r>
         <w:rPr>
+          <w:rtl/>
+          <w:cs/>
           <w:lang w:val="ar_AE" w:bidi="ar_AE"/>
         </w:rPr>
         <w:t>)</w:t>
@@ -4047,6 +4945,8 @@
       </w:pPr>
       <w:r>
         <w:rPr>
+          <w:rtl/>
+          <w:cs/>
           <w:lang w:val="ar_AE" w:bidi="ar_AE"/>
         </w:rPr>
         <w:t>مراجع الكتاب المقدس:</w:t>
@@ -4061,12 +4961,16 @@
       </w:pPr>
       <w:r>
         <w:rPr>
+          <w:rtl/>
+          <w:cs/>
           <w:lang w:val="ar_AE" w:bidi="ar_AE"/>
         </w:rPr>
       </w:r>
       <w:hyperlink r:id="rId54">
         <w:r>
           <w:rPr>
+            <w:rtl/>
+            <w:cs/>
             <w:lang w:val="ar_AE" w:bidi="ar_AE"/>
           </w:rPr>
           <w:rPr>
@@ -4086,12 +4990,16 @@
       </w:pPr>
       <w:r>
         <w:rPr>
+          <w:rtl/>
+          <w:cs/>
           <w:lang w:val="ar_AE" w:bidi="ar_AE"/>
         </w:rPr>
       </w:r>
       <w:hyperlink r:id="rId55">
         <w:r>
           <w:rPr>
+            <w:rtl/>
+            <w:cs/>
             <w:lang w:val="ar_AE" w:bidi="ar_AE"/>
           </w:rPr>
           <w:rPr>
@@ -4111,12 +5019,16 @@
       </w:pPr>
       <w:r>
         <w:rPr>
+          <w:rtl/>
+          <w:cs/>
           <w:lang w:val="ar_AE" w:bidi="ar_AE"/>
         </w:rPr>
       </w:r>
       <w:hyperlink r:id="rId56">
         <w:r>
           <w:rPr>
+            <w:rtl/>
+            <w:cs/>
             <w:lang w:val="ar_AE" w:bidi="ar_AE"/>
           </w:rPr>
           <w:rPr>
@@ -4136,12 +5048,16 @@
       </w:pPr>
       <w:r>
         <w:rPr>
+          <w:rtl/>
+          <w:cs/>
           <w:lang w:val="ar_AE" w:bidi="ar_AE"/>
         </w:rPr>
       </w:r>
       <w:hyperlink r:id="rId57">
         <w:r>
           <w:rPr>
+            <w:rtl/>
+            <w:cs/>
             <w:lang w:val="ar_AE" w:bidi="ar_AE"/>
           </w:rPr>
           <w:rPr>
@@ -4159,6 +5075,8 @@
       </w:pPr>
       <w:r>
         <w:rPr>
+          <w:rtl/>
+          <w:cs/>
           <w:lang w:val="ar_AE" w:bidi="ar_AE"/>
         </w:rPr>
         <w:t>بيانات الكلمة:</w:t>
@@ -4173,32 +5091,42 @@
       </w:pPr>
       <w:r>
         <w:rPr>
-          <w:lang w:val="ar_AE" w:bidi="ar_AE"/>
-        </w:rPr>
-      </w:r>
-      <w:r>
-        <w:rPr>
+          <w:rtl/>
+          <w:cs/>
+          <w:lang w:val="ar_AE" w:bidi="ar_AE"/>
+        </w:rPr>
+      </w:r>
+      <w:r>
+        <w:rPr>
+          <w:rtl/>
+          <w:cs/>
           <w:lang w:val="ar_AE" w:bidi="ar_AE"/>
         </w:rPr>
         <w:t>سترونج: H1807</w:t>
       </w:r>
       <w:r>
         <w:rPr>
-          <w:lang w:val="ar_AE" w:bidi="ar_AE"/>
-        </w:rPr>
-      </w:r>
-      <w:r>
-        <w:rPr>
-          <w:lang w:val="ar_AE" w:bidi="ar_AE"/>
-        </w:rPr>
-      </w:r>
-    </w:p>
-    <w:p>
-      <w:pPr>
-        <w:bidi/>
-      </w:pPr>
-      <w:r>
-        <w:rPr>
+          <w:rtl/>
+          <w:cs/>
+          <w:lang w:val="ar_AE" w:bidi="ar_AE"/>
+        </w:rPr>
+      </w:r>
+      <w:r>
+        <w:rPr>
+          <w:rtl/>
+          <w:cs/>
+          <w:lang w:val="ar_AE" w:bidi="ar_AE"/>
+        </w:rPr>
+      </w:r>
+    </w:p>
+    <w:p>
+      <w:pPr>
+        <w:bidi/>
+      </w:pPr>
+      <w:r>
+        <w:rPr>
+          <w:rtl/>
+          <w:cs/>
           <w:lang w:val="ar_AE" w:bidi="ar_AE"/>
         </w:rPr>
       </w:r>
@@ -4210,12 +5138,16 @@
       </w:pPr>
       <w:r>
         <w:rPr>
+          <w:rtl/>
+          <w:cs/>
           <w:lang w:val="ar_AE" w:bidi="ar_AE"/>
         </w:rPr>
         <w:t>دمشق</w:t>
       </w:r>
       <w:r>
         <w:rPr>
+          <w:rtl/>
+          <w:cs/>
           <w:lang w:val="ar_AE" w:bidi="ar_AE"/>
         </w:rPr>
       </w:r>
@@ -4227,6 +5159,8 @@
       </w:pPr>
       <w:r>
         <w:rPr>
+          <w:rtl/>
+          <w:cs/>
           <w:lang w:val="ar_AE" w:bidi="ar_AE"/>
         </w:rPr>
         <w:t>حقائق:</w:t>
@@ -4238,11 +5172,15 @@
       </w:pPr>
       <w:r>
         <w:rPr>
-          <w:lang w:val="ar_AE" w:bidi="ar_AE"/>
-        </w:rPr>
-      </w:r>
-      <w:r>
-        <w:rPr>
+          <w:rtl/>
+          <w:cs/>
+          <w:lang w:val="ar_AE" w:bidi="ar_AE"/>
+        </w:rPr>
+      </w:r>
+      <w:r>
+        <w:rPr>
+          <w:rtl/>
+          <w:cs/>
           <w:lang w:val="ar_AE" w:bidi="ar_AE"/>
         </w:rPr>
         <w:t>دمشق هي عاصمة دولة سوريا. وهي لا تزال الآن في نفس الموقع الذي كانت عليه في زمن الكتاب المقدس.</w:t>
@@ -4257,11 +5195,15 @@
       </w:pPr>
       <w:r>
         <w:rPr>
-          <w:lang w:val="ar_AE" w:bidi="ar_AE"/>
-        </w:rPr>
-      </w:r>
-      <w:r>
-        <w:rPr>
+          <w:rtl/>
+          <w:cs/>
+          <w:lang w:val="ar_AE" w:bidi="ar_AE"/>
+        </w:rPr>
+      </w:r>
+      <w:r>
+        <w:rPr>
+          <w:rtl/>
+          <w:cs/>
           <w:lang w:val="ar_AE" w:bidi="ar_AE"/>
         </w:rPr>
         <w:t>دمشق هي واحدة من أقدم المدن المأهولة دائمًا بالسكان في العالم.</w:t>
@@ -4276,11 +5218,15 @@
       </w:pPr>
       <w:r>
         <w:rPr>
-          <w:lang w:val="ar_AE" w:bidi="ar_AE"/>
-        </w:rPr>
-      </w:r>
-      <w:r>
-        <w:rPr>
+          <w:rtl/>
+          <w:cs/>
+          <w:lang w:val="ar_AE" w:bidi="ar_AE"/>
+        </w:rPr>
+      </w:r>
+      <w:r>
+        <w:rPr>
+          <w:rtl/>
+          <w:cs/>
           <w:lang w:val="ar_AE" w:bidi="ar_AE"/>
         </w:rPr>
         <w:t>في زمن إبراهيم، كانت دمشق عاصمة مملكة آرام (الواقعة في ما يعرف الآن بسوريا).</w:t>
@@ -4295,11 +5241,15 @@
       </w:pPr>
       <w:r>
         <w:rPr>
-          <w:lang w:val="ar_AE" w:bidi="ar_AE"/>
-        </w:rPr>
-      </w:r>
-      <w:r>
-        <w:rPr>
+          <w:rtl/>
+          <w:cs/>
+          <w:lang w:val="ar_AE" w:bidi="ar_AE"/>
+        </w:rPr>
+      </w:r>
+      <w:r>
+        <w:rPr>
+          <w:rtl/>
+          <w:cs/>
           <w:lang w:val="ar_AE" w:bidi="ar_AE"/>
         </w:rPr>
         <w:t>خلال العهد القديم، وردت إشارات عديدة إلى وجود تعاملات بين سكان دمشق وشعب إسرائيل.</w:t>
@@ -4314,11 +5264,15 @@
       </w:pPr>
       <w:r>
         <w:rPr>
-          <w:lang w:val="ar_AE" w:bidi="ar_AE"/>
-        </w:rPr>
-      </w:r>
-      <w:r>
-        <w:rPr>
+          <w:rtl/>
+          <w:cs/>
+          <w:lang w:val="ar_AE" w:bidi="ar_AE"/>
+        </w:rPr>
+      </w:r>
+      <w:r>
+        <w:rPr>
+          <w:rtl/>
+          <w:cs/>
           <w:lang w:val="ar_AE" w:bidi="ar_AE"/>
         </w:rPr>
         <w:t>تنبأت عدة نبوات في الكتاب المقدس بتدمير دمشق. ربما تحققت هذه النبوات عندما دمرتها آشور في زمن العهد القديم، أو قد يكون هناك أيضًا تدمير مستقبلي أكثر اكتمالاً لهذه المدينة.</w:t>
@@ -4333,11 +5287,15 @@
       </w:pPr>
       <w:r>
         <w:rPr>
-          <w:lang w:val="ar_AE" w:bidi="ar_AE"/>
-        </w:rPr>
-      </w:r>
-      <w:r>
-        <w:rPr>
+          <w:rtl/>
+          <w:cs/>
+          <w:lang w:val="ar_AE" w:bidi="ar_AE"/>
+        </w:rPr>
+      </w:r>
+      <w:r>
+        <w:rPr>
+          <w:rtl/>
+          <w:cs/>
           <w:lang w:val="ar_AE" w:bidi="ar_AE"/>
         </w:rPr>
         <w:t>في العهد الجديد، كان الفريسي شاول (الذي عُرف فيما بعد بإسم بولس) في طريقه للقبض على المسيحيين في مدينة دمشق عندما واجهه يسوع وجعله مؤمنًا.</w:t>
@@ -4349,11 +5307,15 @@
       </w:pPr>
       <w:r>
         <w:rPr>
-          <w:lang w:val="ar_AE" w:bidi="ar_AE"/>
-        </w:rPr>
-      </w:r>
-      <w:r>
-        <w:rPr>
+          <w:rtl/>
+          <w:cs/>
+          <w:lang w:val="ar_AE" w:bidi="ar_AE"/>
+        </w:rPr>
+      </w:r>
+      <w:r>
+        <w:rPr>
+          <w:rtl/>
+          <w:cs/>
           <w:lang w:val="ar_AE" w:bidi="ar_AE"/>
         </w:rPr>
         <w:t>(اقتراحات الترجمة: كيفية ترجمة الأسماء)</w:t>
@@ -4365,59 +5327,79 @@
       </w:pPr>
       <w:r>
         <w:rPr>
-          <w:lang w:val="ar_AE" w:bidi="ar_AE"/>
-        </w:rPr>
-      </w:r>
-      <w:r>
-        <w:rPr>
+          <w:rtl/>
+          <w:cs/>
+          <w:lang w:val="ar_AE" w:bidi="ar_AE"/>
+        </w:rPr>
+      </w:r>
+      <w:r>
+        <w:rPr>
+          <w:rtl/>
+          <w:cs/>
           <w:lang w:val="ar_AE" w:bidi="ar_AE"/>
         </w:rPr>
         <w:t xml:space="preserve">(انظر أيضًا: </w:t>
       </w:r>
       <w:r>
         <w:rPr>
+          <w:rtl/>
+          <w:cs/>
           <w:lang w:val="ar_AE" w:bidi="ar_AE"/>
         </w:rPr>
         <w:t>آرام</w:t>
       </w:r>
       <w:r>
         <w:rPr>
+          <w:rtl/>
+          <w:cs/>
           <w:lang w:val="ar_AE" w:bidi="ar_AE"/>
         </w:rPr>
         <w:t xml:space="preserve">, </w:t>
       </w:r>
       <w:r>
         <w:rPr>
+          <w:rtl/>
+          <w:cs/>
           <w:lang w:val="ar_AE" w:bidi="ar_AE"/>
         </w:rPr>
         <w:t>آشور</w:t>
       </w:r>
       <w:r>
         <w:rPr>
+          <w:rtl/>
+          <w:cs/>
           <w:lang w:val="ar_AE" w:bidi="ar_AE"/>
         </w:rPr>
         <w:t xml:space="preserve">, </w:t>
       </w:r>
       <w:r>
         <w:rPr>
+          <w:rtl/>
+          <w:cs/>
           <w:lang w:val="ar_AE" w:bidi="ar_AE"/>
         </w:rPr>
         <w:t>يؤمن</w:t>
       </w:r>
       <w:r>
         <w:rPr>
+          <w:rtl/>
+          <w:cs/>
           <w:lang w:val="ar_AE" w:bidi="ar_AE"/>
         </w:rPr>
         <w:t xml:space="preserve">, </w:t>
       </w:r>
       <w:r>
         <w:rPr>
+          <w:rtl/>
+          <w:cs/>
           <w:lang w:val="ar_AE" w:bidi="ar_AE"/>
         </w:rPr>
         <w:t>سوريا</w:t>
       </w:r>
       <w:r>
         <w:rPr>
+          <w:rtl/>
+          <w:cs/>
           <w:lang w:val="ar_AE" w:bidi="ar_AE"/>
         </w:rPr>
         <w:t>)</w:t>
@@ -4430,6 +5412,8 @@
       </w:pPr>
       <w:r>
         <w:rPr>
+          <w:rtl/>
+          <w:cs/>
           <w:lang w:val="ar_AE" w:bidi="ar_AE"/>
         </w:rPr>
         <w:t>نصوص كتابية:</w:t>
@@ -4444,12 +5428,16 @@
       </w:pPr>
       <w:r>
         <w:rPr>
+          <w:rtl/>
+          <w:cs/>
           <w:lang w:val="ar_AE" w:bidi="ar_AE"/>
         </w:rPr>
       </w:r>
       <w:hyperlink r:id="rId58">
         <w:r>
           <w:rPr>
+            <w:rtl/>
+            <w:cs/>
             <w:lang w:val="ar_AE" w:bidi="ar_AE"/>
           </w:rPr>
           <w:rPr>
@@ -4469,12 +5457,16 @@
       </w:pPr>
       <w:r>
         <w:rPr>
+          <w:rtl/>
+          <w:cs/>
           <w:lang w:val="ar_AE" w:bidi="ar_AE"/>
         </w:rPr>
       </w:r>
       <w:hyperlink r:id="rId59">
         <w:r>
           <w:rPr>
+            <w:rtl/>
+            <w:cs/>
             <w:lang w:val="ar_AE" w:bidi="ar_AE"/>
           </w:rPr>
           <w:rPr>
@@ -4494,12 +5486,16 @@
       </w:pPr>
       <w:r>
         <w:rPr>
+          <w:rtl/>
+          <w:cs/>
           <w:lang w:val="ar_AE" w:bidi="ar_AE"/>
         </w:rPr>
       </w:r>
       <w:hyperlink r:id="rId60">
         <w:r>
           <w:rPr>
+            <w:rtl/>
+            <w:cs/>
             <w:lang w:val="ar_AE" w:bidi="ar_AE"/>
           </w:rPr>
           <w:rPr>
@@ -4519,12 +5515,16 @@
       </w:pPr>
       <w:r>
         <w:rPr>
+          <w:rtl/>
+          <w:cs/>
           <w:lang w:val="ar_AE" w:bidi="ar_AE"/>
         </w:rPr>
       </w:r>
       <w:hyperlink r:id="rId61">
         <w:r>
           <w:rPr>
+            <w:rtl/>
+            <w:cs/>
             <w:lang w:val="ar_AE" w:bidi="ar_AE"/>
           </w:rPr>
           <w:rPr>
@@ -4544,12 +5544,16 @@
       </w:pPr>
       <w:r>
         <w:rPr>
+          <w:rtl/>
+          <w:cs/>
           <w:lang w:val="ar_AE" w:bidi="ar_AE"/>
         </w:rPr>
       </w:r>
       <w:hyperlink r:id="rId62">
         <w:r>
           <w:rPr>
+            <w:rtl/>
+            <w:cs/>
             <w:lang w:val="ar_AE" w:bidi="ar_AE"/>
           </w:rPr>
           <w:rPr>
@@ -4569,12 +5573,16 @@
       </w:pPr>
       <w:r>
         <w:rPr>
+          <w:rtl/>
+          <w:cs/>
           <w:lang w:val="ar_AE" w:bidi="ar_AE"/>
         </w:rPr>
       </w:r>
       <w:hyperlink r:id="rId63">
         <w:r>
           <w:rPr>
+            <w:rtl/>
+            <w:cs/>
             <w:lang w:val="ar_AE" w:bidi="ar_AE"/>
           </w:rPr>
           <w:rPr>
@@ -4592,6 +5600,8 @@
       </w:pPr>
       <w:r>
         <w:rPr>
+          <w:rtl/>
+          <w:cs/>
           <w:lang w:val="ar_AE" w:bidi="ar_AE"/>
         </w:rPr>
         <w:t>بيانات الكلمة:</w:t>
@@ -4606,32 +5616,42 @@
       </w:pPr>
       <w:r>
         <w:rPr>
-          <w:lang w:val="ar_AE" w:bidi="ar_AE"/>
-        </w:rPr>
-      </w:r>
-      <w:r>
-        <w:rPr>
+          <w:rtl/>
+          <w:cs/>
+          <w:lang w:val="ar_AE" w:bidi="ar_AE"/>
+        </w:rPr>
+      </w:r>
+      <w:r>
+        <w:rPr>
+          <w:rtl/>
+          <w:cs/>
           <w:lang w:val="ar_AE" w:bidi="ar_AE"/>
         </w:rPr>
         <w:t>سترونج: H1834, G11540</w:t>
       </w:r>
       <w:r>
         <w:rPr>
-          <w:lang w:val="ar_AE" w:bidi="ar_AE"/>
-        </w:rPr>
-      </w:r>
-      <w:r>
-        <w:rPr>
-          <w:lang w:val="ar_AE" w:bidi="ar_AE"/>
-        </w:rPr>
-      </w:r>
-    </w:p>
-    <w:p>
-      <w:pPr>
-        <w:bidi/>
-      </w:pPr>
-      <w:r>
-        <w:rPr>
+          <w:rtl/>
+          <w:cs/>
+          <w:lang w:val="ar_AE" w:bidi="ar_AE"/>
+        </w:rPr>
+      </w:r>
+      <w:r>
+        <w:rPr>
+          <w:rtl/>
+          <w:cs/>
+          <w:lang w:val="ar_AE" w:bidi="ar_AE"/>
+        </w:rPr>
+      </w:r>
+    </w:p>
+    <w:p>
+      <w:pPr>
+        <w:bidi/>
+      </w:pPr>
+      <w:r>
+        <w:rPr>
+          <w:rtl/>
+          <w:cs/>
           <w:lang w:val="ar_AE" w:bidi="ar_AE"/>
         </w:rPr>
       </w:r>
@@ -4643,12 +5663,16 @@
       </w:pPr>
       <w:r>
         <w:rPr>
+          <w:rtl/>
+          <w:cs/>
           <w:lang w:val="ar_AE" w:bidi="ar_AE"/>
         </w:rPr>
         <w:t>دَنِس</w:t>
       </w:r>
       <w:r>
         <w:rPr>
+          <w:rtl/>
+          <w:cs/>
           <w:lang w:val="ar_AE" w:bidi="ar_AE"/>
         </w:rPr>
       </w:r>
@@ -4660,6 +5684,8 @@
       </w:pPr>
       <w:r>
         <w:rPr>
+          <w:rtl/>
+          <w:cs/>
           <w:lang w:val="ar_AE" w:bidi="ar_AE"/>
         </w:rPr>
         <w:t>التعريف:</w:t>
@@ -4671,11 +5697,15 @@
       </w:pPr>
       <w:r>
         <w:rPr>
-          <w:lang w:val="ar_AE" w:bidi="ar_AE"/>
-        </w:rPr>
-      </w:r>
-      <w:r>
-        <w:rPr>
+          <w:rtl/>
+          <w:cs/>
+          <w:lang w:val="ar_AE" w:bidi="ar_AE"/>
+        </w:rPr>
+      </w:r>
+      <w:r>
+        <w:rPr>
+          <w:rtl/>
+          <w:cs/>
           <w:lang w:val="ar_AE" w:bidi="ar_AE"/>
         </w:rPr>
         <w:t>تشير مصطلحات "يدنس" و"دَنِس" إلى التلوث أو الاتساخ. و يمكن لشيء ما أن يتدنس بالمعنى المادي أو المعنوي أو الطقسي.</w:t>
@@ -4690,11 +5720,15 @@
       </w:pPr>
       <w:r>
         <w:rPr>
-          <w:lang w:val="ar_AE" w:bidi="ar_AE"/>
-        </w:rPr>
-      </w:r>
-      <w:r>
-        <w:rPr>
+          <w:rtl/>
+          <w:cs/>
+          <w:lang w:val="ar_AE" w:bidi="ar_AE"/>
+        </w:rPr>
+      </w:r>
+      <w:r>
+        <w:rPr>
+          <w:rtl/>
+          <w:cs/>
           <w:lang w:val="ar_AE" w:bidi="ar_AE"/>
         </w:rPr>
         <w:t>لقد حذر الله بني إسرائيل من أن يدنسوا أنفسهم عن طريق أكل الأشياء التي أعلن أنها "دَنِسة" و"غير مقدسة"، أو لمسها.</w:t>
@@ -4709,11 +5743,15 @@
       </w:pPr>
       <w:r>
         <w:rPr>
-          <w:lang w:val="ar_AE" w:bidi="ar_AE"/>
-        </w:rPr>
-      </w:r>
-      <w:r>
-        <w:rPr>
+          <w:rtl/>
+          <w:cs/>
+          <w:lang w:val="ar_AE" w:bidi="ar_AE"/>
+        </w:rPr>
+      </w:r>
+      <w:r>
+        <w:rPr>
+          <w:rtl/>
+          <w:cs/>
           <w:lang w:val="ar_AE" w:bidi="ar_AE"/>
         </w:rPr>
         <w:t>أعلن الله عن أشياء معينة أنها دنسة و ستدنس الإنسان إذا لمسها، مثل أجساد الموتى والمصابين بالأمراض المعدية.</w:t>
@@ -4728,11 +5766,15 @@
       </w:pPr>
       <w:r>
         <w:rPr>
-          <w:lang w:val="ar_AE" w:bidi="ar_AE"/>
-        </w:rPr>
-      </w:r>
-      <w:r>
-        <w:rPr>
+          <w:rtl/>
+          <w:cs/>
+          <w:lang w:val="ar_AE" w:bidi="ar_AE"/>
+        </w:rPr>
+      </w:r>
+      <w:r>
+        <w:rPr>
+          <w:rtl/>
+          <w:cs/>
           <w:lang w:val="ar_AE" w:bidi="ar_AE"/>
         </w:rPr>
         <w:t>أمر الله بني إسرائيل أن يبتعدوا عن الخطايا الجنسية. فإنها ستدنسهم وتجعلهم غير مقبولين أمام الله.</w:t>
@@ -4747,11 +5789,15 @@
       </w:pPr>
       <w:r>
         <w:rPr>
-          <w:lang w:val="ar_AE" w:bidi="ar_AE"/>
-        </w:rPr>
-      </w:r>
-      <w:r>
-        <w:rPr>
+          <w:rtl/>
+          <w:cs/>
+          <w:lang w:val="ar_AE" w:bidi="ar_AE"/>
+        </w:rPr>
+      </w:r>
+      <w:r>
+        <w:rPr>
+          <w:rtl/>
+          <w:cs/>
           <w:lang w:val="ar_AE" w:bidi="ar_AE"/>
         </w:rPr>
         <w:t>كانت هناك أيضًا أنواع معينة من الأعمال الجسدية التي كانت تدنس الإنسان بشكل مؤقت إلى أن يتمكن من أن يصبح طاهرًا طقسيًا مرة أخرى.</w:t>
@@ -4766,11 +5812,15 @@
       </w:pPr>
       <w:r>
         <w:rPr>
-          <w:lang w:val="ar_AE" w:bidi="ar_AE"/>
-        </w:rPr>
-      </w:r>
-      <w:r>
-        <w:rPr>
+          <w:rtl/>
+          <w:cs/>
+          <w:lang w:val="ar_AE" w:bidi="ar_AE"/>
+        </w:rPr>
+      </w:r>
+      <w:r>
+        <w:rPr>
+          <w:rtl/>
+          <w:cs/>
           <w:lang w:val="ar_AE" w:bidi="ar_AE"/>
         </w:rPr>
         <w:t>في العهد الجديد، علم المسيح أن الأفكار والأفعال الآثمة هي ما يدنس الإنسان بالفعل.</w:t>
@@ -4783,6 +5833,8 @@
       </w:pPr>
       <w:r>
         <w:rPr>
+          <w:rtl/>
+          <w:cs/>
           <w:lang w:val="ar_AE" w:bidi="ar_AE"/>
         </w:rPr>
         <w:t>اقتراحات الترجمة:</w:t>
@@ -4797,11 +5849,15 @@
       </w:pPr>
       <w:r>
         <w:rPr>
-          <w:lang w:val="ar_AE" w:bidi="ar_AE"/>
-        </w:rPr>
-      </w:r>
-      <w:r>
-        <w:rPr>
+          <w:rtl/>
+          <w:cs/>
+          <w:lang w:val="ar_AE" w:bidi="ar_AE"/>
+        </w:rPr>
+      </w:r>
+      <w:r>
+        <w:rPr>
+          <w:rtl/>
+          <w:cs/>
           <w:lang w:val="ar_AE" w:bidi="ar_AE"/>
         </w:rPr>
         <w:t>يمكن أيضًا ترجمة مصطلح "يدنس" إلى "يجعله غير طاهراً" أو "يجعله آثماً" أو "يجعله غير مقبول طقسيًا".</w:t>
@@ -4816,11 +5872,15 @@
       </w:pPr>
       <w:r>
         <w:rPr>
-          <w:lang w:val="ar_AE" w:bidi="ar_AE"/>
-        </w:rPr>
-      </w:r>
-      <w:r>
-        <w:rPr>
+          <w:rtl/>
+          <w:cs/>
+          <w:lang w:val="ar_AE" w:bidi="ar_AE"/>
+        </w:rPr>
+      </w:r>
+      <w:r>
+        <w:rPr>
+          <w:rtl/>
+          <w:cs/>
           <w:lang w:val="ar_AE" w:bidi="ar_AE"/>
         </w:rPr>
         <w:t>و يمكن ترجمة مصطلح "يتدنس" إلى "يصبح غير طاهر" أو "يُعتبر غير مقبول معنوياً (أمام الله)" أو "يصبح غير مقبول طقسياً."</w:t>
@@ -4832,35 +5892,47 @@
       </w:pPr>
       <w:r>
         <w:rPr>
-          <w:lang w:val="ar_AE" w:bidi="ar_AE"/>
-        </w:rPr>
-      </w:r>
-      <w:r>
-        <w:rPr>
+          <w:rtl/>
+          <w:cs/>
+          <w:lang w:val="ar_AE" w:bidi="ar_AE"/>
+        </w:rPr>
+      </w:r>
+      <w:r>
+        <w:rPr>
+          <w:rtl/>
+          <w:cs/>
           <w:lang w:val="ar_AE" w:bidi="ar_AE"/>
         </w:rPr>
         <w:t xml:space="preserve">(انظر أيضًا: </w:t>
       </w:r>
       <w:r>
         <w:rPr>
+          <w:rtl/>
+          <w:cs/>
           <w:lang w:val="ar_AE" w:bidi="ar_AE"/>
         </w:rPr>
         <w:t>دنس</w:t>
       </w:r>
       <w:r>
         <w:rPr>
+          <w:rtl/>
+          <w:cs/>
           <w:lang w:val="ar_AE" w:bidi="ar_AE"/>
         </w:rPr>
         <w:t xml:space="preserve">, </w:t>
       </w:r>
       <w:r>
         <w:rPr>
+          <w:rtl/>
+          <w:cs/>
           <w:lang w:val="ar_AE" w:bidi="ar_AE"/>
         </w:rPr>
         <w:t>طاهر</w:t>
       </w:r>
       <w:r>
         <w:rPr>
+          <w:rtl/>
+          <w:cs/>
           <w:lang w:val="ar_AE" w:bidi="ar_AE"/>
         </w:rPr>
         <w:t>)</w:t>
@@ -4873,6 +5945,8 @@
       </w:pPr>
       <w:r>
         <w:rPr>
+          <w:rtl/>
+          <w:cs/>
           <w:lang w:val="ar_AE" w:bidi="ar_AE"/>
         </w:rPr>
         <w:t>نصوص كتابية:</w:t>
@@ -4887,12 +5961,16 @@
       </w:pPr>
       <w:r>
         <w:rPr>
+          <w:rtl/>
+          <w:cs/>
           <w:lang w:val="ar_AE" w:bidi="ar_AE"/>
         </w:rPr>
       </w:r>
       <w:hyperlink r:id="rId64">
         <w:r>
           <w:rPr>
+            <w:rtl/>
+            <w:cs/>
             <w:lang w:val="ar_AE" w:bidi="ar_AE"/>
           </w:rPr>
           <w:rPr>
@@ -4912,12 +5990,16 @@
       </w:pPr>
       <w:r>
         <w:rPr>
+          <w:rtl/>
+          <w:cs/>
           <w:lang w:val="ar_AE" w:bidi="ar_AE"/>
         </w:rPr>
       </w:r>
       <w:hyperlink r:id="rId65">
         <w:r>
           <w:rPr>
+            <w:rtl/>
+            <w:cs/>
             <w:lang w:val="ar_AE" w:bidi="ar_AE"/>
           </w:rPr>
           <w:rPr>
@@ -4937,12 +6019,16 @@
       </w:pPr>
       <w:r>
         <w:rPr>
+          <w:rtl/>
+          <w:cs/>
           <w:lang w:val="ar_AE" w:bidi="ar_AE"/>
         </w:rPr>
       </w:r>
       <w:hyperlink r:id="rId66">
         <w:r>
           <w:rPr>
+            <w:rtl/>
+            <w:cs/>
             <w:lang w:val="ar_AE" w:bidi="ar_AE"/>
           </w:rPr>
           <w:rPr>
@@ -4962,12 +6048,16 @@
       </w:pPr>
       <w:r>
         <w:rPr>
+          <w:rtl/>
+          <w:cs/>
           <w:lang w:val="ar_AE" w:bidi="ar_AE"/>
         </w:rPr>
       </w:r>
       <w:hyperlink r:id="rId67">
         <w:r>
           <w:rPr>
+            <w:rtl/>
+            <w:cs/>
             <w:lang w:val="ar_AE" w:bidi="ar_AE"/>
           </w:rPr>
           <w:rPr>
@@ -4987,12 +6077,16 @@
       </w:pPr>
       <w:r>
         <w:rPr>
+          <w:rtl/>
+          <w:cs/>
           <w:lang w:val="ar_AE" w:bidi="ar_AE"/>
         </w:rPr>
       </w:r>
       <w:hyperlink r:id="rId68">
         <w:r>
           <w:rPr>
+            <w:rtl/>
+            <w:cs/>
             <w:lang w:val="ar_AE" w:bidi="ar_AE"/>
           </w:rPr>
           <w:rPr>
@@ -5012,12 +6106,16 @@
       </w:pPr>
       <w:r>
         <w:rPr>
+          <w:rtl/>
+          <w:cs/>
           <w:lang w:val="ar_AE" w:bidi="ar_AE"/>
         </w:rPr>
       </w:r>
       <w:hyperlink r:id="rId69">
         <w:r>
           <w:rPr>
+            <w:rtl/>
+            <w:cs/>
             <w:lang w:val="ar_AE" w:bidi="ar_AE"/>
           </w:rPr>
           <w:rPr>
@@ -5037,12 +6135,16 @@
       </w:pPr>
       <w:r>
         <w:rPr>
+          <w:rtl/>
+          <w:cs/>
           <w:lang w:val="ar_AE" w:bidi="ar_AE"/>
         </w:rPr>
       </w:r>
       <w:hyperlink r:id="rId70">
         <w:r>
           <w:rPr>
+            <w:rtl/>
+            <w:cs/>
             <w:lang w:val="ar_AE" w:bidi="ar_AE"/>
           </w:rPr>
           <w:rPr>
@@ -5062,12 +6164,16 @@
       </w:pPr>
       <w:r>
         <w:rPr>
+          <w:rtl/>
+          <w:cs/>
           <w:lang w:val="ar_AE" w:bidi="ar_AE"/>
         </w:rPr>
       </w:r>
       <w:hyperlink r:id="rId71">
         <w:r>
           <w:rPr>
+            <w:rtl/>
+            <w:cs/>
             <w:lang w:val="ar_AE" w:bidi="ar_AE"/>
           </w:rPr>
           <w:rPr>
@@ -5085,6 +6191,8 @@
       </w:pPr>
       <w:r>
         <w:rPr>
+          <w:rtl/>
+          <w:cs/>
           <w:lang w:val="ar_AE" w:bidi="ar_AE"/>
         </w:rPr>
         <w:t>بيانات الكلمة:</w:t>
@@ -5096,32 +6204,42 @@
       </w:pPr>
       <w:r>
         <w:rPr>
-          <w:lang w:val="ar_AE" w:bidi="ar_AE"/>
-        </w:rPr>
-      </w:r>
-      <w:r>
-        <w:rPr>
+          <w:rtl/>
+          <w:cs/>
+          <w:lang w:val="ar_AE" w:bidi="ar_AE"/>
+        </w:rPr>
+      </w:r>
+      <w:r>
+        <w:rPr>
+          <w:rtl/>
+          <w:cs/>
           <w:lang w:val="ar_AE" w:bidi="ar_AE"/>
         </w:rPr>
         <w:t>سترونج: H1351، H1352، H1602، H2490، H2491، H2610، H2930، H2931، G28390، G28400، G33920، G34350</w:t>
       </w:r>
       <w:r>
         <w:rPr>
-          <w:lang w:val="ar_AE" w:bidi="ar_AE"/>
-        </w:rPr>
-      </w:r>
-      <w:r>
-        <w:rPr>
-          <w:lang w:val="ar_AE" w:bidi="ar_AE"/>
-        </w:rPr>
-      </w:r>
-    </w:p>
-    <w:p>
-      <w:pPr>
-        <w:bidi/>
-      </w:pPr>
-      <w:r>
-        <w:rPr>
+          <w:rtl/>
+          <w:cs/>
+          <w:lang w:val="ar_AE" w:bidi="ar_AE"/>
+        </w:rPr>
+      </w:r>
+      <w:r>
+        <w:rPr>
+          <w:rtl/>
+          <w:cs/>
+          <w:lang w:val="ar_AE" w:bidi="ar_AE"/>
+        </w:rPr>
+      </w:r>
+    </w:p>
+    <w:p>
+      <w:pPr>
+        <w:bidi/>
+      </w:pPr>
+      <w:r>
+        <w:rPr>
+          <w:rtl/>
+          <w:cs/>
           <w:lang w:val="ar_AE" w:bidi="ar_AE"/>
         </w:rPr>
       </w:r>
@@ -5133,12 +6251,16 @@
       </w:pPr>
       <w:r>
         <w:rPr>
+          <w:rtl/>
+          <w:cs/>
           <w:lang w:val="ar_AE" w:bidi="ar_AE"/>
         </w:rPr>
         <w:t>دينونة</w:t>
       </w:r>
       <w:r>
         <w:rPr>
+          <w:rtl/>
+          <w:cs/>
           <w:lang w:val="ar_AE" w:bidi="ar_AE"/>
         </w:rPr>
       </w:r>
@@ -5150,6 +6272,8 @@
       </w:pPr>
       <w:r>
         <w:rPr>
+          <w:rtl/>
+          <w:cs/>
           <w:lang w:val="ar_AE" w:bidi="ar_AE"/>
         </w:rPr>
         <w:t>التعريف:</w:t>
@@ -5161,11 +6285,15 @@
       </w:pPr>
       <w:r>
         <w:rPr>
-          <w:lang w:val="ar_AE" w:bidi="ar_AE"/>
-        </w:rPr>
-      </w:r>
-      <w:r>
-        <w:rPr>
+          <w:rtl/>
+          <w:cs/>
+          <w:lang w:val="ar_AE" w:bidi="ar_AE"/>
+        </w:rPr>
+      </w:r>
+      <w:r>
+        <w:rPr>
+          <w:rtl/>
+          <w:cs/>
           <w:lang w:val="ar_AE" w:bidi="ar_AE"/>
         </w:rPr>
         <w:t>تشير مصطلحات "الدينونة" و"يدين" إلى الحكم على شخص ما لقيامه بعمل شيء خاطئ.</w:t>
@@ -5180,11 +6308,15 @@
       </w:pPr>
       <w:r>
         <w:rPr>
-          <w:lang w:val="ar_AE" w:bidi="ar_AE"/>
-        </w:rPr>
-      </w:r>
-      <w:r>
-        <w:rPr>
+          <w:rtl/>
+          <w:cs/>
+          <w:lang w:val="ar_AE" w:bidi="ar_AE"/>
+        </w:rPr>
+      </w:r>
+      <w:r>
+        <w:rPr>
+          <w:rtl/>
+          <w:cs/>
           <w:lang w:val="ar_AE" w:bidi="ar_AE"/>
         </w:rPr>
         <w:t>في الغالب تتضمن كلمة "يدين" على معاقبة ذلك الشخص لأجل الخطأ الذي اقترفه.</w:t>
@@ -5199,11 +6331,15 @@
       </w:pPr>
       <w:r>
         <w:rPr>
-          <w:lang w:val="ar_AE" w:bidi="ar_AE"/>
-        </w:rPr>
-      </w:r>
-      <w:r>
-        <w:rPr>
+          <w:rtl/>
+          <w:cs/>
+          <w:lang w:val="ar_AE" w:bidi="ar_AE"/>
+        </w:rPr>
+      </w:r>
+      <w:r>
+        <w:rPr>
+          <w:rtl/>
+          <w:cs/>
           <w:lang w:val="ar_AE" w:bidi="ar_AE"/>
         </w:rPr>
         <w:t>أحيانًا تعني كلمة "يدين" اتهام شخص ما زورًا أو الحكم عليه بقسوة.</w:t>
@@ -5218,11 +6354,15 @@
       </w:pPr>
       <w:r>
         <w:rPr>
-          <w:lang w:val="ar_AE" w:bidi="ar_AE"/>
-        </w:rPr>
-      </w:r>
-      <w:r>
-        <w:rPr>
+          <w:rtl/>
+          <w:cs/>
+          <w:lang w:val="ar_AE" w:bidi="ar_AE"/>
+        </w:rPr>
+      </w:r>
+      <w:r>
+        <w:rPr>
+          <w:rtl/>
+          <w:cs/>
           <w:lang w:val="ar_AE" w:bidi="ar_AE"/>
         </w:rPr>
         <w:t>يشير مصطلح "الدينونة" إلى فعل الإدانة أو اتهام شخص ما.</w:t>
@@ -5235,6 +6375,8 @@
       </w:pPr>
       <w:r>
         <w:rPr>
+          <w:rtl/>
+          <w:cs/>
           <w:lang w:val="ar_AE" w:bidi="ar_AE"/>
         </w:rPr>
         <w:t>اقتراحات الترجمة:</w:t>
@@ -5249,11 +6391,15 @@
       </w:pPr>
       <w:r>
         <w:rPr>
-          <w:lang w:val="ar_AE" w:bidi="ar_AE"/>
-        </w:rPr>
-      </w:r>
-      <w:r>
-        <w:rPr>
+          <w:rtl/>
+          <w:cs/>
+          <w:lang w:val="ar_AE" w:bidi="ar_AE"/>
+        </w:rPr>
+      </w:r>
+      <w:r>
+        <w:rPr>
+          <w:rtl/>
+          <w:cs/>
           <w:lang w:val="ar_AE" w:bidi="ar_AE"/>
         </w:rPr>
         <w:t>اعتمادًا على السياق، يمكن ترجمة هذا المصطلح كـ "الحكم بقسوة" أو "النقد الخاطيء".</w:t>
@@ -5268,11 +6414,15 @@
       </w:pPr>
       <w:r>
         <w:rPr>
-          <w:lang w:val="ar_AE" w:bidi="ar_AE"/>
-        </w:rPr>
-      </w:r>
-      <w:r>
-        <w:rPr>
+          <w:rtl/>
+          <w:cs/>
+          <w:lang w:val="ar_AE" w:bidi="ar_AE"/>
+        </w:rPr>
+      </w:r>
+      <w:r>
+        <w:rPr>
+          <w:rtl/>
+          <w:cs/>
           <w:lang w:val="ar_AE" w:bidi="ar_AE"/>
         </w:rPr>
         <w:t>يمكن ترجمة عبارة "دنه" بأنها "احكم عليه بأنه مذنب" أو "صرح بأنه يجب أن يُعاقب على خطيئته".</w:t>
@@ -5287,11 +6437,15 @@
       </w:pPr>
       <w:r>
         <w:rPr>
-          <w:lang w:val="ar_AE" w:bidi="ar_AE"/>
-        </w:rPr>
-      </w:r>
-      <w:r>
-        <w:rPr>
+          <w:rtl/>
+          <w:cs/>
+          <w:lang w:val="ar_AE" w:bidi="ar_AE"/>
+        </w:rPr>
+      </w:r>
+      <w:r>
+        <w:rPr>
+          <w:rtl/>
+          <w:cs/>
           <w:lang w:val="ar_AE" w:bidi="ar_AE"/>
         </w:rPr>
         <w:t>يمكن ترجمة مصطلح "دينونة" بأنه "الحكم القاسي" أو "إعلان الذنب" أو "معاقبة الذنب".</w:t>
@@ -5303,35 +6457,47 @@
       </w:pPr>
       <w:r>
         <w:rPr>
-          <w:lang w:val="ar_AE" w:bidi="ar_AE"/>
-        </w:rPr>
-      </w:r>
-      <w:r>
-        <w:rPr>
+          <w:rtl/>
+          <w:cs/>
+          <w:lang w:val="ar_AE" w:bidi="ar_AE"/>
+        </w:rPr>
+      </w:r>
+      <w:r>
+        <w:rPr>
+          <w:rtl/>
+          <w:cs/>
           <w:lang w:val="ar_AE" w:bidi="ar_AE"/>
         </w:rPr>
         <w:t xml:space="preserve">(انظر أيضًا: </w:t>
       </w:r>
       <w:r>
         <w:rPr>
+          <w:rtl/>
+          <w:cs/>
           <w:lang w:val="ar_AE" w:bidi="ar_AE"/>
         </w:rPr>
         <w:t>القاضي</w:t>
       </w:r>
       <w:r>
         <w:rPr>
+          <w:rtl/>
+          <w:cs/>
           <w:lang w:val="ar_AE" w:bidi="ar_AE"/>
         </w:rPr>
         <w:t xml:space="preserve">, </w:t>
       </w:r>
       <w:r>
         <w:rPr>
+          <w:rtl/>
+          <w:cs/>
           <w:lang w:val="ar_AE" w:bidi="ar_AE"/>
         </w:rPr>
         <w:t>يعاقب</w:t>
       </w:r>
       <w:r>
         <w:rPr>
+          <w:rtl/>
+          <w:cs/>
           <w:lang w:val="ar_AE" w:bidi="ar_AE"/>
         </w:rPr>
         <w:t>)</w:t>
@@ -5344,6 +6510,8 @@
       </w:pPr>
       <w:r>
         <w:rPr>
+          <w:rtl/>
+          <w:cs/>
           <w:lang w:val="ar_AE" w:bidi="ar_AE"/>
         </w:rPr>
         <w:t>شواهد الكتاب المقدس:</w:t>
@@ -5358,12 +6526,16 @@
       </w:pPr>
       <w:r>
         <w:rPr>
+          <w:rtl/>
+          <w:cs/>
           <w:lang w:val="ar_AE" w:bidi="ar_AE"/>
         </w:rPr>
       </w:r>
       <w:hyperlink r:id="rId72">
         <w:r>
           <w:rPr>
+            <w:rtl/>
+            <w:cs/>
             <w:lang w:val="ar_AE" w:bidi="ar_AE"/>
           </w:rPr>
           <w:rPr>
@@ -5383,12 +6555,16 @@
       </w:pPr>
       <w:r>
         <w:rPr>
+          <w:rtl/>
+          <w:cs/>
           <w:lang w:val="ar_AE" w:bidi="ar_AE"/>
         </w:rPr>
       </w:r>
       <w:hyperlink r:id="rId73">
         <w:r>
           <w:rPr>
+            <w:rtl/>
+            <w:cs/>
             <w:lang w:val="ar_AE" w:bidi="ar_AE"/>
           </w:rPr>
           <w:rPr>
@@ -5408,12 +6584,16 @@
       </w:pPr>
       <w:r>
         <w:rPr>
+          <w:rtl/>
+          <w:cs/>
           <w:lang w:val="ar_AE" w:bidi="ar_AE"/>
         </w:rPr>
       </w:r>
       <w:hyperlink r:id="rId74">
         <w:r>
           <w:rPr>
+            <w:rtl/>
+            <w:cs/>
             <w:lang w:val="ar_AE" w:bidi="ar_AE"/>
           </w:rPr>
           <w:rPr>
@@ -5433,12 +6613,16 @@
       </w:pPr>
       <w:r>
         <w:rPr>
+          <w:rtl/>
+          <w:cs/>
           <w:lang w:val="ar_AE" w:bidi="ar_AE"/>
         </w:rPr>
       </w:r>
       <w:hyperlink r:id="rId75">
         <w:r>
           <w:rPr>
+            <w:rtl/>
+            <w:cs/>
             <w:lang w:val="ar_AE" w:bidi="ar_AE"/>
           </w:rPr>
           <w:rPr>
@@ -5458,12 +6642,16 @@
       </w:pPr>
       <w:r>
         <w:rPr>
+          <w:rtl/>
+          <w:cs/>
           <w:lang w:val="ar_AE" w:bidi="ar_AE"/>
         </w:rPr>
       </w:r>
       <w:hyperlink r:id="rId76">
         <w:r>
           <w:rPr>
+            <w:rtl/>
+            <w:cs/>
             <w:lang w:val="ar_AE" w:bidi="ar_AE"/>
           </w:rPr>
           <w:rPr>
@@ -5483,12 +6671,16 @@
       </w:pPr>
       <w:r>
         <w:rPr>
+          <w:rtl/>
+          <w:cs/>
           <w:lang w:val="ar_AE" w:bidi="ar_AE"/>
         </w:rPr>
       </w:r>
       <w:hyperlink r:id="rId77">
         <w:r>
           <w:rPr>
+            <w:rtl/>
+            <w:cs/>
             <w:lang w:val="ar_AE" w:bidi="ar_AE"/>
           </w:rPr>
           <w:rPr>
@@ -5508,12 +6700,16 @@
       </w:pPr>
       <w:r>
         <w:rPr>
+          <w:rtl/>
+          <w:cs/>
           <w:lang w:val="ar_AE" w:bidi="ar_AE"/>
         </w:rPr>
       </w:r>
       <w:hyperlink r:id="rId78">
         <w:r>
           <w:rPr>
+            <w:rtl/>
+            <w:cs/>
             <w:lang w:val="ar_AE" w:bidi="ar_AE"/>
           </w:rPr>
           <w:rPr>
@@ -5533,12 +6729,16 @@
       </w:pPr>
       <w:r>
         <w:rPr>
+          <w:rtl/>
+          <w:cs/>
           <w:lang w:val="ar_AE" w:bidi="ar_AE"/>
         </w:rPr>
       </w:r>
       <w:hyperlink r:id="rId79">
         <w:r>
           <w:rPr>
+            <w:rtl/>
+            <w:cs/>
             <w:lang w:val="ar_AE" w:bidi="ar_AE"/>
           </w:rPr>
           <w:rPr>
@@ -5556,6 +6756,8 @@
       </w:pPr>
       <w:r>
         <w:rPr>
+          <w:rtl/>
+          <w:cs/>
           <w:lang w:val="ar_AE" w:bidi="ar_AE"/>
         </w:rPr>
         <w:t>بيانات الكلمة:</w:t>
@@ -5570,22 +6772,30 @@
       </w:pPr>
       <w:r>
         <w:rPr>
-          <w:lang w:val="ar_AE" w:bidi="ar_AE"/>
-        </w:rPr>
-      </w:r>
-      <w:r>
-        <w:rPr>
+          <w:rtl/>
+          <w:cs/>
+          <w:lang w:val="ar_AE" w:bidi="ar_AE"/>
+        </w:rPr>
+      </w:r>
+      <w:r>
+        <w:rPr>
+          <w:rtl/>
+          <w:cs/>
           <w:lang w:val="ar_AE" w:bidi="ar_AE"/>
         </w:rPr>
         <w:t>سترونج: H6064, H7034, H7561, H8199, G01760, G08430, G26070, G26130, G26310, G26320, G26330, G29170, G29190, G29200, G52720, G60480</w:t>
       </w:r>
       <w:r>
         <w:rPr>
-          <w:lang w:val="ar_AE" w:bidi="ar_AE"/>
-        </w:rPr>
-      </w:r>
-      <w:r>
-        <w:rPr>
+          <w:rtl/>
+          <w:cs/>
+          <w:lang w:val="ar_AE" w:bidi="ar_AE"/>
+        </w:rPr>
+      </w:r>
+      <w:r>
+        <w:rPr>
+          <w:rtl/>
+          <w:cs/>
           <w:lang w:val="ar_AE" w:bidi="ar_AE"/>
         </w:rPr>
       </w:r>

--- a/arb/docx/008.content.docx
+++ b/arb/docx/008.content.docx
@@ -480,107 +480,83 @@
           <w:lang w:val="ar_AE" w:bidi="ar_AE"/>
         </w:rPr>
       </w:r>
-      <w:hyperlink r:id="rId13">
-        <w:r>
-          <w:rPr>
-            <w:rtl/>
-            <w:cs/>
-            <w:lang w:val="ar_AE" w:bidi="ar_AE"/>
-          </w:rPr>
-          <w:rPr>
-            <w:color w:val="0000EE"/>
-            <w:u w:val="single"/>
-          </w:rPr>
-          <w:t>إرميا 29:3</w:t>
-        </w:r>
-      </w:hyperlink>
-    </w:p>
-    <w:p>
-      <w:pPr>
-        <w:pStyle w:val="ListBullet"/>
-        <w:bidi/>
-        <w:spacing w:line="240" w:lineRule="auto"/>
-        <w:ind w:left="720"/>
-      </w:pPr>
-      <w:r>
-        <w:rPr>
-          <w:rtl/>
-          <w:cs/>
-          <w:lang w:val="ar_AE" w:bidi="ar_AE"/>
-        </w:rPr>
-      </w:r>
-      <w:hyperlink r:id="rId14">
-        <w:r>
-          <w:rPr>
-            <w:rtl/>
-            <w:cs/>
-            <w:lang w:val="ar_AE" w:bidi="ar_AE"/>
-          </w:rPr>
-          <w:rPr>
-            <w:color w:val="0000EE"/>
-            <w:u w:val="single"/>
-          </w:rPr>
-          <w:t>لوقا 4:17</w:t>
-        </w:r>
-      </w:hyperlink>
-    </w:p>
-    <w:p>
-      <w:pPr>
-        <w:pStyle w:val="ListBullet"/>
-        <w:bidi/>
-        <w:spacing w:line="240" w:lineRule="auto"/>
-        <w:ind w:left="720"/>
-      </w:pPr>
-      <w:r>
-        <w:rPr>
-          <w:rtl/>
-          <w:cs/>
-          <w:lang w:val="ar_AE" w:bidi="ar_AE"/>
-        </w:rPr>
-      </w:r>
-      <w:hyperlink r:id="rId15">
-        <w:r>
-          <w:rPr>
-            <w:rtl/>
-            <w:cs/>
-            <w:lang w:val="ar_AE" w:bidi="ar_AE"/>
-          </w:rPr>
-          <w:rPr>
-            <w:color w:val="0000EE"/>
-            <w:u w:val="single"/>
-          </w:rPr>
-          <w:t>العدد 21:14–15</w:t>
-        </w:r>
-      </w:hyperlink>
-    </w:p>
-    <w:p>
-      <w:pPr>
-        <w:pStyle w:val="ListBullet"/>
-        <w:bidi/>
-        <w:spacing w:line="240" w:lineRule="auto"/>
-        <w:ind w:left="720"/>
-      </w:pPr>
-      <w:r>
-        <w:rPr>
-          <w:rtl/>
-          <w:cs/>
-          <w:lang w:val="ar_AE" w:bidi="ar_AE"/>
-        </w:rPr>
-      </w:r>
-      <w:hyperlink r:id="rId16">
-        <w:r>
-          <w:rPr>
-            <w:rtl/>
-            <w:cs/>
-            <w:lang w:val="ar_AE" w:bidi="ar_AE"/>
-          </w:rPr>
-          <w:rPr>
-            <w:color w:val="0000EE"/>
-            <w:u w:val="single"/>
-          </w:rPr>
-          <w:t>رؤيا 5:2</w:t>
-        </w:r>
-      </w:hyperlink>
+      <w:r>
+        <w:rPr>
+          <w:rtl/>
+          <w:cs/>
+          <w:lang w:val="ar_AE" w:bidi="ar_AE"/>
+        </w:rPr>
+        <w:t>إرميا 29:3</w:t>
+      </w:r>
+    </w:p>
+    <w:p>
+      <w:pPr>
+        <w:pStyle w:val="ListBullet"/>
+        <w:bidi/>
+        <w:spacing w:line="240" w:lineRule="auto"/>
+        <w:ind w:left="720"/>
+      </w:pPr>
+      <w:r>
+        <w:rPr>
+          <w:rtl/>
+          <w:cs/>
+          <w:lang w:val="ar_AE" w:bidi="ar_AE"/>
+        </w:rPr>
+      </w:r>
+      <w:r>
+        <w:rPr>
+          <w:rtl/>
+          <w:cs/>
+          <w:lang w:val="ar_AE" w:bidi="ar_AE"/>
+        </w:rPr>
+        <w:t>لوقا 4:17</w:t>
+      </w:r>
+    </w:p>
+    <w:p>
+      <w:pPr>
+        <w:pStyle w:val="ListBullet"/>
+        <w:bidi/>
+        <w:spacing w:line="240" w:lineRule="auto"/>
+        <w:ind w:left="720"/>
+      </w:pPr>
+      <w:r>
+        <w:rPr>
+          <w:rtl/>
+          <w:cs/>
+          <w:lang w:val="ar_AE" w:bidi="ar_AE"/>
+        </w:rPr>
+      </w:r>
+      <w:r>
+        <w:rPr>
+          <w:rtl/>
+          <w:cs/>
+          <w:lang w:val="ar_AE" w:bidi="ar_AE"/>
+        </w:rPr>
+        <w:t>العدد 21:14–15</w:t>
+      </w:r>
+    </w:p>
+    <w:p>
+      <w:pPr>
+        <w:pStyle w:val="ListBullet"/>
+        <w:bidi/>
+        <w:spacing w:line="240" w:lineRule="auto"/>
+        <w:ind w:left="720"/>
+      </w:pPr>
+      <w:r>
+        <w:rPr>
+          <w:rtl/>
+          <w:cs/>
+          <w:lang w:val="ar_AE" w:bidi="ar_AE"/>
+        </w:rPr>
+      </w:r>
+      <w:r>
+        <w:rPr>
+          <w:rtl/>
+          <w:cs/>
+          <w:lang w:val="ar_AE" w:bidi="ar_AE"/>
+        </w:rPr>
+        <w:t>رؤيا 5:2</w:t>
+      </w:r>
     </w:p>
     <w:p>
       <w:pPr>
@@ -956,107 +932,83 @@
           <w:lang w:val="ar_AE" w:bidi="ar_AE"/>
         </w:rPr>
       </w:r>
-      <w:hyperlink r:id="rId17">
-        <w:r>
-          <w:rPr>
-            <w:rtl/>
-            <w:cs/>
-            <w:lang w:val="ar_AE" w:bidi="ar_AE"/>
-          </w:rPr>
-          <w:rPr>
-            <w:color w:val="0000EE"/>
-            <w:u w:val="single"/>
-          </w:rPr>
-          <w:t>عزرا 4: 4–6</w:t>
-        </w:r>
-      </w:hyperlink>
-    </w:p>
-    <w:p>
-      <w:pPr>
-        <w:pStyle w:val="ListBullet"/>
-        <w:bidi/>
-        <w:spacing w:line="240" w:lineRule="auto"/>
-        <w:ind w:left="720"/>
-      </w:pPr>
-      <w:r>
-        <w:rPr>
-          <w:rtl/>
-          <w:cs/>
-          <w:lang w:val="ar_AE" w:bidi="ar_AE"/>
-        </w:rPr>
-      </w:r>
-      <w:hyperlink r:id="rId18">
-        <w:r>
-          <w:rPr>
-            <w:rtl/>
-            <w:cs/>
-            <w:lang w:val="ar_AE" w:bidi="ar_AE"/>
-          </w:rPr>
-          <w:rPr>
-            <w:color w:val="0000EE"/>
-            <w:u w:val="single"/>
-          </w:rPr>
-          <w:t>حجي 1: 1</w:t>
-        </w:r>
-      </w:hyperlink>
-    </w:p>
-    <w:p>
-      <w:pPr>
-        <w:pStyle w:val="ListBullet"/>
-        <w:bidi/>
-        <w:spacing w:line="240" w:lineRule="auto"/>
-        <w:ind w:left="720"/>
-      </w:pPr>
-      <w:r>
-        <w:rPr>
-          <w:rtl/>
-          <w:cs/>
-          <w:lang w:val="ar_AE" w:bidi="ar_AE"/>
-        </w:rPr>
-      </w:r>
-      <w:hyperlink r:id="rId19">
-        <w:r>
-          <w:rPr>
-            <w:rtl/>
-            <w:cs/>
-            <w:lang w:val="ar_AE" w:bidi="ar_AE"/>
-          </w:rPr>
-          <w:rPr>
-            <w:color w:val="0000EE"/>
-            <w:u w:val="single"/>
-          </w:rPr>
-          <w:t>نحميا 12: 22</w:t>
-        </w:r>
-      </w:hyperlink>
-    </w:p>
-    <w:p>
-      <w:pPr>
-        <w:pStyle w:val="ListBullet"/>
-        <w:bidi/>
-        <w:spacing w:line="240" w:lineRule="auto"/>
-        <w:ind w:left="720"/>
-      </w:pPr>
-      <w:r>
-        <w:rPr>
-          <w:rtl/>
-          <w:cs/>
-          <w:lang w:val="ar_AE" w:bidi="ar_AE"/>
-        </w:rPr>
-      </w:r>
-      <w:hyperlink r:id="rId20">
-        <w:r>
-          <w:rPr>
-            <w:rtl/>
-            <w:cs/>
-            <w:lang w:val="ar_AE" w:bidi="ar_AE"/>
-          </w:rPr>
-          <w:rPr>
-            <w:color w:val="0000EE"/>
-            <w:u w:val="single"/>
-          </w:rPr>
-          <w:t>زكريا 1: 1</w:t>
-        </w:r>
-      </w:hyperlink>
+      <w:r>
+        <w:rPr>
+          <w:rtl/>
+          <w:cs/>
+          <w:lang w:val="ar_AE" w:bidi="ar_AE"/>
+        </w:rPr>
+        <w:t>عزرا 4: 4–6</w:t>
+      </w:r>
+    </w:p>
+    <w:p>
+      <w:pPr>
+        <w:pStyle w:val="ListBullet"/>
+        <w:bidi/>
+        <w:spacing w:line="240" w:lineRule="auto"/>
+        <w:ind w:left="720"/>
+      </w:pPr>
+      <w:r>
+        <w:rPr>
+          <w:rtl/>
+          <w:cs/>
+          <w:lang w:val="ar_AE" w:bidi="ar_AE"/>
+        </w:rPr>
+      </w:r>
+      <w:r>
+        <w:rPr>
+          <w:rtl/>
+          <w:cs/>
+          <w:lang w:val="ar_AE" w:bidi="ar_AE"/>
+        </w:rPr>
+        <w:t>حجي 1: 1</w:t>
+      </w:r>
+    </w:p>
+    <w:p>
+      <w:pPr>
+        <w:pStyle w:val="ListBullet"/>
+        <w:bidi/>
+        <w:spacing w:line="240" w:lineRule="auto"/>
+        <w:ind w:left="720"/>
+      </w:pPr>
+      <w:r>
+        <w:rPr>
+          <w:rtl/>
+          <w:cs/>
+          <w:lang w:val="ar_AE" w:bidi="ar_AE"/>
+        </w:rPr>
+      </w:r>
+      <w:r>
+        <w:rPr>
+          <w:rtl/>
+          <w:cs/>
+          <w:lang w:val="ar_AE" w:bidi="ar_AE"/>
+        </w:rPr>
+        <w:t>نحميا 12: 22</w:t>
+      </w:r>
+    </w:p>
+    <w:p>
+      <w:pPr>
+        <w:pStyle w:val="ListBullet"/>
+        <w:bidi/>
+        <w:spacing w:line="240" w:lineRule="auto"/>
+        <w:ind w:left="720"/>
+      </w:pPr>
+      <w:r>
+        <w:rPr>
+          <w:rtl/>
+          <w:cs/>
+          <w:lang w:val="ar_AE" w:bidi="ar_AE"/>
+        </w:rPr>
+      </w:r>
+      <w:r>
+        <w:rPr>
+          <w:rtl/>
+          <w:cs/>
+          <w:lang w:val="ar_AE" w:bidi="ar_AE"/>
+        </w:rPr>
+        <w:t>زكريا 1: 1</w:t>
+      </w:r>
     </w:p>
     <w:p>
       <w:pPr>
@@ -1361,136 +1313,106 @@
           <w:lang w:val="ar_AE" w:bidi="ar_AE"/>
         </w:rPr>
       </w:r>
-      <w:hyperlink r:id="rId21">
-        <w:r>
-          <w:rPr>
-            <w:rtl/>
-            <w:cs/>
-            <w:lang w:val="ar_AE" w:bidi="ar_AE"/>
-          </w:rPr>
-          <w:rPr>
-            <w:color w:val="0000EE"/>
-            <w:u w:val="single"/>
-          </w:rPr>
-          <w:t>1 أخبار الأيام 12:35</w:t>
-        </w:r>
-      </w:hyperlink>
-    </w:p>
-    <w:p>
-      <w:pPr>
-        <w:pStyle w:val="ListBullet"/>
-        <w:bidi/>
-        <w:spacing w:line="240" w:lineRule="auto"/>
-        <w:ind w:left="720"/>
-      </w:pPr>
-      <w:r>
-        <w:rPr>
-          <w:rtl/>
-          <w:cs/>
-          <w:lang w:val="ar_AE" w:bidi="ar_AE"/>
-        </w:rPr>
-      </w:r>
-      <w:hyperlink r:id="rId22">
-        <w:r>
-          <w:rPr>
-            <w:rtl/>
-            <w:cs/>
-            <w:lang w:val="ar_AE" w:bidi="ar_AE"/>
-          </w:rPr>
-          <w:rPr>
-            <w:color w:val="0000EE"/>
-            <w:u w:val="single"/>
-          </w:rPr>
-          <w:t>1 ملوك 4:25</w:t>
-        </w:r>
-      </w:hyperlink>
-    </w:p>
-    <w:p>
-      <w:pPr>
-        <w:pStyle w:val="ListBullet"/>
-        <w:bidi/>
-        <w:spacing w:line="240" w:lineRule="auto"/>
-        <w:ind w:left="720"/>
-      </w:pPr>
-      <w:r>
-        <w:rPr>
-          <w:rtl/>
-          <w:cs/>
-          <w:lang w:val="ar_AE" w:bidi="ar_AE"/>
-        </w:rPr>
-      </w:r>
-      <w:hyperlink r:id="rId23">
-        <w:r>
-          <w:rPr>
-            <w:rtl/>
-            <w:cs/>
-            <w:lang w:val="ar_AE" w:bidi="ar_AE"/>
-          </w:rPr>
-          <w:rPr>
-            <w:color w:val="0000EE"/>
-            <w:u w:val="single"/>
-          </w:rPr>
-          <w:t>خروج 1:1–5</w:t>
-        </w:r>
-      </w:hyperlink>
-    </w:p>
-    <w:p>
-      <w:pPr>
-        <w:pStyle w:val="ListBullet"/>
-        <w:bidi/>
-        <w:spacing w:line="240" w:lineRule="auto"/>
-        <w:ind w:left="720"/>
-      </w:pPr>
-      <w:r>
-        <w:rPr>
-          <w:rtl/>
-          <w:cs/>
-          <w:lang w:val="ar_AE" w:bidi="ar_AE"/>
-        </w:rPr>
-      </w:r>
-      <w:hyperlink r:id="rId24">
-        <w:r>
-          <w:rPr>
-            <w:rtl/>
-            <w:cs/>
-            <w:lang w:val="ar_AE" w:bidi="ar_AE"/>
-          </w:rPr>
-          <w:rPr>
-            <w:color w:val="0000EE"/>
-            <w:u w:val="single"/>
-          </w:rPr>
-          <w:t>تكوين 14:14</w:t>
-        </w:r>
-      </w:hyperlink>
-    </w:p>
-    <w:p>
-      <w:pPr>
-        <w:pStyle w:val="ListBullet"/>
-        <w:bidi/>
-        <w:spacing w:line="240" w:lineRule="auto"/>
-        <w:ind w:left="720"/>
-      </w:pPr>
-      <w:r>
-        <w:rPr>
-          <w:rtl/>
-          <w:cs/>
-          <w:lang w:val="ar_AE" w:bidi="ar_AE"/>
-        </w:rPr>
-      </w:r>
-      <w:hyperlink r:id="rId25">
-        <w:r>
-          <w:rPr>
-            <w:rtl/>
-            <w:cs/>
-            <w:lang w:val="ar_AE" w:bidi="ar_AE"/>
-          </w:rPr>
-          <w:rPr>
-            <w:color w:val="0000EE"/>
-            <w:u w:val="single"/>
-          </w:rPr>
-          <w:t>تكوين 30:6</w:t>
-        </w:r>
-      </w:hyperlink>
+      <w:r>
+        <w:rPr>
+          <w:rtl/>
+          <w:cs/>
+          <w:lang w:val="ar_AE" w:bidi="ar_AE"/>
+        </w:rPr>
+        <w:t>1 أخبار الأيام 12:35</w:t>
+      </w:r>
+    </w:p>
+    <w:p>
+      <w:pPr>
+        <w:pStyle w:val="ListBullet"/>
+        <w:bidi/>
+        <w:spacing w:line="240" w:lineRule="auto"/>
+        <w:ind w:left="720"/>
+      </w:pPr>
+      <w:r>
+        <w:rPr>
+          <w:rtl/>
+          <w:cs/>
+          <w:lang w:val="ar_AE" w:bidi="ar_AE"/>
+        </w:rPr>
+      </w:r>
+      <w:r>
+        <w:rPr>
+          <w:rtl/>
+          <w:cs/>
+          <w:lang w:val="ar_AE" w:bidi="ar_AE"/>
+        </w:rPr>
+        <w:t>1 ملوك 4:25</w:t>
+      </w:r>
+    </w:p>
+    <w:p>
+      <w:pPr>
+        <w:pStyle w:val="ListBullet"/>
+        <w:bidi/>
+        <w:spacing w:line="240" w:lineRule="auto"/>
+        <w:ind w:left="720"/>
+      </w:pPr>
+      <w:r>
+        <w:rPr>
+          <w:rtl/>
+          <w:cs/>
+          <w:lang w:val="ar_AE" w:bidi="ar_AE"/>
+        </w:rPr>
+      </w:r>
+      <w:r>
+        <w:rPr>
+          <w:rtl/>
+          <w:cs/>
+          <w:lang w:val="ar_AE" w:bidi="ar_AE"/>
+        </w:rPr>
+        <w:t>خروج 1:1–5</w:t>
+      </w:r>
+    </w:p>
+    <w:p>
+      <w:pPr>
+        <w:pStyle w:val="ListBullet"/>
+        <w:bidi/>
+        <w:spacing w:line="240" w:lineRule="auto"/>
+        <w:ind w:left="720"/>
+      </w:pPr>
+      <w:r>
+        <w:rPr>
+          <w:rtl/>
+          <w:cs/>
+          <w:lang w:val="ar_AE" w:bidi="ar_AE"/>
+        </w:rPr>
+      </w:r>
+      <w:r>
+        <w:rPr>
+          <w:rtl/>
+          <w:cs/>
+          <w:lang w:val="ar_AE" w:bidi="ar_AE"/>
+        </w:rPr>
+        <w:t>تكوين 14:14</w:t>
+      </w:r>
+    </w:p>
+    <w:p>
+      <w:pPr>
+        <w:pStyle w:val="ListBullet"/>
+        <w:bidi/>
+        <w:spacing w:line="240" w:lineRule="auto"/>
+        <w:ind w:left="720"/>
+      </w:pPr>
+      <w:r>
+        <w:rPr>
+          <w:rtl/>
+          <w:cs/>
+          <w:lang w:val="ar_AE" w:bidi="ar_AE"/>
+        </w:rPr>
+      </w:r>
+      <w:r>
+        <w:rPr>
+          <w:rtl/>
+          <w:cs/>
+          <w:lang w:val="ar_AE" w:bidi="ar_AE"/>
+        </w:rPr>
+        <w:t>تكوين 30:6</w:t>
+      </w:r>
     </w:p>
     <w:p>
       <w:pPr>
@@ -1848,136 +1770,106 @@
           <w:lang w:val="ar_AE" w:bidi="ar_AE"/>
         </w:rPr>
       </w:r>
-      <w:hyperlink r:id="rId26">
-        <w:r>
-          <w:rPr>
-            <w:rtl/>
-            <w:cs/>
-            <w:lang w:val="ar_AE" w:bidi="ar_AE"/>
-          </w:rPr>
-          <w:rPr>
-            <w:color w:val="0000EE"/>
-            <w:u w:val="single"/>
-          </w:rPr>
-          <w:t>دانيال 1:6–7</w:t>
-        </w:r>
-      </w:hyperlink>
-    </w:p>
-    <w:p>
-      <w:pPr>
-        <w:pStyle w:val="ListBullet"/>
-        <w:bidi/>
-        <w:spacing w:line="240" w:lineRule="auto"/>
-        <w:ind w:left="720"/>
-      </w:pPr>
-      <w:r>
-        <w:rPr>
-          <w:rtl/>
-          <w:cs/>
-          <w:lang w:val="ar_AE" w:bidi="ar_AE"/>
-        </w:rPr>
-      </w:r>
-      <w:hyperlink r:id="rId27">
-        <w:r>
-          <w:rPr>
-            <w:rtl/>
-            <w:cs/>
-            <w:lang w:val="ar_AE" w:bidi="ar_AE"/>
-          </w:rPr>
-          <w:rPr>
-            <w:color w:val="0000EE"/>
-            <w:u w:val="single"/>
-          </w:rPr>
-          <w:t>دانيال 5:29</w:t>
-        </w:r>
-      </w:hyperlink>
-    </w:p>
-    <w:p>
-      <w:pPr>
-        <w:pStyle w:val="ListBullet"/>
-        <w:bidi/>
-        <w:spacing w:line="240" w:lineRule="auto"/>
-        <w:ind w:left="720"/>
-      </w:pPr>
-      <w:r>
-        <w:rPr>
-          <w:rtl/>
-          <w:cs/>
-          <w:lang w:val="ar_AE" w:bidi="ar_AE"/>
-        </w:rPr>
-      </w:r>
-      <w:hyperlink r:id="rId28">
-        <w:r>
-          <w:rPr>
-            <w:rtl/>
-            <w:cs/>
-            <w:lang w:val="ar_AE" w:bidi="ar_AE"/>
-          </w:rPr>
-          <w:rPr>
-            <w:color w:val="0000EE"/>
-            <w:u w:val="single"/>
-          </w:rPr>
-          <w:t>دانيال 7:28</w:t>
-        </w:r>
-      </w:hyperlink>
-    </w:p>
-    <w:p>
-      <w:pPr>
-        <w:pStyle w:val="ListBullet"/>
-        <w:bidi/>
-        <w:spacing w:line="240" w:lineRule="auto"/>
-        <w:ind w:left="720"/>
-      </w:pPr>
-      <w:r>
-        <w:rPr>
-          <w:rtl/>
-          <w:cs/>
-          <w:lang w:val="ar_AE" w:bidi="ar_AE"/>
-        </w:rPr>
-      </w:r>
-      <w:hyperlink r:id="rId29">
-        <w:r>
-          <w:rPr>
-            <w:rtl/>
-            <w:cs/>
-            <w:lang w:val="ar_AE" w:bidi="ar_AE"/>
-          </w:rPr>
-          <w:rPr>
-            <w:color w:val="0000EE"/>
-            <w:u w:val="single"/>
-          </w:rPr>
-          <w:t>حزقيال 14:12–14</w:t>
-        </w:r>
-      </w:hyperlink>
-    </w:p>
-    <w:p>
-      <w:pPr>
-        <w:pStyle w:val="ListBullet"/>
-        <w:bidi/>
-        <w:spacing w:line="240" w:lineRule="auto"/>
-        <w:ind w:left="720"/>
-      </w:pPr>
-      <w:r>
-        <w:rPr>
-          <w:rtl/>
-          <w:cs/>
-          <w:lang w:val="ar_AE" w:bidi="ar_AE"/>
-        </w:rPr>
-      </w:r>
-      <w:hyperlink r:id="rId30">
-        <w:r>
-          <w:rPr>
-            <w:rtl/>
-            <w:cs/>
-            <w:lang w:val="ar_AE" w:bidi="ar_AE"/>
-          </w:rPr>
-          <w:rPr>
-            <w:color w:val="0000EE"/>
-            <w:u w:val="single"/>
-          </w:rPr>
-          <w:t>متى 24:15</w:t>
-        </w:r>
-      </w:hyperlink>
+      <w:r>
+        <w:rPr>
+          <w:rtl/>
+          <w:cs/>
+          <w:lang w:val="ar_AE" w:bidi="ar_AE"/>
+        </w:rPr>
+        <w:t>دانيال 1:6–7</w:t>
+      </w:r>
+    </w:p>
+    <w:p>
+      <w:pPr>
+        <w:pStyle w:val="ListBullet"/>
+        <w:bidi/>
+        <w:spacing w:line="240" w:lineRule="auto"/>
+        <w:ind w:left="720"/>
+      </w:pPr>
+      <w:r>
+        <w:rPr>
+          <w:rtl/>
+          <w:cs/>
+          <w:lang w:val="ar_AE" w:bidi="ar_AE"/>
+        </w:rPr>
+      </w:r>
+      <w:r>
+        <w:rPr>
+          <w:rtl/>
+          <w:cs/>
+          <w:lang w:val="ar_AE" w:bidi="ar_AE"/>
+        </w:rPr>
+        <w:t>دانيال 5:29</w:t>
+      </w:r>
+    </w:p>
+    <w:p>
+      <w:pPr>
+        <w:pStyle w:val="ListBullet"/>
+        <w:bidi/>
+        <w:spacing w:line="240" w:lineRule="auto"/>
+        <w:ind w:left="720"/>
+      </w:pPr>
+      <w:r>
+        <w:rPr>
+          <w:rtl/>
+          <w:cs/>
+          <w:lang w:val="ar_AE" w:bidi="ar_AE"/>
+        </w:rPr>
+      </w:r>
+      <w:r>
+        <w:rPr>
+          <w:rtl/>
+          <w:cs/>
+          <w:lang w:val="ar_AE" w:bidi="ar_AE"/>
+        </w:rPr>
+        <w:t>دانيال 7:28</w:t>
+      </w:r>
+    </w:p>
+    <w:p>
+      <w:pPr>
+        <w:pStyle w:val="ListBullet"/>
+        <w:bidi/>
+        <w:spacing w:line="240" w:lineRule="auto"/>
+        <w:ind w:left="720"/>
+      </w:pPr>
+      <w:r>
+        <w:rPr>
+          <w:rtl/>
+          <w:cs/>
+          <w:lang w:val="ar_AE" w:bidi="ar_AE"/>
+        </w:rPr>
+      </w:r>
+      <w:r>
+        <w:rPr>
+          <w:rtl/>
+          <w:cs/>
+          <w:lang w:val="ar_AE" w:bidi="ar_AE"/>
+        </w:rPr>
+        <w:t>حزقيال 14:12–14</w:t>
+      </w:r>
+    </w:p>
+    <w:p>
+      <w:pPr>
+        <w:pStyle w:val="ListBullet"/>
+        <w:bidi/>
+        <w:spacing w:line="240" w:lineRule="auto"/>
+        <w:ind w:left="720"/>
+      </w:pPr>
+      <w:r>
+        <w:rPr>
+          <w:rtl/>
+          <w:cs/>
+          <w:lang w:val="ar_AE" w:bidi="ar_AE"/>
+        </w:rPr>
+      </w:r>
+      <w:r>
+        <w:rPr>
+          <w:rtl/>
+          <w:cs/>
+          <w:lang w:val="ar_AE" w:bidi="ar_AE"/>
+        </w:rPr>
+        <w:t>متى 24:15</w:t>
+      </w:r>
     </w:p>
     <w:p>
       <w:pPr>
@@ -2328,223 +2220,175 @@
           <w:lang w:val="ar_AE" w:bidi="ar_AE"/>
         </w:rPr>
       </w:r>
-      <w:hyperlink r:id="rId31">
-        <w:r>
-          <w:rPr>
-            <w:rtl/>
-            <w:cs/>
-            <w:lang w:val="ar_AE" w:bidi="ar_AE"/>
-          </w:rPr>
-          <w:rPr>
-            <w:color w:val="0000EE"/>
-            <w:u w:val="single"/>
-          </w:rPr>
-          <w:t>صموئيل الأول17 :12–13</w:t>
-        </w:r>
-      </w:hyperlink>
-    </w:p>
-    <w:p>
-      <w:pPr>
-        <w:pStyle w:val="ListBullet"/>
-        <w:bidi/>
-        <w:spacing w:line="240" w:lineRule="auto"/>
-        <w:ind w:left="720"/>
-      </w:pPr>
-      <w:r>
-        <w:rPr>
-          <w:rtl/>
-          <w:cs/>
-          <w:lang w:val="ar_AE" w:bidi="ar_AE"/>
-        </w:rPr>
-      </w:r>
-      <w:hyperlink r:id="rId32">
-        <w:r>
-          <w:rPr>
-            <w:rtl/>
-            <w:cs/>
-            <w:lang w:val="ar_AE" w:bidi="ar_AE"/>
-          </w:rPr>
-          <w:rPr>
-            <w:color w:val="0000EE"/>
-            <w:u w:val="single"/>
-          </w:rPr>
-          <w:t>صموئيل الأول20 :34</w:t>
-        </w:r>
-      </w:hyperlink>
-    </w:p>
-    <w:p>
-      <w:pPr>
-        <w:pStyle w:val="ListBullet"/>
-        <w:bidi/>
-        <w:spacing w:line="240" w:lineRule="auto"/>
-        <w:ind w:left="720"/>
-      </w:pPr>
-      <w:r>
-        <w:rPr>
-          <w:rtl/>
-          <w:cs/>
-          <w:lang w:val="ar_AE" w:bidi="ar_AE"/>
-        </w:rPr>
-      </w:r>
-      <w:hyperlink r:id="rId33">
-        <w:r>
-          <w:rPr>
-            <w:rtl/>
-            <w:cs/>
-            <w:lang w:val="ar_AE" w:bidi="ar_AE"/>
-          </w:rPr>
-          <w:rPr>
-            <w:color w:val="0000EE"/>
-            <w:u w:val="single"/>
-          </w:rPr>
-          <w:t>صموئيل الثاني5 :2</w:t>
-        </w:r>
-      </w:hyperlink>
-    </w:p>
-    <w:p>
-      <w:pPr>
-        <w:pStyle w:val="ListBullet"/>
-        <w:bidi/>
-        <w:spacing w:line="240" w:lineRule="auto"/>
-        <w:ind w:left="720"/>
-      </w:pPr>
-      <w:r>
-        <w:rPr>
-          <w:rtl/>
-          <w:cs/>
-          <w:lang w:val="ar_AE" w:bidi="ar_AE"/>
-        </w:rPr>
-      </w:r>
-      <w:hyperlink r:id="rId34">
-        <w:r>
-          <w:rPr>
-            <w:rtl/>
-            <w:cs/>
-            <w:lang w:val="ar_AE" w:bidi="ar_AE"/>
-          </w:rPr>
-          <w:rPr>
-            <w:color w:val="0000EE"/>
-            <w:u w:val="single"/>
-          </w:rPr>
-          <w:t>تيموثاوس الثانية2 :8</w:t>
-        </w:r>
-      </w:hyperlink>
-    </w:p>
-    <w:p>
-      <w:pPr>
-        <w:pStyle w:val="ListBullet"/>
-        <w:bidi/>
-        <w:spacing w:line="240" w:lineRule="auto"/>
-        <w:ind w:left="720"/>
-      </w:pPr>
-      <w:r>
-        <w:rPr>
-          <w:rtl/>
-          <w:cs/>
-          <w:lang w:val="ar_AE" w:bidi="ar_AE"/>
-        </w:rPr>
-      </w:r>
-      <w:hyperlink r:id="rId35">
-        <w:r>
-          <w:rPr>
-            <w:rtl/>
-            <w:cs/>
-            <w:lang w:val="ar_AE" w:bidi="ar_AE"/>
-          </w:rPr>
-          <w:rPr>
-            <w:color w:val="0000EE"/>
-            <w:u w:val="single"/>
-          </w:rPr>
-          <w:t>أعمال الرسل2 :25</w:t>
-        </w:r>
-      </w:hyperlink>
-    </w:p>
-    <w:p>
-      <w:pPr>
-        <w:pStyle w:val="ListBullet"/>
-        <w:bidi/>
-        <w:spacing w:line="240" w:lineRule="auto"/>
-        <w:ind w:left="720"/>
-      </w:pPr>
-      <w:r>
-        <w:rPr>
-          <w:rtl/>
-          <w:cs/>
-          <w:lang w:val="ar_AE" w:bidi="ar_AE"/>
-        </w:rPr>
-      </w:r>
-      <w:hyperlink r:id="rId36">
-        <w:r>
-          <w:rPr>
-            <w:rtl/>
-            <w:cs/>
-            <w:lang w:val="ar_AE" w:bidi="ar_AE"/>
-          </w:rPr>
-          <w:rPr>
-            <w:color w:val="0000EE"/>
-            <w:u w:val="single"/>
-          </w:rPr>
-          <w:t>أعمال الرسل13 :22</w:t>
-        </w:r>
-      </w:hyperlink>
-    </w:p>
-    <w:p>
-      <w:pPr>
-        <w:pStyle w:val="ListBullet"/>
-        <w:bidi/>
-        <w:spacing w:line="240" w:lineRule="auto"/>
-        <w:ind w:left="720"/>
-      </w:pPr>
-      <w:r>
-        <w:rPr>
-          <w:rtl/>
-          <w:cs/>
-          <w:lang w:val="ar_AE" w:bidi="ar_AE"/>
-        </w:rPr>
-      </w:r>
-      <w:hyperlink r:id="rId37">
-        <w:r>
-          <w:rPr>
-            <w:rtl/>
-            <w:cs/>
-            <w:lang w:val="ar_AE" w:bidi="ar_AE"/>
-          </w:rPr>
-          <w:rPr>
-            <w:color w:val="0000EE"/>
-            <w:u w:val="single"/>
-          </w:rPr>
-          <w:t>لوقا1 :32</w:t>
-        </w:r>
-      </w:hyperlink>
-    </w:p>
-    <w:p>
-      <w:pPr>
-        <w:pStyle w:val="ListBullet"/>
-        <w:bidi/>
-        <w:spacing w:line="240" w:lineRule="auto"/>
-        <w:ind w:left="720"/>
-      </w:pPr>
-      <w:r>
-        <w:rPr>
-          <w:rtl/>
-          <w:cs/>
-          <w:lang w:val="ar_AE" w:bidi="ar_AE"/>
-        </w:rPr>
-      </w:r>
-      <w:hyperlink r:id="rId38">
-        <w:r>
-          <w:rPr>
-            <w:rtl/>
-            <w:cs/>
-            <w:lang w:val="ar_AE" w:bidi="ar_AE"/>
-          </w:rPr>
-          <w:rPr>
-            <w:color w:val="0000EE"/>
-            <w:u w:val="single"/>
-          </w:rPr>
-          <w:t>مرقس2 :26</w:t>
-        </w:r>
-      </w:hyperlink>
+      <w:r>
+        <w:rPr>
+          <w:rtl/>
+          <w:cs/>
+          <w:lang w:val="ar_AE" w:bidi="ar_AE"/>
+        </w:rPr>
+        <w:t>صموئيل الأول17 :12–13</w:t>
+      </w:r>
+    </w:p>
+    <w:p>
+      <w:pPr>
+        <w:pStyle w:val="ListBullet"/>
+        <w:bidi/>
+        <w:spacing w:line="240" w:lineRule="auto"/>
+        <w:ind w:left="720"/>
+      </w:pPr>
+      <w:r>
+        <w:rPr>
+          <w:rtl/>
+          <w:cs/>
+          <w:lang w:val="ar_AE" w:bidi="ar_AE"/>
+        </w:rPr>
+      </w:r>
+      <w:r>
+        <w:rPr>
+          <w:rtl/>
+          <w:cs/>
+          <w:lang w:val="ar_AE" w:bidi="ar_AE"/>
+        </w:rPr>
+        <w:t>صموئيل الأول20 :34</w:t>
+      </w:r>
+    </w:p>
+    <w:p>
+      <w:pPr>
+        <w:pStyle w:val="ListBullet"/>
+        <w:bidi/>
+        <w:spacing w:line="240" w:lineRule="auto"/>
+        <w:ind w:left="720"/>
+      </w:pPr>
+      <w:r>
+        <w:rPr>
+          <w:rtl/>
+          <w:cs/>
+          <w:lang w:val="ar_AE" w:bidi="ar_AE"/>
+        </w:rPr>
+      </w:r>
+      <w:r>
+        <w:rPr>
+          <w:rtl/>
+          <w:cs/>
+          <w:lang w:val="ar_AE" w:bidi="ar_AE"/>
+        </w:rPr>
+        <w:t>صموئيل الثاني5 :2</w:t>
+      </w:r>
+    </w:p>
+    <w:p>
+      <w:pPr>
+        <w:pStyle w:val="ListBullet"/>
+        <w:bidi/>
+        <w:spacing w:line="240" w:lineRule="auto"/>
+        <w:ind w:left="720"/>
+      </w:pPr>
+      <w:r>
+        <w:rPr>
+          <w:rtl/>
+          <w:cs/>
+          <w:lang w:val="ar_AE" w:bidi="ar_AE"/>
+        </w:rPr>
+      </w:r>
+      <w:r>
+        <w:rPr>
+          <w:rtl/>
+          <w:cs/>
+          <w:lang w:val="ar_AE" w:bidi="ar_AE"/>
+        </w:rPr>
+        <w:t>تيموثاوس الثانية2 :8</w:t>
+      </w:r>
+    </w:p>
+    <w:p>
+      <w:pPr>
+        <w:pStyle w:val="ListBullet"/>
+        <w:bidi/>
+        <w:spacing w:line="240" w:lineRule="auto"/>
+        <w:ind w:left="720"/>
+      </w:pPr>
+      <w:r>
+        <w:rPr>
+          <w:rtl/>
+          <w:cs/>
+          <w:lang w:val="ar_AE" w:bidi="ar_AE"/>
+        </w:rPr>
+      </w:r>
+      <w:r>
+        <w:rPr>
+          <w:rtl/>
+          <w:cs/>
+          <w:lang w:val="ar_AE" w:bidi="ar_AE"/>
+        </w:rPr>
+        <w:t>أعمال الرسل2 :25</w:t>
+      </w:r>
+    </w:p>
+    <w:p>
+      <w:pPr>
+        <w:pStyle w:val="ListBullet"/>
+        <w:bidi/>
+        <w:spacing w:line="240" w:lineRule="auto"/>
+        <w:ind w:left="720"/>
+      </w:pPr>
+      <w:r>
+        <w:rPr>
+          <w:rtl/>
+          <w:cs/>
+          <w:lang w:val="ar_AE" w:bidi="ar_AE"/>
+        </w:rPr>
+      </w:r>
+      <w:r>
+        <w:rPr>
+          <w:rtl/>
+          <w:cs/>
+          <w:lang w:val="ar_AE" w:bidi="ar_AE"/>
+        </w:rPr>
+        <w:t>أعمال الرسل13 :22</w:t>
+      </w:r>
+    </w:p>
+    <w:p>
+      <w:pPr>
+        <w:pStyle w:val="ListBullet"/>
+        <w:bidi/>
+        <w:spacing w:line="240" w:lineRule="auto"/>
+        <w:ind w:left="720"/>
+      </w:pPr>
+      <w:r>
+        <w:rPr>
+          <w:rtl/>
+          <w:cs/>
+          <w:lang w:val="ar_AE" w:bidi="ar_AE"/>
+        </w:rPr>
+      </w:r>
+      <w:r>
+        <w:rPr>
+          <w:rtl/>
+          <w:cs/>
+          <w:lang w:val="ar_AE" w:bidi="ar_AE"/>
+        </w:rPr>
+        <w:t>لوقا1 :32</w:t>
+      </w:r>
+    </w:p>
+    <w:p>
+      <w:pPr>
+        <w:pStyle w:val="ListBullet"/>
+        <w:bidi/>
+        <w:spacing w:line="240" w:lineRule="auto"/>
+        <w:ind w:left="720"/>
+      </w:pPr>
+      <w:r>
+        <w:rPr>
+          <w:rtl/>
+          <w:cs/>
+          <w:lang w:val="ar_AE" w:bidi="ar_AE"/>
+        </w:rPr>
+      </w:r>
+      <w:r>
+        <w:rPr>
+          <w:rtl/>
+          <w:cs/>
+          <w:lang w:val="ar_AE" w:bidi="ar_AE"/>
+        </w:rPr>
+        <w:t>مرقس2 :26</w:t>
+      </w:r>
     </w:p>
     <w:p>
       <w:pPr>
@@ -3610,194 +3454,152 @@
           <w:lang w:val="ar_AE" w:bidi="ar_AE"/>
         </w:rPr>
       </w:r>
-      <w:hyperlink r:id="rId39">
-        <w:r>
-          <w:rPr>
-            <w:rtl/>
-            <w:cs/>
-            <w:lang w:val="ar_AE" w:bidi="ar_AE"/>
-          </w:rPr>
-          <w:rPr>
-            <w:color w:val="0000EE"/>
-            <w:u w:val="single"/>
-          </w:rPr>
-          <w:t>أخبار الأيام الثاني 3:1–3</w:t>
-        </w:r>
-      </w:hyperlink>
-    </w:p>
-    <w:p>
-      <w:pPr>
-        <w:pStyle w:val="ListBullet"/>
-        <w:bidi/>
-        <w:spacing w:line="240" w:lineRule="auto"/>
-        <w:ind w:left="720"/>
-      </w:pPr>
-      <w:r>
-        <w:rPr>
-          <w:rtl/>
-          <w:cs/>
-          <w:lang w:val="ar_AE" w:bidi="ar_AE"/>
-        </w:rPr>
-      </w:r>
-      <w:hyperlink r:id="rId40">
-        <w:r>
-          <w:rPr>
-            <w:rtl/>
-            <w:cs/>
-            <w:lang w:val="ar_AE" w:bidi="ar_AE"/>
-          </w:rPr>
-          <w:rPr>
-            <w:color w:val="0000EE"/>
-            <w:u w:val="single"/>
-          </w:rPr>
-          <w:t>ملوك الثاني 13:7</w:t>
-        </w:r>
-      </w:hyperlink>
-    </w:p>
-    <w:p>
-      <w:pPr>
-        <w:pStyle w:val="ListBullet"/>
-        <w:bidi/>
-        <w:spacing w:line="240" w:lineRule="auto"/>
-        <w:ind w:left="720"/>
-      </w:pPr>
-      <w:r>
-        <w:rPr>
-          <w:rtl/>
-          <w:cs/>
-          <w:lang w:val="ar_AE" w:bidi="ar_AE"/>
-        </w:rPr>
-      </w:r>
-      <w:hyperlink r:id="rId41">
-        <w:r>
-          <w:rPr>
-            <w:rtl/>
-            <w:cs/>
-            <w:lang w:val="ar_AE" w:bidi="ar_AE"/>
-          </w:rPr>
-          <w:rPr>
-            <w:color w:val="0000EE"/>
-            <w:u w:val="single"/>
-          </w:rPr>
-          <w:t>صموئيل الثاني 24:16</w:t>
-        </w:r>
-      </w:hyperlink>
-    </w:p>
-    <w:p>
-      <w:pPr>
-        <w:pStyle w:val="ListBullet"/>
-        <w:bidi/>
-        <w:spacing w:line="240" w:lineRule="auto"/>
-        <w:ind w:left="720"/>
-      </w:pPr>
-      <w:r>
-        <w:rPr>
-          <w:rtl/>
-          <w:cs/>
-          <w:lang w:val="ar_AE" w:bidi="ar_AE"/>
-        </w:rPr>
-      </w:r>
-      <w:hyperlink r:id="rId42">
-        <w:r>
-          <w:rPr>
-            <w:rtl/>
-            <w:cs/>
-            <w:lang w:val="ar_AE" w:bidi="ar_AE"/>
-          </w:rPr>
-          <w:rPr>
-            <w:color w:val="0000EE"/>
-            <w:u w:val="single"/>
-          </w:rPr>
-          <w:t>دانيال 2:35</w:t>
-        </w:r>
-      </w:hyperlink>
-    </w:p>
-    <w:p>
-      <w:pPr>
-        <w:pStyle w:val="ListBullet"/>
-        <w:bidi/>
-        <w:spacing w:line="240" w:lineRule="auto"/>
-        <w:ind w:left="720"/>
-      </w:pPr>
-      <w:r>
-        <w:rPr>
-          <w:rtl/>
-          <w:cs/>
-          <w:lang w:val="ar_AE" w:bidi="ar_AE"/>
-        </w:rPr>
-      </w:r>
-      <w:hyperlink r:id="rId43">
-        <w:r>
-          <w:rPr>
-            <w:rtl/>
-            <w:cs/>
-            <w:lang w:val="ar_AE" w:bidi="ar_AE"/>
-          </w:rPr>
-          <w:rPr>
-            <w:color w:val="0000EE"/>
-            <w:u w:val="single"/>
-          </w:rPr>
-          <w:t>لوقا 3:17</w:t>
-        </w:r>
-      </w:hyperlink>
-    </w:p>
-    <w:p>
-      <w:pPr>
-        <w:pStyle w:val="ListBullet"/>
-        <w:bidi/>
-        <w:spacing w:line="240" w:lineRule="auto"/>
-        <w:ind w:left="720"/>
-      </w:pPr>
-      <w:r>
-        <w:rPr>
-          <w:rtl/>
-          <w:cs/>
-          <w:lang w:val="ar_AE" w:bidi="ar_AE"/>
-        </w:rPr>
-      </w:r>
-      <w:hyperlink r:id="rId44">
-        <w:r>
-          <w:rPr>
-            <w:rtl/>
-            <w:cs/>
-            <w:lang w:val="ar_AE" w:bidi="ar_AE"/>
-          </w:rPr>
-          <w:rPr>
-            <w:color w:val="0000EE"/>
-            <w:u w:val="single"/>
-          </w:rPr>
-          <w:t>متى 3:12</w:t>
-        </w:r>
-      </w:hyperlink>
-    </w:p>
-    <w:p>
-      <w:pPr>
-        <w:pStyle w:val="ListBullet"/>
-        <w:bidi/>
-        <w:spacing w:line="240" w:lineRule="auto"/>
-        <w:ind w:left="720"/>
-      </w:pPr>
-      <w:r>
-        <w:rPr>
-          <w:rtl/>
-          <w:cs/>
-          <w:lang w:val="ar_AE" w:bidi="ar_AE"/>
-        </w:rPr>
-      </w:r>
-      <w:hyperlink r:id="rId45">
-        <w:r>
-          <w:rPr>
-            <w:rtl/>
-            <w:cs/>
-            <w:lang w:val="ar_AE" w:bidi="ar_AE"/>
-          </w:rPr>
-          <w:rPr>
-            <w:color w:val="0000EE"/>
-            <w:u w:val="single"/>
-          </w:rPr>
-          <w:t>راعوث 3:1–2</w:t>
-        </w:r>
-      </w:hyperlink>
+      <w:r>
+        <w:rPr>
+          <w:rtl/>
+          <w:cs/>
+          <w:lang w:val="ar_AE" w:bidi="ar_AE"/>
+        </w:rPr>
+        <w:t>أخبار الأيام الثاني 3:1–3</w:t>
+      </w:r>
+    </w:p>
+    <w:p>
+      <w:pPr>
+        <w:pStyle w:val="ListBullet"/>
+        <w:bidi/>
+        <w:spacing w:line="240" w:lineRule="auto"/>
+        <w:ind w:left="720"/>
+      </w:pPr>
+      <w:r>
+        <w:rPr>
+          <w:rtl/>
+          <w:cs/>
+          <w:lang w:val="ar_AE" w:bidi="ar_AE"/>
+        </w:rPr>
+      </w:r>
+      <w:r>
+        <w:rPr>
+          <w:rtl/>
+          <w:cs/>
+          <w:lang w:val="ar_AE" w:bidi="ar_AE"/>
+        </w:rPr>
+        <w:t>ملوك الثاني 13:7</w:t>
+      </w:r>
+    </w:p>
+    <w:p>
+      <w:pPr>
+        <w:pStyle w:val="ListBullet"/>
+        <w:bidi/>
+        <w:spacing w:line="240" w:lineRule="auto"/>
+        <w:ind w:left="720"/>
+      </w:pPr>
+      <w:r>
+        <w:rPr>
+          <w:rtl/>
+          <w:cs/>
+          <w:lang w:val="ar_AE" w:bidi="ar_AE"/>
+        </w:rPr>
+      </w:r>
+      <w:r>
+        <w:rPr>
+          <w:rtl/>
+          <w:cs/>
+          <w:lang w:val="ar_AE" w:bidi="ar_AE"/>
+        </w:rPr>
+        <w:t>صموئيل الثاني 24:16</w:t>
+      </w:r>
+    </w:p>
+    <w:p>
+      <w:pPr>
+        <w:pStyle w:val="ListBullet"/>
+        <w:bidi/>
+        <w:spacing w:line="240" w:lineRule="auto"/>
+        <w:ind w:left="720"/>
+      </w:pPr>
+      <w:r>
+        <w:rPr>
+          <w:rtl/>
+          <w:cs/>
+          <w:lang w:val="ar_AE" w:bidi="ar_AE"/>
+        </w:rPr>
+      </w:r>
+      <w:r>
+        <w:rPr>
+          <w:rtl/>
+          <w:cs/>
+          <w:lang w:val="ar_AE" w:bidi="ar_AE"/>
+        </w:rPr>
+        <w:t>دانيال 2:35</w:t>
+      </w:r>
+    </w:p>
+    <w:p>
+      <w:pPr>
+        <w:pStyle w:val="ListBullet"/>
+        <w:bidi/>
+        <w:spacing w:line="240" w:lineRule="auto"/>
+        <w:ind w:left="720"/>
+      </w:pPr>
+      <w:r>
+        <w:rPr>
+          <w:rtl/>
+          <w:cs/>
+          <w:lang w:val="ar_AE" w:bidi="ar_AE"/>
+        </w:rPr>
+      </w:r>
+      <w:r>
+        <w:rPr>
+          <w:rtl/>
+          <w:cs/>
+          <w:lang w:val="ar_AE" w:bidi="ar_AE"/>
+        </w:rPr>
+        <w:t>لوقا 3:17</w:t>
+      </w:r>
+    </w:p>
+    <w:p>
+      <w:pPr>
+        <w:pStyle w:val="ListBullet"/>
+        <w:bidi/>
+        <w:spacing w:line="240" w:lineRule="auto"/>
+        <w:ind w:left="720"/>
+      </w:pPr>
+      <w:r>
+        <w:rPr>
+          <w:rtl/>
+          <w:cs/>
+          <w:lang w:val="ar_AE" w:bidi="ar_AE"/>
+        </w:rPr>
+      </w:r>
+      <w:r>
+        <w:rPr>
+          <w:rtl/>
+          <w:cs/>
+          <w:lang w:val="ar_AE" w:bidi="ar_AE"/>
+        </w:rPr>
+        <w:t>متى 3:12</w:t>
+      </w:r>
+    </w:p>
+    <w:p>
+      <w:pPr>
+        <w:pStyle w:val="ListBullet"/>
+        <w:bidi/>
+        <w:spacing w:line="240" w:lineRule="auto"/>
+        <w:ind w:left="720"/>
+      </w:pPr>
+      <w:r>
+        <w:rPr>
+          <w:rtl/>
+          <w:cs/>
+          <w:lang w:val="ar_AE" w:bidi="ar_AE"/>
+        </w:rPr>
+      </w:r>
+      <w:r>
+        <w:rPr>
+          <w:rtl/>
+          <w:cs/>
+          <w:lang w:val="ar_AE" w:bidi="ar_AE"/>
+        </w:rPr>
+        <w:t>راعوث 3:1–2</w:t>
+      </w:r>
     </w:p>
     <w:p>
       <w:pPr>
@@ -4153,107 +3955,83 @@
           <w:lang w:val="ar_AE" w:bidi="ar_AE"/>
         </w:rPr>
       </w:r>
-      <w:hyperlink r:id="rId46">
-        <w:r>
-          <w:rPr>
-            <w:rtl/>
-            <w:cs/>
-            <w:lang w:val="ar_AE" w:bidi="ar_AE"/>
-          </w:rPr>
-          <w:rPr>
-            <w:color w:val="0000EE"/>
-            <w:u w:val="single"/>
-          </w:rPr>
-          <w:t>1 تسالونيكي 5: 8</w:t>
-        </w:r>
-      </w:hyperlink>
-    </w:p>
-    <w:p>
-      <w:pPr>
-        <w:pStyle w:val="ListBullet"/>
-        <w:bidi/>
-        <w:spacing w:line="240" w:lineRule="auto"/>
-        <w:ind w:left="720"/>
-      </w:pPr>
-      <w:r>
-        <w:rPr>
-          <w:rtl/>
-          <w:cs/>
-          <w:lang w:val="ar_AE" w:bidi="ar_AE"/>
-        </w:rPr>
-      </w:r>
-      <w:hyperlink r:id="rId47">
-        <w:r>
-          <w:rPr>
-            <w:rtl/>
-            <w:cs/>
-            <w:lang w:val="ar_AE" w:bidi="ar_AE"/>
-          </w:rPr>
-          <w:rPr>
-            <w:color w:val="0000EE"/>
-            <w:u w:val="single"/>
-          </w:rPr>
-          <w:t>خروج 39: 14–16</w:t>
-        </w:r>
-      </w:hyperlink>
-    </w:p>
-    <w:p>
-      <w:pPr>
-        <w:pStyle w:val="ListBullet"/>
-        <w:bidi/>
-        <w:spacing w:line="240" w:lineRule="auto"/>
-        <w:ind w:left="720"/>
-      </w:pPr>
-      <w:r>
-        <w:rPr>
-          <w:rtl/>
-          <w:cs/>
-          <w:lang w:val="ar_AE" w:bidi="ar_AE"/>
-        </w:rPr>
-      </w:r>
-      <w:hyperlink r:id="rId48">
-        <w:r>
-          <w:rPr>
-            <w:rtl/>
-            <w:cs/>
-            <w:lang w:val="ar_AE" w:bidi="ar_AE"/>
-          </w:rPr>
-          <w:rPr>
-            <w:color w:val="0000EE"/>
-            <w:u w:val="single"/>
-          </w:rPr>
-          <w:t>إشعياء 59: 17</w:t>
-        </w:r>
-      </w:hyperlink>
-    </w:p>
-    <w:p>
-      <w:pPr>
-        <w:pStyle w:val="ListBullet"/>
-        <w:bidi/>
-        <w:spacing w:line="240" w:lineRule="auto"/>
-        <w:ind w:left="720"/>
-      </w:pPr>
-      <w:r>
-        <w:rPr>
-          <w:rtl/>
-          <w:cs/>
-          <w:lang w:val="ar_AE" w:bidi="ar_AE"/>
-        </w:rPr>
-      </w:r>
-      <w:hyperlink r:id="rId49">
-        <w:r>
-          <w:rPr>
-            <w:rtl/>
-            <w:cs/>
-            <w:lang w:val="ar_AE" w:bidi="ar_AE"/>
-          </w:rPr>
-          <w:rPr>
-            <w:color w:val="0000EE"/>
-            <w:u w:val="single"/>
-          </w:rPr>
-          <w:t>رؤيا 9: 7–9</w:t>
-        </w:r>
-      </w:hyperlink>
+      <w:r>
+        <w:rPr>
+          <w:rtl/>
+          <w:cs/>
+          <w:lang w:val="ar_AE" w:bidi="ar_AE"/>
+        </w:rPr>
+        <w:t>1 تسالونيكي 5: 8</w:t>
+      </w:r>
+    </w:p>
+    <w:p>
+      <w:pPr>
+        <w:pStyle w:val="ListBullet"/>
+        <w:bidi/>
+        <w:spacing w:line="240" w:lineRule="auto"/>
+        <w:ind w:left="720"/>
+      </w:pPr>
+      <w:r>
+        <w:rPr>
+          <w:rtl/>
+          <w:cs/>
+          <w:lang w:val="ar_AE" w:bidi="ar_AE"/>
+        </w:rPr>
+      </w:r>
+      <w:r>
+        <w:rPr>
+          <w:rtl/>
+          <w:cs/>
+          <w:lang w:val="ar_AE" w:bidi="ar_AE"/>
+        </w:rPr>
+        <w:t>خروج 39: 14–16</w:t>
+      </w:r>
+    </w:p>
+    <w:p>
+      <w:pPr>
+        <w:pStyle w:val="ListBullet"/>
+        <w:bidi/>
+        <w:spacing w:line="240" w:lineRule="auto"/>
+        <w:ind w:left="720"/>
+      </w:pPr>
+      <w:r>
+        <w:rPr>
+          <w:rtl/>
+          <w:cs/>
+          <w:lang w:val="ar_AE" w:bidi="ar_AE"/>
+        </w:rPr>
+      </w:r>
+      <w:r>
+        <w:rPr>
+          <w:rtl/>
+          <w:cs/>
+          <w:lang w:val="ar_AE" w:bidi="ar_AE"/>
+        </w:rPr>
+        <w:t>إشعياء 59: 17</w:t>
+      </w:r>
+    </w:p>
+    <w:p>
+      <w:pPr>
+        <w:pStyle w:val="ListBullet"/>
+        <w:bidi/>
+        <w:spacing w:line="240" w:lineRule="auto"/>
+        <w:ind w:left="720"/>
+      </w:pPr>
+      <w:r>
+        <w:rPr>
+          <w:rtl/>
+          <w:cs/>
+          <w:lang w:val="ar_AE" w:bidi="ar_AE"/>
+        </w:rPr>
+      </w:r>
+      <w:r>
+        <w:rPr>
+          <w:rtl/>
+          <w:cs/>
+          <w:lang w:val="ar_AE" w:bidi="ar_AE"/>
+        </w:rPr>
+        <w:t>رؤيا 9: 7–9</w:t>
+      </w:r>
     </w:p>
     <w:p>
       <w:pPr>
@@ -4584,107 +4362,83 @@
           <w:lang w:val="ar_AE" w:bidi="ar_AE"/>
         </w:rPr>
       </w:r>
-      <w:hyperlink r:id="rId50">
-        <w:r>
-          <w:rPr>
-            <w:rtl/>
-            <w:cs/>
-            <w:lang w:val="ar_AE" w:bidi="ar_AE"/>
-          </w:rPr>
-          <w:rPr>
-            <w:color w:val="0000EE"/>
-            <w:u w:val="single"/>
-          </w:rPr>
-          <w:t>1 أخبار الأيام 23: 27–29</w:t>
-        </w:r>
-      </w:hyperlink>
-    </w:p>
-    <w:p>
-      <w:pPr>
-        <w:pStyle w:val="ListBullet"/>
-        <w:bidi/>
-        <w:spacing w:line="240" w:lineRule="auto"/>
-        <w:ind w:left="720"/>
-      </w:pPr>
-      <w:r>
-        <w:rPr>
-          <w:rtl/>
-          <w:cs/>
-          <w:lang w:val="ar_AE" w:bidi="ar_AE"/>
-        </w:rPr>
-      </w:r>
-      <w:hyperlink r:id="rId51">
-        <w:r>
-          <w:rPr>
-            <w:rtl/>
-            <w:cs/>
-            <w:lang w:val="ar_AE" w:bidi="ar_AE"/>
-          </w:rPr>
-          <w:rPr>
-            <w:color w:val="0000EE"/>
-            <w:u w:val="single"/>
-          </w:rPr>
-          <w:t>خروج 29: 41–42</w:t>
-        </w:r>
-      </w:hyperlink>
-    </w:p>
-    <w:p>
-      <w:pPr>
-        <w:pStyle w:val="ListBullet"/>
-        <w:bidi/>
-        <w:spacing w:line="240" w:lineRule="auto"/>
-        <w:ind w:left="720"/>
-      </w:pPr>
-      <w:r>
-        <w:rPr>
-          <w:rtl/>
-          <w:cs/>
-          <w:lang w:val="ar_AE" w:bidi="ar_AE"/>
-        </w:rPr>
-      </w:r>
-      <w:hyperlink r:id="rId52">
-        <w:r>
-          <w:rPr>
-            <w:rtl/>
-            <w:cs/>
-            <w:lang w:val="ar_AE" w:bidi="ar_AE"/>
-          </w:rPr>
-          <w:rPr>
-            <w:color w:val="0000EE"/>
-            <w:u w:val="single"/>
-          </w:rPr>
-          <w:t>قضاة 13: 19</w:t>
-        </w:r>
-      </w:hyperlink>
-    </w:p>
-    <w:p>
-      <w:pPr>
-        <w:pStyle w:val="ListBullet"/>
-        <w:bidi/>
-        <w:spacing w:line="240" w:lineRule="auto"/>
-        <w:ind w:left="720"/>
-      </w:pPr>
-      <w:r>
-        <w:rPr>
-          <w:rtl/>
-          <w:cs/>
-          <w:lang w:val="ar_AE" w:bidi="ar_AE"/>
-        </w:rPr>
-      </w:r>
-      <w:hyperlink r:id="rId53">
-        <w:r>
-          <w:rPr>
-            <w:rtl/>
-            <w:cs/>
-            <w:lang w:val="ar_AE" w:bidi="ar_AE"/>
-          </w:rPr>
-          <w:rPr>
-            <w:color w:val="0000EE"/>
-            <w:u w:val="single"/>
-          </w:rPr>
-          <w:t>لاويين 2: 2</w:t>
-        </w:r>
-      </w:hyperlink>
+      <w:r>
+        <w:rPr>
+          <w:rtl/>
+          <w:cs/>
+          <w:lang w:val="ar_AE" w:bidi="ar_AE"/>
+        </w:rPr>
+        <w:t>1 أخبار الأيام 23: 27–29</w:t>
+      </w:r>
+    </w:p>
+    <w:p>
+      <w:pPr>
+        <w:pStyle w:val="ListBullet"/>
+        <w:bidi/>
+        <w:spacing w:line="240" w:lineRule="auto"/>
+        <w:ind w:left="720"/>
+      </w:pPr>
+      <w:r>
+        <w:rPr>
+          <w:rtl/>
+          <w:cs/>
+          <w:lang w:val="ar_AE" w:bidi="ar_AE"/>
+        </w:rPr>
+      </w:r>
+      <w:r>
+        <w:rPr>
+          <w:rtl/>
+          <w:cs/>
+          <w:lang w:val="ar_AE" w:bidi="ar_AE"/>
+        </w:rPr>
+        <w:t>خروج 29: 41–42</w:t>
+      </w:r>
+    </w:p>
+    <w:p>
+      <w:pPr>
+        <w:pStyle w:val="ListBullet"/>
+        <w:bidi/>
+        <w:spacing w:line="240" w:lineRule="auto"/>
+        <w:ind w:left="720"/>
+      </w:pPr>
+      <w:r>
+        <w:rPr>
+          <w:rtl/>
+          <w:cs/>
+          <w:lang w:val="ar_AE" w:bidi="ar_AE"/>
+        </w:rPr>
+      </w:r>
+      <w:r>
+        <w:rPr>
+          <w:rtl/>
+          <w:cs/>
+          <w:lang w:val="ar_AE" w:bidi="ar_AE"/>
+        </w:rPr>
+        <w:t>قضاة 13: 19</w:t>
+      </w:r>
+    </w:p>
+    <w:p>
+      <w:pPr>
+        <w:pStyle w:val="ListBullet"/>
+        <w:bidi/>
+        <w:spacing w:line="240" w:lineRule="auto"/>
+        <w:ind w:left="720"/>
+      </w:pPr>
+      <w:r>
+        <w:rPr>
+          <w:rtl/>
+          <w:cs/>
+          <w:lang w:val="ar_AE" w:bidi="ar_AE"/>
+        </w:rPr>
+      </w:r>
+      <w:r>
+        <w:rPr>
+          <w:rtl/>
+          <w:cs/>
+          <w:lang w:val="ar_AE" w:bidi="ar_AE"/>
+        </w:rPr>
+        <w:t>لاويين 2: 2</w:t>
+      </w:r>
     </w:p>
     <w:p>
       <w:pPr>
@@ -4966,107 +4720,83 @@
           <w:lang w:val="ar_AE" w:bidi="ar_AE"/>
         </w:rPr>
       </w:r>
-      <w:hyperlink r:id="rId54">
-        <w:r>
-          <w:rPr>
-            <w:rtl/>
-            <w:cs/>
-            <w:lang w:val="ar_AE" w:bidi="ar_AE"/>
-          </w:rPr>
-          <w:rPr>
-            <w:color w:val="0000EE"/>
-            <w:u w:val="single"/>
-          </w:rPr>
-          <w:t>قضاة 16: 4–5</w:t>
-        </w:r>
-      </w:hyperlink>
-    </w:p>
-    <w:p>
-      <w:pPr>
-        <w:pStyle w:val="ListBullet"/>
-        <w:bidi/>
-        <w:spacing w:line="240" w:lineRule="auto"/>
-        <w:ind w:left="720"/>
-      </w:pPr>
-      <w:r>
-        <w:rPr>
-          <w:rtl/>
-          <w:cs/>
-          <w:lang w:val="ar_AE" w:bidi="ar_AE"/>
-        </w:rPr>
-      </w:r>
-      <w:hyperlink r:id="rId55">
-        <w:r>
-          <w:rPr>
-            <w:rtl/>
-            <w:cs/>
-            <w:lang w:val="ar_AE" w:bidi="ar_AE"/>
-          </w:rPr>
-          <w:rPr>
-            <w:color w:val="0000EE"/>
-            <w:u w:val="single"/>
-          </w:rPr>
-          <w:t>قضاة 16: 6–7</w:t>
-        </w:r>
-      </w:hyperlink>
-    </w:p>
-    <w:p>
-      <w:pPr>
-        <w:pStyle w:val="ListBullet"/>
-        <w:bidi/>
-        <w:spacing w:line="240" w:lineRule="auto"/>
-        <w:ind w:left="720"/>
-      </w:pPr>
-      <w:r>
-        <w:rPr>
-          <w:rtl/>
-          <w:cs/>
-          <w:lang w:val="ar_AE" w:bidi="ar_AE"/>
-        </w:rPr>
-      </w:r>
-      <w:hyperlink r:id="rId56">
-        <w:r>
-          <w:rPr>
-            <w:rtl/>
-            <w:cs/>
-            <w:lang w:val="ar_AE" w:bidi="ar_AE"/>
-          </w:rPr>
-          <w:rPr>
-            <w:color w:val="0000EE"/>
-            <w:u w:val="single"/>
-          </w:rPr>
-          <w:t>قضاة 16: 10</w:t>
-        </w:r>
-      </w:hyperlink>
-    </w:p>
-    <w:p>
-      <w:pPr>
-        <w:pStyle w:val="ListBullet"/>
-        <w:bidi/>
-        <w:spacing w:line="240" w:lineRule="auto"/>
-        <w:ind w:left="720"/>
-      </w:pPr>
-      <w:r>
-        <w:rPr>
-          <w:rtl/>
-          <w:cs/>
-          <w:lang w:val="ar_AE" w:bidi="ar_AE"/>
-        </w:rPr>
-      </w:r>
-      <w:hyperlink r:id="rId57">
-        <w:r>
-          <w:rPr>
-            <w:rtl/>
-            <w:cs/>
-            <w:lang w:val="ar_AE" w:bidi="ar_AE"/>
-          </w:rPr>
-          <w:rPr>
-            <w:color w:val="0000EE"/>
-            <w:u w:val="single"/>
-          </w:rPr>
-          <w:t>قضاة 16: 18</w:t>
-        </w:r>
-      </w:hyperlink>
+      <w:r>
+        <w:rPr>
+          <w:rtl/>
+          <w:cs/>
+          <w:lang w:val="ar_AE" w:bidi="ar_AE"/>
+        </w:rPr>
+        <w:t>قضاة 16: 4–5</w:t>
+      </w:r>
+    </w:p>
+    <w:p>
+      <w:pPr>
+        <w:pStyle w:val="ListBullet"/>
+        <w:bidi/>
+        <w:spacing w:line="240" w:lineRule="auto"/>
+        <w:ind w:left="720"/>
+      </w:pPr>
+      <w:r>
+        <w:rPr>
+          <w:rtl/>
+          <w:cs/>
+          <w:lang w:val="ar_AE" w:bidi="ar_AE"/>
+        </w:rPr>
+      </w:r>
+      <w:r>
+        <w:rPr>
+          <w:rtl/>
+          <w:cs/>
+          <w:lang w:val="ar_AE" w:bidi="ar_AE"/>
+        </w:rPr>
+        <w:t>قضاة 16: 6–7</w:t>
+      </w:r>
+    </w:p>
+    <w:p>
+      <w:pPr>
+        <w:pStyle w:val="ListBullet"/>
+        <w:bidi/>
+        <w:spacing w:line="240" w:lineRule="auto"/>
+        <w:ind w:left="720"/>
+      </w:pPr>
+      <w:r>
+        <w:rPr>
+          <w:rtl/>
+          <w:cs/>
+          <w:lang w:val="ar_AE" w:bidi="ar_AE"/>
+        </w:rPr>
+      </w:r>
+      <w:r>
+        <w:rPr>
+          <w:rtl/>
+          <w:cs/>
+          <w:lang w:val="ar_AE" w:bidi="ar_AE"/>
+        </w:rPr>
+        <w:t>قضاة 16: 10</w:t>
+      </w:r>
+    </w:p>
+    <w:p>
+      <w:pPr>
+        <w:pStyle w:val="ListBullet"/>
+        <w:bidi/>
+        <w:spacing w:line="240" w:lineRule="auto"/>
+        <w:ind w:left="720"/>
+      </w:pPr>
+      <w:r>
+        <w:rPr>
+          <w:rtl/>
+          <w:cs/>
+          <w:lang w:val="ar_AE" w:bidi="ar_AE"/>
+        </w:rPr>
+      </w:r>
+      <w:r>
+        <w:rPr>
+          <w:rtl/>
+          <w:cs/>
+          <w:lang w:val="ar_AE" w:bidi="ar_AE"/>
+        </w:rPr>
+        <w:t>قضاة 16: 18</w:t>
+      </w:r>
     </w:p>
     <w:p>
       <w:pPr>
@@ -5433,165 +5163,129 @@
           <w:lang w:val="ar_AE" w:bidi="ar_AE"/>
         </w:rPr>
       </w:r>
-      <w:hyperlink r:id="rId58">
-        <w:r>
-          <w:rPr>
-            <w:rtl/>
-            <w:cs/>
-            <w:lang w:val="ar_AE" w:bidi="ar_AE"/>
-          </w:rPr>
-          <w:rPr>
-            <w:color w:val="0000EE"/>
-            <w:u w:val="single"/>
-          </w:rPr>
-          <w:t>أخبار الأيام الثاني24: 23–24</w:t>
-        </w:r>
-      </w:hyperlink>
-    </w:p>
-    <w:p>
-      <w:pPr>
-        <w:pStyle w:val="ListBullet"/>
-        <w:bidi/>
-        <w:spacing w:line="240" w:lineRule="auto"/>
-        <w:ind w:left="720"/>
-      </w:pPr>
-      <w:r>
-        <w:rPr>
-          <w:rtl/>
-          <w:cs/>
-          <w:lang w:val="ar_AE" w:bidi="ar_AE"/>
-        </w:rPr>
-      </w:r>
-      <w:hyperlink r:id="rId59">
-        <w:r>
-          <w:rPr>
-            <w:rtl/>
-            <w:cs/>
-            <w:lang w:val="ar_AE" w:bidi="ar_AE"/>
-          </w:rPr>
-          <w:rPr>
-            <w:color w:val="0000EE"/>
-            <w:u w:val="single"/>
-          </w:rPr>
-          <w:t>أعمال الرسل 9:1–2</w:t>
-        </w:r>
-      </w:hyperlink>
-    </w:p>
-    <w:p>
-      <w:pPr>
-        <w:pStyle w:val="ListBullet"/>
-        <w:bidi/>
-        <w:spacing w:line="240" w:lineRule="auto"/>
-        <w:ind w:left="720"/>
-      </w:pPr>
-      <w:r>
-        <w:rPr>
-          <w:rtl/>
-          <w:cs/>
-          <w:lang w:val="ar_AE" w:bidi="ar_AE"/>
-        </w:rPr>
-      </w:r>
-      <w:hyperlink r:id="rId60">
-        <w:r>
-          <w:rPr>
-            <w:rtl/>
-            <w:cs/>
-            <w:lang w:val="ar_AE" w:bidi="ar_AE"/>
-          </w:rPr>
-          <w:rPr>
-            <w:color w:val="0000EE"/>
-            <w:u w:val="single"/>
-          </w:rPr>
-          <w:t>أعمال الرسل 9:3</w:t>
-        </w:r>
-      </w:hyperlink>
-    </w:p>
-    <w:p>
-      <w:pPr>
-        <w:pStyle w:val="ListBullet"/>
-        <w:bidi/>
-        <w:spacing w:line="240" w:lineRule="auto"/>
-        <w:ind w:left="720"/>
-      </w:pPr>
-      <w:r>
-        <w:rPr>
-          <w:rtl/>
-          <w:cs/>
-          <w:lang w:val="ar_AE" w:bidi="ar_AE"/>
-        </w:rPr>
-      </w:r>
-      <w:hyperlink r:id="rId61">
-        <w:r>
-          <w:rPr>
-            <w:rtl/>
-            <w:cs/>
-            <w:lang w:val="ar_AE" w:bidi="ar_AE"/>
-          </w:rPr>
-          <w:rPr>
-            <w:color w:val="0000EE"/>
-            <w:u w:val="single"/>
-          </w:rPr>
-          <w:t>أعمال الرسل 26:12</w:t>
-        </w:r>
-      </w:hyperlink>
-    </w:p>
-    <w:p>
-      <w:pPr>
-        <w:pStyle w:val="ListBullet"/>
-        <w:bidi/>
-        <w:spacing w:line="240" w:lineRule="auto"/>
-        <w:ind w:left="720"/>
-      </w:pPr>
-      <w:r>
-        <w:rPr>
-          <w:rtl/>
-          <w:cs/>
-          <w:lang w:val="ar_AE" w:bidi="ar_AE"/>
-        </w:rPr>
-      </w:r>
-      <w:hyperlink r:id="rId62">
-        <w:r>
-          <w:rPr>
-            <w:rtl/>
-            <w:cs/>
-            <w:lang w:val="ar_AE" w:bidi="ar_AE"/>
-          </w:rPr>
-          <w:rPr>
-            <w:color w:val="0000EE"/>
-            <w:u w:val="single"/>
-          </w:rPr>
-          <w:t>غلاطية 1:15–17</w:t>
-        </w:r>
-      </w:hyperlink>
-    </w:p>
-    <w:p>
-      <w:pPr>
-        <w:pStyle w:val="ListBullet"/>
-        <w:bidi/>
-        <w:spacing w:line="240" w:lineRule="auto"/>
-        <w:ind w:left="720"/>
-      </w:pPr>
-      <w:r>
-        <w:rPr>
-          <w:rtl/>
-          <w:cs/>
-          <w:lang w:val="ar_AE" w:bidi="ar_AE"/>
-        </w:rPr>
-      </w:r>
-      <w:hyperlink r:id="rId63">
-        <w:r>
-          <w:rPr>
-            <w:rtl/>
-            <w:cs/>
-            <w:lang w:val="ar_AE" w:bidi="ar_AE"/>
-          </w:rPr>
-          <w:rPr>
-            <w:color w:val="0000EE"/>
-            <w:u w:val="single"/>
-          </w:rPr>
-          <w:t>تكوين 14:15–16</w:t>
-        </w:r>
-      </w:hyperlink>
+      <w:r>
+        <w:rPr>
+          <w:rtl/>
+          <w:cs/>
+          <w:lang w:val="ar_AE" w:bidi="ar_AE"/>
+        </w:rPr>
+        <w:t>أخبار الأيام الثاني24: 23–24</w:t>
+      </w:r>
+    </w:p>
+    <w:p>
+      <w:pPr>
+        <w:pStyle w:val="ListBullet"/>
+        <w:bidi/>
+        <w:spacing w:line="240" w:lineRule="auto"/>
+        <w:ind w:left="720"/>
+      </w:pPr>
+      <w:r>
+        <w:rPr>
+          <w:rtl/>
+          <w:cs/>
+          <w:lang w:val="ar_AE" w:bidi="ar_AE"/>
+        </w:rPr>
+      </w:r>
+      <w:r>
+        <w:rPr>
+          <w:rtl/>
+          <w:cs/>
+          <w:lang w:val="ar_AE" w:bidi="ar_AE"/>
+        </w:rPr>
+        <w:t>أعمال الرسل 9:1–2</w:t>
+      </w:r>
+    </w:p>
+    <w:p>
+      <w:pPr>
+        <w:pStyle w:val="ListBullet"/>
+        <w:bidi/>
+        <w:spacing w:line="240" w:lineRule="auto"/>
+        <w:ind w:left="720"/>
+      </w:pPr>
+      <w:r>
+        <w:rPr>
+          <w:rtl/>
+          <w:cs/>
+          <w:lang w:val="ar_AE" w:bidi="ar_AE"/>
+        </w:rPr>
+      </w:r>
+      <w:r>
+        <w:rPr>
+          <w:rtl/>
+          <w:cs/>
+          <w:lang w:val="ar_AE" w:bidi="ar_AE"/>
+        </w:rPr>
+        <w:t>أعمال الرسل 9:3</w:t>
+      </w:r>
+    </w:p>
+    <w:p>
+      <w:pPr>
+        <w:pStyle w:val="ListBullet"/>
+        <w:bidi/>
+        <w:spacing w:line="240" w:lineRule="auto"/>
+        <w:ind w:left="720"/>
+      </w:pPr>
+      <w:r>
+        <w:rPr>
+          <w:rtl/>
+          <w:cs/>
+          <w:lang w:val="ar_AE" w:bidi="ar_AE"/>
+        </w:rPr>
+      </w:r>
+      <w:r>
+        <w:rPr>
+          <w:rtl/>
+          <w:cs/>
+          <w:lang w:val="ar_AE" w:bidi="ar_AE"/>
+        </w:rPr>
+        <w:t>أعمال الرسل 26:12</w:t>
+      </w:r>
+    </w:p>
+    <w:p>
+      <w:pPr>
+        <w:pStyle w:val="ListBullet"/>
+        <w:bidi/>
+        <w:spacing w:line="240" w:lineRule="auto"/>
+        <w:ind w:left="720"/>
+      </w:pPr>
+      <w:r>
+        <w:rPr>
+          <w:rtl/>
+          <w:cs/>
+          <w:lang w:val="ar_AE" w:bidi="ar_AE"/>
+        </w:rPr>
+      </w:r>
+      <w:r>
+        <w:rPr>
+          <w:rtl/>
+          <w:cs/>
+          <w:lang w:val="ar_AE" w:bidi="ar_AE"/>
+        </w:rPr>
+        <w:t>غلاطية 1:15–17</w:t>
+      </w:r>
+    </w:p>
+    <w:p>
+      <w:pPr>
+        <w:pStyle w:val="ListBullet"/>
+        <w:bidi/>
+        <w:spacing w:line="240" w:lineRule="auto"/>
+        <w:ind w:left="720"/>
+      </w:pPr>
+      <w:r>
+        <w:rPr>
+          <w:rtl/>
+          <w:cs/>
+          <w:lang w:val="ar_AE" w:bidi="ar_AE"/>
+        </w:rPr>
+      </w:r>
+      <w:r>
+        <w:rPr>
+          <w:rtl/>
+          <w:cs/>
+          <w:lang w:val="ar_AE" w:bidi="ar_AE"/>
+        </w:rPr>
+        <w:t>تكوين 14:15–16</w:t>
+      </w:r>
     </w:p>
     <w:p>
       <w:pPr>
@@ -5966,223 +5660,175 @@
           <w:lang w:val="ar_AE" w:bidi="ar_AE"/>
         </w:rPr>
       </w:r>
-      <w:hyperlink r:id="rId64">
-        <w:r>
-          <w:rPr>
-            <w:rtl/>
-            <w:cs/>
-            <w:lang w:val="ar_AE" w:bidi="ar_AE"/>
-          </w:rPr>
-          <w:rPr>
-            <w:color w:val="0000EE"/>
-            <w:u w:val="single"/>
-          </w:rPr>
-          <w:t>الملوك الثاني23 :8</w:t>
-        </w:r>
-      </w:hyperlink>
-    </w:p>
-    <w:p>
-      <w:pPr>
-        <w:pStyle w:val="ListBullet"/>
-        <w:bidi/>
-        <w:spacing w:line="240" w:lineRule="auto"/>
-        <w:ind w:left="720"/>
-      </w:pPr>
-      <w:r>
-        <w:rPr>
-          <w:rtl/>
-          <w:cs/>
-          <w:lang w:val="ar_AE" w:bidi="ar_AE"/>
-        </w:rPr>
-      </w:r>
-      <w:hyperlink r:id="rId65">
-        <w:r>
-          <w:rPr>
-            <w:rtl/>
-            <w:cs/>
-            <w:lang w:val="ar_AE" w:bidi="ar_AE"/>
-          </w:rPr>
-          <w:rPr>
-            <w:color w:val="0000EE"/>
-            <w:u w:val="single"/>
-          </w:rPr>
-          <w:t>خروج20 :24–26</w:t>
-        </w:r>
-      </w:hyperlink>
-    </w:p>
-    <w:p>
-      <w:pPr>
-        <w:pStyle w:val="ListBullet"/>
-        <w:bidi/>
-        <w:spacing w:line="240" w:lineRule="auto"/>
-        <w:ind w:left="720"/>
-      </w:pPr>
-      <w:r>
-        <w:rPr>
-          <w:rtl/>
-          <w:cs/>
-          <w:lang w:val="ar_AE" w:bidi="ar_AE"/>
-        </w:rPr>
-      </w:r>
-      <w:hyperlink r:id="rId66">
-        <w:r>
-          <w:rPr>
-            <w:rtl/>
-            <w:cs/>
-            <w:lang w:val="ar_AE" w:bidi="ar_AE"/>
-          </w:rPr>
-          <w:rPr>
-            <w:color w:val="0000EE"/>
-            <w:u w:val="single"/>
-          </w:rPr>
-          <w:t>تكوين34 :27</w:t>
-        </w:r>
-      </w:hyperlink>
-    </w:p>
-    <w:p>
-      <w:pPr>
-        <w:pStyle w:val="ListBullet"/>
-        <w:bidi/>
-        <w:spacing w:line="240" w:lineRule="auto"/>
-        <w:ind w:left="720"/>
-      </w:pPr>
-      <w:r>
-        <w:rPr>
-          <w:rtl/>
-          <w:cs/>
-          <w:lang w:val="ar_AE" w:bidi="ar_AE"/>
-        </w:rPr>
-      </w:r>
-      <w:hyperlink r:id="rId67">
-        <w:r>
-          <w:rPr>
-            <w:rtl/>
-            <w:cs/>
-            <w:lang w:val="ar_AE" w:bidi="ar_AE"/>
-          </w:rPr>
-          <w:rPr>
-            <w:color w:val="0000EE"/>
-            <w:u w:val="single"/>
-          </w:rPr>
-          <w:t>تكوين49 :4</w:t>
-        </w:r>
-      </w:hyperlink>
-    </w:p>
-    <w:p>
-      <w:pPr>
-        <w:pStyle w:val="ListBullet"/>
-        <w:bidi/>
-        <w:spacing w:line="240" w:lineRule="auto"/>
-        <w:ind w:left="720"/>
-      </w:pPr>
-      <w:r>
-        <w:rPr>
-          <w:rtl/>
-          <w:cs/>
-          <w:lang w:val="ar_AE" w:bidi="ar_AE"/>
-        </w:rPr>
-      </w:r>
-      <w:hyperlink r:id="rId68">
-        <w:r>
-          <w:rPr>
-            <w:rtl/>
-            <w:cs/>
-            <w:lang w:val="ar_AE" w:bidi="ar_AE"/>
-          </w:rPr>
-          <w:rPr>
-            <w:color w:val="0000EE"/>
-            <w:u w:val="single"/>
-          </w:rPr>
-          <w:t>إشعياء43 :27–28</w:t>
-        </w:r>
-      </w:hyperlink>
-    </w:p>
-    <w:p>
-      <w:pPr>
-        <w:pStyle w:val="ListBullet"/>
-        <w:bidi/>
-        <w:spacing w:line="240" w:lineRule="auto"/>
-        <w:ind w:left="720"/>
-      </w:pPr>
-      <w:r>
-        <w:rPr>
-          <w:rtl/>
-          <w:cs/>
-          <w:lang w:val="ar_AE" w:bidi="ar_AE"/>
-        </w:rPr>
-      </w:r>
-      <w:hyperlink r:id="rId69">
-        <w:r>
-          <w:rPr>
-            <w:rtl/>
-            <w:cs/>
-            <w:lang w:val="ar_AE" w:bidi="ar_AE"/>
-          </w:rPr>
-          <w:rPr>
-            <w:color w:val="0000EE"/>
-            <w:u w:val="single"/>
-          </w:rPr>
-          <w:t>اللاويين11 :43–45</w:t>
-        </w:r>
-      </w:hyperlink>
-    </w:p>
-    <w:p>
-      <w:pPr>
-        <w:pStyle w:val="ListBullet"/>
-        <w:bidi/>
-        <w:spacing w:line="240" w:lineRule="auto"/>
-        <w:ind w:left="720"/>
-      </w:pPr>
-      <w:r>
-        <w:rPr>
-          <w:rtl/>
-          <w:cs/>
-          <w:lang w:val="ar_AE" w:bidi="ar_AE"/>
-        </w:rPr>
-      </w:r>
-      <w:hyperlink r:id="rId70">
-        <w:r>
-          <w:rPr>
-            <w:rtl/>
-            <w:cs/>
-            <w:lang w:val="ar_AE" w:bidi="ar_AE"/>
-          </w:rPr>
-          <w:rPr>
-            <w:color w:val="0000EE"/>
-            <w:u w:val="single"/>
-          </w:rPr>
-          <w:t>مرقس7 :14–16</w:t>
-        </w:r>
-      </w:hyperlink>
-    </w:p>
-    <w:p>
-      <w:pPr>
-        <w:pStyle w:val="ListBullet"/>
-        <w:bidi/>
-        <w:spacing w:line="240" w:lineRule="auto"/>
-        <w:ind w:left="720"/>
-      </w:pPr>
-      <w:r>
-        <w:rPr>
-          <w:rtl/>
-          <w:cs/>
-          <w:lang w:val="ar_AE" w:bidi="ar_AE"/>
-        </w:rPr>
-      </w:r>
-      <w:hyperlink r:id="rId71">
-        <w:r>
-          <w:rPr>
-            <w:rtl/>
-            <w:cs/>
-            <w:lang w:val="ar_AE" w:bidi="ar_AE"/>
-          </w:rPr>
-          <w:rPr>
-            <w:color w:val="0000EE"/>
-            <w:u w:val="single"/>
-          </w:rPr>
-          <w:t>متى15 :10</w:t>
-        </w:r>
-      </w:hyperlink>
+      <w:r>
+        <w:rPr>
+          <w:rtl/>
+          <w:cs/>
+          <w:lang w:val="ar_AE" w:bidi="ar_AE"/>
+        </w:rPr>
+        <w:t>الملوك الثاني23 :8</w:t>
+      </w:r>
+    </w:p>
+    <w:p>
+      <w:pPr>
+        <w:pStyle w:val="ListBullet"/>
+        <w:bidi/>
+        <w:spacing w:line="240" w:lineRule="auto"/>
+        <w:ind w:left="720"/>
+      </w:pPr>
+      <w:r>
+        <w:rPr>
+          <w:rtl/>
+          <w:cs/>
+          <w:lang w:val="ar_AE" w:bidi="ar_AE"/>
+        </w:rPr>
+      </w:r>
+      <w:r>
+        <w:rPr>
+          <w:rtl/>
+          <w:cs/>
+          <w:lang w:val="ar_AE" w:bidi="ar_AE"/>
+        </w:rPr>
+        <w:t>خروج20 :24–26</w:t>
+      </w:r>
+    </w:p>
+    <w:p>
+      <w:pPr>
+        <w:pStyle w:val="ListBullet"/>
+        <w:bidi/>
+        <w:spacing w:line="240" w:lineRule="auto"/>
+        <w:ind w:left="720"/>
+      </w:pPr>
+      <w:r>
+        <w:rPr>
+          <w:rtl/>
+          <w:cs/>
+          <w:lang w:val="ar_AE" w:bidi="ar_AE"/>
+        </w:rPr>
+      </w:r>
+      <w:r>
+        <w:rPr>
+          <w:rtl/>
+          <w:cs/>
+          <w:lang w:val="ar_AE" w:bidi="ar_AE"/>
+        </w:rPr>
+        <w:t>تكوين34 :27</w:t>
+      </w:r>
+    </w:p>
+    <w:p>
+      <w:pPr>
+        <w:pStyle w:val="ListBullet"/>
+        <w:bidi/>
+        <w:spacing w:line="240" w:lineRule="auto"/>
+        <w:ind w:left="720"/>
+      </w:pPr>
+      <w:r>
+        <w:rPr>
+          <w:rtl/>
+          <w:cs/>
+          <w:lang w:val="ar_AE" w:bidi="ar_AE"/>
+        </w:rPr>
+      </w:r>
+      <w:r>
+        <w:rPr>
+          <w:rtl/>
+          <w:cs/>
+          <w:lang w:val="ar_AE" w:bidi="ar_AE"/>
+        </w:rPr>
+        <w:t>تكوين49 :4</w:t>
+      </w:r>
+    </w:p>
+    <w:p>
+      <w:pPr>
+        <w:pStyle w:val="ListBullet"/>
+        <w:bidi/>
+        <w:spacing w:line="240" w:lineRule="auto"/>
+        <w:ind w:left="720"/>
+      </w:pPr>
+      <w:r>
+        <w:rPr>
+          <w:rtl/>
+          <w:cs/>
+          <w:lang w:val="ar_AE" w:bidi="ar_AE"/>
+        </w:rPr>
+      </w:r>
+      <w:r>
+        <w:rPr>
+          <w:rtl/>
+          <w:cs/>
+          <w:lang w:val="ar_AE" w:bidi="ar_AE"/>
+        </w:rPr>
+        <w:t>إشعياء43 :27–28</w:t>
+      </w:r>
+    </w:p>
+    <w:p>
+      <w:pPr>
+        <w:pStyle w:val="ListBullet"/>
+        <w:bidi/>
+        <w:spacing w:line="240" w:lineRule="auto"/>
+        <w:ind w:left="720"/>
+      </w:pPr>
+      <w:r>
+        <w:rPr>
+          <w:rtl/>
+          <w:cs/>
+          <w:lang w:val="ar_AE" w:bidi="ar_AE"/>
+        </w:rPr>
+      </w:r>
+      <w:r>
+        <w:rPr>
+          <w:rtl/>
+          <w:cs/>
+          <w:lang w:val="ar_AE" w:bidi="ar_AE"/>
+        </w:rPr>
+        <w:t>اللاويين11 :43–45</w:t>
+      </w:r>
+    </w:p>
+    <w:p>
+      <w:pPr>
+        <w:pStyle w:val="ListBullet"/>
+        <w:bidi/>
+        <w:spacing w:line="240" w:lineRule="auto"/>
+        <w:ind w:left="720"/>
+      </w:pPr>
+      <w:r>
+        <w:rPr>
+          <w:rtl/>
+          <w:cs/>
+          <w:lang w:val="ar_AE" w:bidi="ar_AE"/>
+        </w:rPr>
+      </w:r>
+      <w:r>
+        <w:rPr>
+          <w:rtl/>
+          <w:cs/>
+          <w:lang w:val="ar_AE" w:bidi="ar_AE"/>
+        </w:rPr>
+        <w:t>مرقس7 :14–16</w:t>
+      </w:r>
+    </w:p>
+    <w:p>
+      <w:pPr>
+        <w:pStyle w:val="ListBullet"/>
+        <w:bidi/>
+        <w:spacing w:line="240" w:lineRule="auto"/>
+        <w:ind w:left="720"/>
+      </w:pPr>
+      <w:r>
+        <w:rPr>
+          <w:rtl/>
+          <w:cs/>
+          <w:lang w:val="ar_AE" w:bidi="ar_AE"/>
+        </w:rPr>
+      </w:r>
+      <w:r>
+        <w:rPr>
+          <w:rtl/>
+          <w:cs/>
+          <w:lang w:val="ar_AE" w:bidi="ar_AE"/>
+        </w:rPr>
+        <w:t>متى15 :10</w:t>
+      </w:r>
     </w:p>
     <w:p>
       <w:pPr>
@@ -6531,223 +6177,175 @@
           <w:lang w:val="ar_AE" w:bidi="ar_AE"/>
         </w:rPr>
       </w:r>
-      <w:hyperlink r:id="rId72">
-        <w:r>
-          <w:rPr>
-            <w:rtl/>
-            <w:cs/>
-            <w:lang w:val="ar_AE" w:bidi="ar_AE"/>
-          </w:rPr>
-          <w:rPr>
-            <w:color w:val="0000EE"/>
-            <w:u w:val="single"/>
-          </w:rPr>
-          <w:t>1 يوحنا 3: 20</w:t>
-        </w:r>
-      </w:hyperlink>
-    </w:p>
-    <w:p>
-      <w:pPr>
-        <w:pStyle w:val="ListBullet"/>
-        <w:bidi/>
-        <w:spacing w:line="240" w:lineRule="auto"/>
-        <w:ind w:left="720"/>
-      </w:pPr>
-      <w:r>
-        <w:rPr>
-          <w:rtl/>
-          <w:cs/>
-          <w:lang w:val="ar_AE" w:bidi="ar_AE"/>
-        </w:rPr>
-      </w:r>
-      <w:hyperlink r:id="rId73">
-        <w:r>
-          <w:rPr>
-            <w:rtl/>
-            <w:cs/>
-            <w:lang w:val="ar_AE" w:bidi="ar_AE"/>
-          </w:rPr>
-          <w:rPr>
-            <w:color w:val="0000EE"/>
-            <w:u w:val="single"/>
-          </w:rPr>
-          <w:t>أيوب 9: 29</w:t>
-        </w:r>
-      </w:hyperlink>
-    </w:p>
-    <w:p>
-      <w:pPr>
-        <w:pStyle w:val="ListBullet"/>
-        <w:bidi/>
-        <w:spacing w:line="240" w:lineRule="auto"/>
-        <w:ind w:left="720"/>
-      </w:pPr>
-      <w:r>
-        <w:rPr>
-          <w:rtl/>
-          <w:cs/>
-          <w:lang w:val="ar_AE" w:bidi="ar_AE"/>
-        </w:rPr>
-      </w:r>
-      <w:hyperlink r:id="rId74">
-        <w:r>
-          <w:rPr>
-            <w:rtl/>
-            <w:cs/>
-            <w:lang w:val="ar_AE" w:bidi="ar_AE"/>
-          </w:rPr>
-          <w:rPr>
-            <w:color w:val="0000EE"/>
-            <w:u w:val="single"/>
-          </w:rPr>
-          <w:t>يوحنا 5: 24</w:t>
-        </w:r>
-      </w:hyperlink>
-    </w:p>
-    <w:p>
-      <w:pPr>
-        <w:pStyle w:val="ListBullet"/>
-        <w:bidi/>
-        <w:spacing w:line="240" w:lineRule="auto"/>
-        <w:ind w:left="720"/>
-      </w:pPr>
-      <w:r>
-        <w:rPr>
-          <w:rtl/>
-          <w:cs/>
-          <w:lang w:val="ar_AE" w:bidi="ar_AE"/>
-        </w:rPr>
-      </w:r>
-      <w:hyperlink r:id="rId75">
-        <w:r>
-          <w:rPr>
-            <w:rtl/>
-            <w:cs/>
-            <w:lang w:val="ar_AE" w:bidi="ar_AE"/>
-          </w:rPr>
-          <w:rPr>
-            <w:color w:val="0000EE"/>
-            <w:u w:val="single"/>
-          </w:rPr>
-          <w:t>لوقا 6: 37</w:t>
-        </w:r>
-      </w:hyperlink>
-    </w:p>
-    <w:p>
-      <w:pPr>
-        <w:pStyle w:val="ListBullet"/>
-        <w:bidi/>
-        <w:spacing w:line="240" w:lineRule="auto"/>
-        <w:ind w:left="720"/>
-      </w:pPr>
-      <w:r>
-        <w:rPr>
-          <w:rtl/>
-          <w:cs/>
-          <w:lang w:val="ar_AE" w:bidi="ar_AE"/>
-        </w:rPr>
-      </w:r>
-      <w:hyperlink r:id="rId76">
-        <w:r>
-          <w:rPr>
-            <w:rtl/>
-            <w:cs/>
-            <w:lang w:val="ar_AE" w:bidi="ar_AE"/>
-          </w:rPr>
-          <w:rPr>
-            <w:color w:val="0000EE"/>
-            <w:u w:val="single"/>
-          </w:rPr>
-          <w:t>متى 12: 7</w:t>
-        </w:r>
-      </w:hyperlink>
-    </w:p>
-    <w:p>
-      <w:pPr>
-        <w:pStyle w:val="ListBullet"/>
-        <w:bidi/>
-        <w:spacing w:line="240" w:lineRule="auto"/>
-        <w:ind w:left="720"/>
-      </w:pPr>
-      <w:r>
-        <w:rPr>
-          <w:rtl/>
-          <w:cs/>
-          <w:lang w:val="ar_AE" w:bidi="ar_AE"/>
-        </w:rPr>
-      </w:r>
-      <w:hyperlink r:id="rId77">
-        <w:r>
-          <w:rPr>
-            <w:rtl/>
-            <w:cs/>
-            <w:lang w:val="ar_AE" w:bidi="ar_AE"/>
-          </w:rPr>
-          <w:rPr>
-            <w:color w:val="0000EE"/>
-            <w:u w:val="single"/>
-          </w:rPr>
-          <w:t>أمثال 17: 15–16</w:t>
-        </w:r>
-      </w:hyperlink>
-    </w:p>
-    <w:p>
-      <w:pPr>
-        <w:pStyle w:val="ListBullet"/>
-        <w:bidi/>
-        <w:spacing w:line="240" w:lineRule="auto"/>
-        <w:ind w:left="720"/>
-      </w:pPr>
-      <w:r>
-        <w:rPr>
-          <w:rtl/>
-          <w:cs/>
-          <w:lang w:val="ar_AE" w:bidi="ar_AE"/>
-        </w:rPr>
-      </w:r>
-      <w:hyperlink r:id="rId78">
-        <w:r>
-          <w:rPr>
-            <w:rtl/>
-            <w:cs/>
-            <w:lang w:val="ar_AE" w:bidi="ar_AE"/>
-          </w:rPr>
-          <w:rPr>
-            <w:color w:val="0000EE"/>
-            <w:u w:val="single"/>
-          </w:rPr>
-          <w:t>مزامير 34: 22</w:t>
-        </w:r>
-      </w:hyperlink>
-    </w:p>
-    <w:p>
-      <w:pPr>
-        <w:pStyle w:val="ListBullet"/>
-        <w:bidi/>
-        <w:spacing w:line="240" w:lineRule="auto"/>
-        <w:ind w:left="720"/>
-      </w:pPr>
-      <w:r>
-        <w:rPr>
-          <w:rtl/>
-          <w:cs/>
-          <w:lang w:val="ar_AE" w:bidi="ar_AE"/>
-        </w:rPr>
-      </w:r>
-      <w:hyperlink r:id="rId79">
-        <w:r>
-          <w:rPr>
-            <w:rtl/>
-            <w:cs/>
-            <w:lang w:val="ar_AE" w:bidi="ar_AE"/>
-          </w:rPr>
-          <w:rPr>
-            <w:color w:val="0000EE"/>
-            <w:u w:val="single"/>
-          </w:rPr>
-          <w:t>رومية 5: 16</w:t>
-        </w:r>
-      </w:hyperlink>
+      <w:r>
+        <w:rPr>
+          <w:rtl/>
+          <w:cs/>
+          <w:lang w:val="ar_AE" w:bidi="ar_AE"/>
+        </w:rPr>
+        <w:t>1 يوحنا 3: 20</w:t>
+      </w:r>
+    </w:p>
+    <w:p>
+      <w:pPr>
+        <w:pStyle w:val="ListBullet"/>
+        <w:bidi/>
+        <w:spacing w:line="240" w:lineRule="auto"/>
+        <w:ind w:left="720"/>
+      </w:pPr>
+      <w:r>
+        <w:rPr>
+          <w:rtl/>
+          <w:cs/>
+          <w:lang w:val="ar_AE" w:bidi="ar_AE"/>
+        </w:rPr>
+      </w:r>
+      <w:r>
+        <w:rPr>
+          <w:rtl/>
+          <w:cs/>
+          <w:lang w:val="ar_AE" w:bidi="ar_AE"/>
+        </w:rPr>
+        <w:t>أيوب 9: 29</w:t>
+      </w:r>
+    </w:p>
+    <w:p>
+      <w:pPr>
+        <w:pStyle w:val="ListBullet"/>
+        <w:bidi/>
+        <w:spacing w:line="240" w:lineRule="auto"/>
+        <w:ind w:left="720"/>
+      </w:pPr>
+      <w:r>
+        <w:rPr>
+          <w:rtl/>
+          <w:cs/>
+          <w:lang w:val="ar_AE" w:bidi="ar_AE"/>
+        </w:rPr>
+      </w:r>
+      <w:r>
+        <w:rPr>
+          <w:rtl/>
+          <w:cs/>
+          <w:lang w:val="ar_AE" w:bidi="ar_AE"/>
+        </w:rPr>
+        <w:t>يوحنا 5: 24</w:t>
+      </w:r>
+    </w:p>
+    <w:p>
+      <w:pPr>
+        <w:pStyle w:val="ListBullet"/>
+        <w:bidi/>
+        <w:spacing w:line="240" w:lineRule="auto"/>
+        <w:ind w:left="720"/>
+      </w:pPr>
+      <w:r>
+        <w:rPr>
+          <w:rtl/>
+          <w:cs/>
+          <w:lang w:val="ar_AE" w:bidi="ar_AE"/>
+        </w:rPr>
+      </w:r>
+      <w:r>
+        <w:rPr>
+          <w:rtl/>
+          <w:cs/>
+          <w:lang w:val="ar_AE" w:bidi="ar_AE"/>
+        </w:rPr>
+        <w:t>لوقا 6: 37</w:t>
+      </w:r>
+    </w:p>
+    <w:p>
+      <w:pPr>
+        <w:pStyle w:val="ListBullet"/>
+        <w:bidi/>
+        <w:spacing w:line="240" w:lineRule="auto"/>
+        <w:ind w:left="720"/>
+      </w:pPr>
+      <w:r>
+        <w:rPr>
+          <w:rtl/>
+          <w:cs/>
+          <w:lang w:val="ar_AE" w:bidi="ar_AE"/>
+        </w:rPr>
+      </w:r>
+      <w:r>
+        <w:rPr>
+          <w:rtl/>
+          <w:cs/>
+          <w:lang w:val="ar_AE" w:bidi="ar_AE"/>
+        </w:rPr>
+        <w:t>متى 12: 7</w:t>
+      </w:r>
+    </w:p>
+    <w:p>
+      <w:pPr>
+        <w:pStyle w:val="ListBullet"/>
+        <w:bidi/>
+        <w:spacing w:line="240" w:lineRule="auto"/>
+        <w:ind w:left="720"/>
+      </w:pPr>
+      <w:r>
+        <w:rPr>
+          <w:rtl/>
+          <w:cs/>
+          <w:lang w:val="ar_AE" w:bidi="ar_AE"/>
+        </w:rPr>
+      </w:r>
+      <w:r>
+        <w:rPr>
+          <w:rtl/>
+          <w:cs/>
+          <w:lang w:val="ar_AE" w:bidi="ar_AE"/>
+        </w:rPr>
+        <w:t>أمثال 17: 15–16</w:t>
+      </w:r>
+    </w:p>
+    <w:p>
+      <w:pPr>
+        <w:pStyle w:val="ListBullet"/>
+        <w:bidi/>
+        <w:spacing w:line="240" w:lineRule="auto"/>
+        <w:ind w:left="720"/>
+      </w:pPr>
+      <w:r>
+        <w:rPr>
+          <w:rtl/>
+          <w:cs/>
+          <w:lang w:val="ar_AE" w:bidi="ar_AE"/>
+        </w:rPr>
+      </w:r>
+      <w:r>
+        <w:rPr>
+          <w:rtl/>
+          <w:cs/>
+          <w:lang w:val="ar_AE" w:bidi="ar_AE"/>
+        </w:rPr>
+        <w:t>مزامير 34: 22</w:t>
+      </w:r>
+    </w:p>
+    <w:p>
+      <w:pPr>
+        <w:pStyle w:val="ListBullet"/>
+        <w:bidi/>
+        <w:spacing w:line="240" w:lineRule="auto"/>
+        <w:ind w:left="720"/>
+      </w:pPr>
+      <w:r>
+        <w:rPr>
+          <w:rtl/>
+          <w:cs/>
+          <w:lang w:val="ar_AE" w:bidi="ar_AE"/>
+        </w:rPr>
+      </w:r>
+      <w:r>
+        <w:rPr>
+          <w:rtl/>
+          <w:cs/>
+          <w:lang w:val="ar_AE" w:bidi="ar_AE"/>
+        </w:rPr>
+        <w:t>رومية 5: 16</w:t>
+      </w:r>
     </w:p>
     <w:p>
       <w:pPr>

--- a/arb/docx/008.content.docx
+++ b/arb/docx/008.content.docx
@@ -3860,23 +3860,7 @@
           <w:cs/>
           <w:lang w:val="ar_AE" w:bidi="ar_AE"/>
         </w:rPr>
-        <w:t xml:space="preserve">, </w:t>
-      </w:r>
-      <w:r>
-        <w:rPr>
-          <w:rtl/>
-          <w:cs/>
-          <w:lang w:val="ar_AE" w:bidi="ar_AE"/>
-        </w:rPr>
-        <w:t>يخترق</w:t>
-      </w:r>
-      <w:r>
-        <w:rPr>
-          <w:rtl/>
-          <w:cs/>
-          <w:lang w:val="ar_AE" w:bidi="ar_AE"/>
-        </w:rPr>
-        <w:t xml:space="preserve">, </w:t>
+        <w:t xml:space="preserve">, يخترق, </w:t>
       </w:r>
       <w:r>
         <w:rPr>
